--- a/input/srs_report/BC4_PDTD_DTM_SRS_v1.0.docx
+++ b/input/srs_report/BC4_PDTD_DTM_SRS_v1.0.docx
@@ -1,6 +1,6 @@
 
 <file path=word/document.xml><?xml version="1.0" encoding="utf-8"?>
-<w:document xmlns:wpc="http://schemas.microsoft.com/office/word/2010/wordprocessingCanvas" xmlns:cx="http://schemas.microsoft.com/office/drawing/2014/chartex" xmlns:cx1="http://schemas.microsoft.com/office/drawing/2015/9/8/chartex" xmlns:cx2="http://schemas.microsoft.com/office/drawing/2015/10/21/chartex" xmlns:cx3="http://schemas.microsoft.com/office/drawing/2016/5/9/chartex" xmlns:cx4="http://schemas.microsoft.com/office/drawing/2016/5/10/chartex" xmlns:cx5="http://schemas.microsoft.com/office/drawing/2016/5/11/chartex" xmlns:cx6="http://schemas.microsoft.com/office/drawing/2016/5/12/chartex" xmlns:cx7="http://schemas.microsoft.com/office/drawing/2016/5/13/chartex" xmlns:cx8="http://schemas.microsoft.com/office/drawing/2016/5/14/chartex" xmlns:mc="http://schemas.openxmlformats.org/markup-compatibility/2006" xmlns:aink="http://schemas.microsoft.com/office/drawing/2016/ink" xmlns:am3d="http://schemas.microsoft.com/office/drawing/2017/model3d" xmlns:o="urn:schemas-microsoft-com:office:office" xmlns:oel="http://schemas.microsoft.com/office/2019/extlst" xmlns:r="http://schemas.openxmlformats.org/officeDocument/2006/relationships" xmlns:m="http://schemas.openxmlformats.org/officeDocument/2006/math" xmlns:v="urn:schemas-microsoft-com:vml" xmlns:wp14="http://schemas.microsoft.com/office/word/2010/wordprocessingDrawing" xmlns:wp="http://schemas.openxmlformats.org/drawingml/2006/wordprocessingDrawing" xmlns:w10="urn:schemas-microsoft-com:office:word" xmlns:w="http://schemas.openxmlformats.org/wordprocessingml/2006/main" xmlns:w14="http://schemas.microsoft.com/office/word/2010/wordml" xmlns:w15="http://schemas.microsoft.com/office/word/2012/wordml" xmlns:w16cei="http://schemas.microsoft.com/office/word/2026/wordml/cei" xmlns:w16cex="http://schemas.microsoft.com/office/word/2018/wordml/cex" xmlns:w16cid="http://schemas.microsoft.com/office/word/2016/wordml/cid" xmlns:w16="http://schemas.microsoft.com/office/word/2018/wordml" xmlns:w16du="http://schemas.microsoft.com/office/word/2023/wordml/word16du" xmlns:w16sdtdh="http://schemas.microsoft.com/office/word/2020/wordml/sdtdatahash" xmlns:w16sdtfl="http://schemas.microsoft.com/office/word/2024/wordml/sdtformatlock" xmlns:w16se="http://schemas.microsoft.com/office/word/2015/wordml/symex" xmlns:wpg="http://schemas.microsoft.com/office/word/2010/wordprocessingGroup" xmlns:wpi="http://schemas.microsoft.com/office/word/2010/wordprocessingInk" xmlns:wne="http://schemas.microsoft.com/office/word/2006/wordml" xmlns:wps="http://schemas.microsoft.com/office/word/2010/wordprocessingShape" mc:Ignorable="w14 w15 w16se w16cid w16 w16cex w16sdtdh w16sdtfl w16du wp14">
+<w:document xmlns:wpc="http://schemas.microsoft.com/office/word/2010/wordprocessingCanvas" xmlns:cx="http://schemas.microsoft.com/office/drawing/2014/chartex" xmlns:cx1="http://schemas.microsoft.com/office/drawing/2015/9/8/chartex" xmlns:cx2="http://schemas.microsoft.com/office/drawing/2015/10/21/chartex" xmlns:cx3="http://schemas.microsoft.com/office/drawing/2016/5/9/chartex" xmlns:cx4="http://schemas.microsoft.com/office/drawing/2016/5/10/chartex" xmlns:cx5="http://schemas.microsoft.com/office/drawing/2016/5/11/chartex" xmlns:cx6="http://schemas.microsoft.com/office/drawing/2016/5/12/chartex" xmlns:cx7="http://schemas.microsoft.com/office/drawing/2016/5/13/chartex" xmlns:cx8="http://schemas.microsoft.com/office/drawing/2016/5/14/chartex" xmlns:mc="http://schemas.openxmlformats.org/markup-compatibility/2006" xmlns:aink="http://schemas.microsoft.com/office/drawing/2016/ink" xmlns:am3d="http://schemas.microsoft.com/office/drawing/2017/model3d" xmlns:o="urn:schemas-microsoft-com:office:office" xmlns:oel="http://schemas.microsoft.com/office/2019/extlst" xmlns:r="http://schemas.openxmlformats.org/officeDocument/2006/relationships" xmlns:m="http://schemas.openxmlformats.org/officeDocument/2006/math" xmlns:v="urn:schemas-microsoft-com:vml" xmlns:wp14="http://schemas.microsoft.com/office/word/2010/wordprocessingDrawing" xmlns:wp="http://schemas.openxmlformats.org/drawingml/2006/wordprocessingDrawing" xmlns:w10="urn:schemas-microsoft-com:office:word" xmlns:w="http://schemas.openxmlformats.org/wordprocessingml/2006/main" xmlns:w14="http://schemas.microsoft.com/office/word/2010/wordml" xmlns:w15="http://schemas.microsoft.com/office/word/2012/wordml" xmlns:w16cei="http://schemas.microsoft.com/office/word/2026/wordml/cei" xmlns:w16cex="http://schemas.microsoft.com/office/word/2018/wordml/cex" xmlns:w16cid="http://schemas.microsoft.com/office/word/2016/wordml/cid" xmlns:w16="http://schemas.microsoft.com/office/word/2018/wordml" xmlns:w16du="http://schemas.microsoft.com/office/word/2023/wordml/word16du" xmlns:w16sdtdh="http://schemas.microsoft.com/office/word/2020/wordml/sdtdatahash" xmlns:w16sdtfl="http://schemas.microsoft.com/office/word/2024/wordml/sdtformatlock" xmlns:w16se="http://schemas.microsoft.com/office/word/2015/wordml/symex" xmlns:wpg="http://schemas.microsoft.com/office/word/2010/wordprocessingGroup" xmlns:wpi="http://schemas.microsoft.com/office/word/2010/wordprocessingInk" xmlns:wne="http://schemas.microsoft.com/office/word/2006/wordml" xmlns:wps="http://schemas.microsoft.com/office/word/2010/wordprocessingShape" xmlns:a="http://schemas.openxmlformats.org/drawingml/2006/main" xmlns:pic="http://schemas.openxmlformats.org/drawingml/2006/picture" xmlns:a14="http://schemas.microsoft.com/office/drawing/2010/main" mc:Ignorable="w14 w15 w16se w16cid w16 w16cex w16sdtdh w16sdtfl w16du wp14">
   <w:body>
     <w:tbl>
       <w:tblPr>
@@ -8,12 +8,12 @@
         <w:tblpPr w:leftFromText="180" w:rightFromText="180" w:vertAnchor="text" w:horzAnchor="margin" w:tblpXSpec="right" w:tblpYSpec="center"/>
         <w:tblW w:w="1841" w:type="dxa"/>
         <w:tblBorders>
-          <w:top w:val="none" w:sz="0" w:space="0" w:color="auto"/>
-          <w:left w:val="none" w:sz="0" w:space="0" w:color="auto"/>
-          <w:bottom w:val="none" w:sz="0" w:space="0" w:color="auto"/>
-          <w:right w:val="none" w:sz="0" w:space="0" w:color="auto"/>
-          <w:insideH w:val="none" w:sz="0" w:space="0" w:color="auto"/>
-          <w:insideV w:val="none" w:sz="0" w:space="0" w:color="auto"/>
+          <w:top w:val="none" w:color="auto" w:sz="0" w:space="0"/>
+          <w:left w:val="none" w:color="auto" w:sz="0" w:space="0"/>
+          <w:bottom w:val="none" w:color="auto" w:sz="0" w:space="0"/>
+          <w:right w:val="none" w:color="auto" w:sz="0" w:space="0"/>
+          <w:insideH w:val="none" w:color="auto" w:sz="0" w:space="0"/>
+          <w:insideV w:val="none" w:color="auto" w:sz="0" w:space="0"/>
         </w:tblBorders>
         <w:tblLayout w:type="fixed"/>
         <w:tblLook w:val="04A0" w:firstRow="1" w:lastRow="0" w:firstColumn="1" w:lastColumn="0" w:noHBand="0" w:noVBand="1"/>
@@ -29,10 +29,10 @@
           <w:tcPr>
             <w:tcW w:w="1841" w:type="dxa"/>
             <w:tcBorders>
-              <w:top w:val="double" w:sz="4" w:space="0" w:color="auto"/>
-              <w:left w:val="double" w:sz="4" w:space="0" w:color="auto"/>
-              <w:bottom w:val="double" w:sz="4" w:space="0" w:color="auto"/>
-              <w:right w:val="double" w:sz="4" w:space="0" w:color="auto"/>
+              <w:top w:val="double" w:color="auto" w:sz="4" w:space="0"/>
+              <w:left w:val="double" w:color="auto" w:sz="4" w:space="0"/>
+              <w:bottom w:val="double" w:color="auto" w:sz="4" w:space="0"/>
+              <w:right w:val="double" w:color="auto" w:sz="4" w:space="0"/>
             </w:tcBorders>
             <w:vAlign w:val="center"/>
           </w:tcPr>
@@ -639,16 +639,15 @@
           <w:b/>
         </w:rPr>
       </w:pPr>
-      <w:bookmarkStart w:id="0" w:name="_Toc463083793"/>
-      <w:bookmarkStart w:id="1" w:name="_Toc465677963"/>
-      <w:bookmarkStart w:id="2" w:name="_Toc467738735"/>
-      <w:bookmarkStart w:id="3" w:name="_Toc446234547"/>
-      <w:bookmarkStart w:id="4" w:name="_Toc467738720"/>
+      <w:bookmarkStart w:name="_Toc463083793" w:id="0"/>
+      <w:bookmarkStart w:name="_Toc465677963" w:id="1"/>
+      <w:bookmarkStart w:name="_Toc467738735" w:id="2"/>
+      <w:bookmarkStart w:name="_Toc446234547" w:id="3"/>
+      <w:bookmarkStart w:name="_Toc467738720" w:id="4"/>
       <w:r>
         <w:rPr>
           <w:b/>
         </w:rPr>
-        <w:lastRenderedPageBreak/>
         <w:t>BẢNG THEO DÕI HIỆU LỰC VÀ THAY ĐỔI</w:t>
       </w:r>
     </w:p>
@@ -676,12 +675,12 @@
         <w:tblW w:w="9199" w:type="dxa"/>
         <w:jc w:val="center"/>
         <w:tblBorders>
-          <w:top w:val="single" w:sz="4" w:space="0" w:color="auto"/>
-          <w:left w:val="single" w:sz="4" w:space="0" w:color="auto"/>
-          <w:bottom w:val="single" w:sz="4" w:space="0" w:color="auto"/>
-          <w:right w:val="single" w:sz="4" w:space="0" w:color="auto"/>
-          <w:insideH w:val="single" w:sz="4" w:space="0" w:color="auto"/>
-          <w:insideV w:val="single" w:sz="4" w:space="0" w:color="auto"/>
+          <w:top w:val="single" w:color="auto" w:sz="4" w:space="0"/>
+          <w:left w:val="single" w:color="auto" w:sz="4" w:space="0"/>
+          <w:bottom w:val="single" w:color="auto" w:sz="4" w:space="0"/>
+          <w:right w:val="single" w:color="auto" w:sz="4" w:space="0"/>
+          <w:insideH w:val="single" w:color="auto" w:sz="4" w:space="0"/>
+          <w:insideV w:val="single" w:color="auto" w:sz="4" w:space="0"/>
         </w:tblBorders>
         <w:tblLook w:val="01E0" w:firstRow="1" w:lastRow="1" w:firstColumn="1" w:lastColumn="1" w:noHBand="0" w:noVBand="0"/>
       </w:tblPr>
@@ -971,12 +970,12 @@
         <w:tblW w:w="9199" w:type="dxa"/>
         <w:jc w:val="center"/>
         <w:tblBorders>
-          <w:top w:val="single" w:sz="4" w:space="0" w:color="auto"/>
-          <w:left w:val="single" w:sz="4" w:space="0" w:color="auto"/>
-          <w:bottom w:val="single" w:sz="4" w:space="0" w:color="auto"/>
-          <w:right w:val="single" w:sz="4" w:space="0" w:color="auto"/>
-          <w:insideH w:val="single" w:sz="4" w:space="0" w:color="auto"/>
-          <w:insideV w:val="single" w:sz="4" w:space="0" w:color="auto"/>
+          <w:top w:val="single" w:color="auto" w:sz="4" w:space="0"/>
+          <w:left w:val="single" w:color="auto" w:sz="4" w:space="0"/>
+          <w:bottom w:val="single" w:color="auto" w:sz="4" w:space="0"/>
+          <w:right w:val="single" w:color="auto" w:sz="4" w:space="0"/>
+          <w:insideH w:val="single" w:color="auto" w:sz="4" w:space="0"/>
+          <w:insideV w:val="single" w:color="auto" w:sz="4" w:space="0"/>
         </w:tblBorders>
         <w:tblLook w:val="04A0" w:firstRow="1" w:lastRow="0" w:firstColumn="1" w:lastColumn="0" w:noHBand="0" w:noVBand="1"/>
       </w:tblPr>
@@ -1551,12 +1550,12 @@
         <w:tblW w:w="9239" w:type="dxa"/>
         <w:jc w:val="center"/>
         <w:tblBorders>
-          <w:top w:val="single" w:sz="4" w:space="0" w:color="auto"/>
-          <w:left w:val="single" w:sz="4" w:space="0" w:color="auto"/>
-          <w:bottom w:val="single" w:sz="4" w:space="0" w:color="auto"/>
-          <w:right w:val="single" w:sz="4" w:space="0" w:color="auto"/>
-          <w:insideH w:val="single" w:sz="4" w:space="0" w:color="auto"/>
-          <w:insideV w:val="single" w:sz="4" w:space="0" w:color="auto"/>
+          <w:top w:val="single" w:color="auto" w:sz="4" w:space="0"/>
+          <w:left w:val="single" w:color="auto" w:sz="4" w:space="0"/>
+          <w:bottom w:val="single" w:color="auto" w:sz="4" w:space="0"/>
+          <w:right w:val="single" w:color="auto" w:sz="4" w:space="0"/>
+          <w:insideH w:val="single" w:color="auto" w:sz="4" w:space="0"/>
+          <w:insideV w:val="single" w:color="auto" w:sz="4" w:space="0"/>
         </w:tblBorders>
         <w:tblLook w:val="04A0" w:firstRow="1" w:lastRow="0" w:firstColumn="1" w:lastColumn="0" w:noHBand="0" w:noVBand="1"/>
       </w:tblPr>
@@ -1999,21 +1998,30 @@
     </w:p>
     <w:sdt>
       <w:sdtPr>
+        <w:id w:val="31610120"/>
+        <w:docPartObj>
+          <w:docPartGallery w:val="Table of Contents"/>
+          <w:docPartUnique/>
+        </w:docPartObj>
         <w:rPr>
-          <w:rFonts w:ascii="Times New Roman" w:eastAsiaTheme="minorEastAsia" w:hAnsi="Times New Roman" w:cs="Times New Roman"/>
+          <w:rFonts w:ascii="Times New Roman" w:hAnsi="Times New Roman" w:eastAsia="ＭＳ 明朝" w:cs="Times New Roman" w:eastAsiaTheme="minorEastAsia"/>
           <w:b w:val="0"/>
           <w:bCs w:val="0"/>
           <w:color w:val="auto"/>
           <w:sz w:val="24"/>
           <w:szCs w:val="24"/>
         </w:rPr>
-        <w:id w:val="31610120"/>
-        <w:docPartObj>
-          <w:docPartGallery w:val="Table of Contents"/>
-          <w:docPartUnique/>
-        </w:docPartObj>
       </w:sdtPr>
-      <w:sdtEndPr/>
+      <w:sdtEndPr>
+        <w:rPr>
+          <w:rFonts w:ascii="Times New Roman" w:hAnsi="Times New Roman" w:eastAsia="ＭＳ 明朝" w:cs="Times New Roman" w:eastAsiaTheme="minorEastAsia"/>
+          <w:b w:val="0"/>
+          <w:bCs w:val="0"/>
+          <w:color w:val="auto"/>
+          <w:sz w:val="24"/>
+          <w:szCs w:val="24"/>
+        </w:rPr>
+      </w:sdtEndPr>
       <w:sdtContent>
         <w:p>
           <w:pPr>
@@ -2077,11 +2085,11 @@
             </w:rPr>
             <w:fldChar w:fldCharType="separate"/>
           </w:r>
-          <w:hyperlink w:anchor="_Toc236899904" w:history="1">
+          <w:hyperlink w:history="1" w:anchor="_Toc236899904">
             <w:r>
               <w:rPr>
                 <w:rStyle w:val="Hyperlink"/>
-                <w:rFonts w:ascii="Times New Roman" w:eastAsia="Calibri" w:hAnsi="Times New Roman" w:cs="Times New Roman"/>
+                <w:rFonts w:ascii="Times New Roman" w:hAnsi="Times New Roman" w:eastAsia="Calibri" w:cs="Times New Roman"/>
                 <w:b/>
                 <w:noProof/>
                 <w:sz w:val="24"/>
@@ -2103,7 +2111,7 @@
             <w:r>
               <w:rPr>
                 <w:rStyle w:val="Hyperlink"/>
-                <w:rFonts w:ascii="Times New Roman" w:eastAsia="Calibri" w:hAnsi="Times New Roman" w:cs="Times New Roman"/>
+                <w:rFonts w:ascii="Times New Roman" w:hAnsi="Times New Roman" w:eastAsia="Calibri" w:cs="Times New Roman"/>
                 <w:b/>
                 <w:noProof/>
                 <w:sz w:val="24"/>
@@ -2198,11 +2206,11 @@
               <w14:ligatures w14:val="standardContextual"/>
             </w:rPr>
           </w:pPr>
-          <w:hyperlink w:anchor="_Toc236899905" w:history="1">
+          <w:hyperlink w:history="1" w:anchor="_Toc236899905">
             <w:r>
               <w:rPr>
                 <w:rStyle w:val="Hyperlink"/>
-                <w:rFonts w:ascii="Times New Roman" w:eastAsia="Calibri" w:hAnsi="Times New Roman" w:cs="Times New Roman"/>
+                <w:rFonts w:ascii="Times New Roman" w:hAnsi="Times New Roman" w:eastAsia="Calibri" w:cs="Times New Roman"/>
                 <w:b/>
                 <w:noProof/>
                 <w:sz w:val="24"/>
@@ -2224,7 +2232,7 @@
             <w:r>
               <w:rPr>
                 <w:rStyle w:val="Hyperlink"/>
-                <w:rFonts w:ascii="Times New Roman" w:eastAsia="Calibri" w:hAnsi="Times New Roman" w:cs="Times New Roman"/>
+                <w:rFonts w:ascii="Times New Roman" w:hAnsi="Times New Roman" w:eastAsia="Calibri" w:cs="Times New Roman"/>
                 <w:b/>
                 <w:noProof/>
                 <w:sz w:val="24"/>
@@ -2319,11 +2327,11 @@
               <w14:ligatures w14:val="standardContextual"/>
             </w:rPr>
           </w:pPr>
-          <w:hyperlink w:anchor="_Toc236899906" w:history="1">
+          <w:hyperlink w:history="1" w:anchor="_Toc236899906">
             <w:r>
               <w:rPr>
                 <w:rStyle w:val="Hyperlink"/>
-                <w:rFonts w:ascii="Times New Roman" w:eastAsia="Calibri" w:hAnsi="Times New Roman" w:cs="Times New Roman"/>
+                <w:rFonts w:ascii="Times New Roman" w:hAnsi="Times New Roman" w:eastAsia="Calibri" w:cs="Times New Roman"/>
                 <w:b/>
                 <w:noProof/>
                 <w:sz w:val="24"/>
@@ -2345,7 +2353,7 @@
             <w:r>
               <w:rPr>
                 <w:rStyle w:val="Hyperlink"/>
-                <w:rFonts w:ascii="Times New Roman" w:eastAsia="Calibri" w:hAnsi="Times New Roman" w:cs="Times New Roman"/>
+                <w:rFonts w:ascii="Times New Roman" w:hAnsi="Times New Roman" w:eastAsia="Calibri" w:cs="Times New Roman"/>
                 <w:b/>
                 <w:noProof/>
                 <w:sz w:val="24"/>
@@ -2440,11 +2448,11 @@
               <w14:ligatures w14:val="standardContextual"/>
             </w:rPr>
           </w:pPr>
-          <w:hyperlink w:anchor="_Toc236899907" w:history="1">
+          <w:hyperlink w:history="1" w:anchor="_Toc236899907">
             <w:r>
               <w:rPr>
                 <w:rStyle w:val="Hyperlink"/>
-                <w:rFonts w:ascii="Times New Roman" w:eastAsia="Calibri" w:hAnsi="Times New Roman" w:cs="Times New Roman"/>
+                <w:rFonts w:ascii="Times New Roman" w:hAnsi="Times New Roman" w:eastAsia="Calibri" w:cs="Times New Roman"/>
                 <w:b/>
                 <w:noProof/>
                 <w:sz w:val="24"/>
@@ -2466,7 +2474,7 @@
             <w:r>
               <w:rPr>
                 <w:rStyle w:val="Hyperlink"/>
-                <w:rFonts w:ascii="Times New Roman" w:eastAsia="Calibri" w:hAnsi="Times New Roman" w:cs="Times New Roman"/>
+                <w:rFonts w:ascii="Times New Roman" w:hAnsi="Times New Roman" w:eastAsia="Calibri" w:cs="Times New Roman"/>
                 <w:b/>
                 <w:noProof/>
                 <w:sz w:val="24"/>
@@ -2561,11 +2569,11 @@
               <w14:ligatures w14:val="standardContextual"/>
             </w:rPr>
           </w:pPr>
-          <w:hyperlink w:anchor="_Toc236899908" w:history="1">
+          <w:hyperlink w:history="1" w:anchor="_Toc236899908">
             <w:r>
               <w:rPr>
                 <w:rStyle w:val="Hyperlink"/>
-                <w:rFonts w:ascii="Times New Roman" w:eastAsia="Calibri" w:hAnsi="Times New Roman" w:cs="Times New Roman"/>
+                <w:rFonts w:ascii="Times New Roman" w:hAnsi="Times New Roman" w:eastAsia="Calibri" w:cs="Times New Roman"/>
                 <w:b/>
                 <w:noProof/>
                 <w:sz w:val="24"/>
@@ -2587,7 +2595,7 @@
             <w:r>
               <w:rPr>
                 <w:rStyle w:val="Hyperlink"/>
-                <w:rFonts w:ascii="Times New Roman" w:eastAsia="Calibri" w:hAnsi="Times New Roman" w:cs="Times New Roman"/>
+                <w:rFonts w:ascii="Times New Roman" w:hAnsi="Times New Roman" w:eastAsia="Calibri" w:cs="Times New Roman"/>
                 <w:b/>
                 <w:noProof/>
                 <w:sz w:val="24"/>
@@ -2682,11 +2690,11 @@
               <w14:ligatures w14:val="standardContextual"/>
             </w:rPr>
           </w:pPr>
-          <w:hyperlink w:anchor="_Toc236899909" w:history="1">
+          <w:hyperlink w:history="1" w:anchor="_Toc236899909">
             <w:r>
               <w:rPr>
                 <w:rStyle w:val="Hyperlink"/>
-                <w:rFonts w:ascii="Times New Roman" w:eastAsia="Calibri" w:hAnsi="Times New Roman" w:cs="Times New Roman"/>
+                <w:rFonts w:ascii="Times New Roman" w:hAnsi="Times New Roman" w:eastAsia="Calibri" w:cs="Times New Roman"/>
                 <w:b/>
                 <w:noProof/>
                 <w:sz w:val="24"/>
@@ -2708,7 +2716,7 @@
             <w:r>
               <w:rPr>
                 <w:rStyle w:val="Hyperlink"/>
-                <w:rFonts w:ascii="Times New Roman" w:eastAsia="Calibri" w:hAnsi="Times New Roman" w:cs="Times New Roman"/>
+                <w:rFonts w:ascii="Times New Roman" w:hAnsi="Times New Roman" w:eastAsia="Calibri" w:cs="Times New Roman"/>
                 <w:b/>
                 <w:noProof/>
                 <w:sz w:val="24"/>
@@ -2803,11 +2811,11 @@
               <w14:ligatures w14:val="standardContextual"/>
             </w:rPr>
           </w:pPr>
-          <w:hyperlink w:anchor="_Toc236899910" w:history="1">
+          <w:hyperlink w:history="1" w:anchor="_Toc236899910">
             <w:r>
               <w:rPr>
                 <w:rStyle w:val="Hyperlink"/>
-                <w:rFonts w:ascii="Times New Roman" w:eastAsia="Calibri" w:hAnsi="Times New Roman" w:cs="Times New Roman"/>
+                <w:rFonts w:ascii="Times New Roman" w:hAnsi="Times New Roman" w:eastAsia="Calibri" w:cs="Times New Roman"/>
                 <w:b/>
                 <w:noProof/>
                 <w:sz w:val="24"/>
@@ -2829,7 +2837,7 @@
             <w:r>
               <w:rPr>
                 <w:rStyle w:val="Hyperlink"/>
-                <w:rFonts w:ascii="Times New Roman" w:eastAsia="Calibri" w:hAnsi="Times New Roman" w:cs="Times New Roman"/>
+                <w:rFonts w:ascii="Times New Roman" w:hAnsi="Times New Roman" w:eastAsia="Calibri" w:cs="Times New Roman"/>
                 <w:b/>
                 <w:noProof/>
                 <w:sz w:val="24"/>
@@ -2924,11 +2932,11 @@
               <w14:ligatures w14:val="standardContextual"/>
             </w:rPr>
           </w:pPr>
-          <w:hyperlink w:anchor="_Toc236899911" w:history="1">
+          <w:hyperlink w:history="1" w:anchor="_Toc236899911">
             <w:r>
               <w:rPr>
                 <w:rStyle w:val="Hyperlink"/>
-                <w:rFonts w:ascii="Times New Roman" w:eastAsia="Calibri" w:hAnsi="Times New Roman" w:cs="Times New Roman"/>
+                <w:rFonts w:ascii="Times New Roman" w:hAnsi="Times New Roman" w:eastAsia="Calibri" w:cs="Times New Roman"/>
                 <w:b/>
                 <w:noProof/>
                 <w:sz w:val="24"/>
@@ -2950,7 +2958,7 @@
             <w:r>
               <w:rPr>
                 <w:rStyle w:val="Hyperlink"/>
-                <w:rFonts w:ascii="Times New Roman" w:eastAsia="Calibri" w:hAnsi="Times New Roman" w:cs="Times New Roman"/>
+                <w:rFonts w:ascii="Times New Roman" w:hAnsi="Times New Roman" w:eastAsia="Calibri" w:cs="Times New Roman"/>
                 <w:b/>
                 <w:noProof/>
                 <w:sz w:val="24"/>
@@ -3045,11 +3053,11 @@
               <w14:ligatures w14:val="standardContextual"/>
             </w:rPr>
           </w:pPr>
-          <w:hyperlink w:anchor="_Toc236899912" w:history="1">
+          <w:hyperlink w:history="1" w:anchor="_Toc236899912">
             <w:r>
               <w:rPr>
                 <w:rStyle w:val="Hyperlink"/>
-                <w:rFonts w:ascii="Times New Roman" w:eastAsia="Calibri" w:hAnsi="Times New Roman" w:cs="Times New Roman"/>
+                <w:rFonts w:ascii="Times New Roman" w:hAnsi="Times New Roman" w:eastAsia="Calibri" w:cs="Times New Roman"/>
                 <w:b/>
                 <w:noProof/>
                 <w:sz w:val="24"/>
@@ -3071,7 +3079,7 @@
             <w:r>
               <w:rPr>
                 <w:rStyle w:val="Hyperlink"/>
-                <w:rFonts w:ascii="Times New Roman" w:eastAsia="Calibri" w:hAnsi="Times New Roman" w:cs="Times New Roman"/>
+                <w:rFonts w:ascii="Times New Roman" w:hAnsi="Times New Roman" w:eastAsia="Calibri" w:cs="Times New Roman"/>
                 <w:b/>
                 <w:noProof/>
                 <w:sz w:val="24"/>
@@ -3166,11 +3174,11 @@
               <w14:ligatures w14:val="standardContextual"/>
             </w:rPr>
           </w:pPr>
-          <w:hyperlink w:anchor="_Toc236899913" w:history="1">
+          <w:hyperlink w:history="1" w:anchor="_Toc236899913">
             <w:r>
               <w:rPr>
                 <w:rStyle w:val="Hyperlink"/>
-                <w:rFonts w:ascii="Times New Roman" w:eastAsia="Calibri" w:hAnsi="Times New Roman" w:cs="Times New Roman"/>
+                <w:rFonts w:ascii="Times New Roman" w:hAnsi="Times New Roman" w:eastAsia="Calibri" w:cs="Times New Roman"/>
                 <w:b/>
                 <w:noProof/>
                 <w:sz w:val="24"/>
@@ -3192,7 +3200,7 @@
             <w:r>
               <w:rPr>
                 <w:rStyle w:val="Hyperlink"/>
-                <w:rFonts w:ascii="Times New Roman" w:eastAsia="Calibri" w:hAnsi="Times New Roman" w:cs="Times New Roman"/>
+                <w:rFonts w:ascii="Times New Roman" w:hAnsi="Times New Roman" w:eastAsia="Calibri" w:cs="Times New Roman"/>
                 <w:b/>
                 <w:noProof/>
                 <w:sz w:val="24"/>
@@ -3287,11 +3295,11 @@
               <w14:ligatures w14:val="standardContextual"/>
             </w:rPr>
           </w:pPr>
-          <w:hyperlink w:anchor="_Toc236899914" w:history="1">
+          <w:hyperlink w:history="1" w:anchor="_Toc236899914">
             <w:r>
               <w:rPr>
                 <w:rStyle w:val="Hyperlink"/>
-                <w:rFonts w:ascii="Times New Roman" w:eastAsia="Times New Roman" w:hAnsi="Times New Roman" w:cs="Times New Roman"/>
+                <w:rFonts w:ascii="Times New Roman" w:hAnsi="Times New Roman" w:eastAsia="Times New Roman" w:cs="Times New Roman"/>
                 <w:noProof/>
                 <w:sz w:val="24"/>
                 <w:szCs w:val="24"/>
@@ -3312,7 +3320,7 @@
             <w:r>
               <w:rPr>
                 <w:rStyle w:val="Hyperlink"/>
-                <w:rFonts w:ascii="Times New Roman" w:eastAsia="Times New Roman" w:hAnsi="Times New Roman" w:cs="Times New Roman"/>
+                <w:rFonts w:ascii="Times New Roman" w:hAnsi="Times New Roman" w:eastAsia="Times New Roman" w:cs="Times New Roman"/>
                 <w:noProof/>
                 <w:sz w:val="24"/>
                 <w:szCs w:val="24"/>
@@ -3322,7 +3330,7 @@
             <w:r>
               <w:rPr>
                 <w:rStyle w:val="Hyperlink"/>
-                <w:rFonts w:ascii="Times New Roman" w:eastAsiaTheme="minorHAnsi" w:hAnsi="Times New Roman" w:cs="Times New Roman"/>
+                <w:rFonts w:ascii="Times New Roman" w:hAnsi="Times New Roman" w:cs="Times New Roman" w:eastAsiaTheme="minorHAnsi"/>
                 <w:noProof/>
                 <w:sz w:val="24"/>
                 <w:szCs w:val="24"/>
@@ -3333,7 +3341,7 @@
             <w:r>
               <w:rPr>
                 <w:rStyle w:val="Hyperlink"/>
-                <w:rFonts w:ascii="Times New Roman" w:eastAsia="Times New Roman" w:hAnsi="Times New Roman" w:cs="Times New Roman"/>
+                <w:rFonts w:ascii="Times New Roman" w:hAnsi="Times New Roman" w:eastAsia="Times New Roman" w:cs="Times New Roman"/>
                 <w:noProof/>
                 <w:sz w:val="24"/>
                 <w:szCs w:val="24"/>
@@ -3427,11 +3435,11 @@
               <w14:ligatures w14:val="standardContextual"/>
             </w:rPr>
           </w:pPr>
-          <w:hyperlink w:anchor="_Toc236899915" w:history="1">
+          <w:hyperlink w:history="1" w:anchor="_Toc236899915">
             <w:r>
               <w:rPr>
                 <w:rStyle w:val="Hyperlink"/>
-                <w:rFonts w:ascii="Times New Roman" w:eastAsia="Calibri" w:hAnsi="Times New Roman" w:cs="Times New Roman"/>
+                <w:rFonts w:ascii="Times New Roman" w:hAnsi="Times New Roman" w:eastAsia="Calibri" w:cs="Times New Roman"/>
                 <w:b/>
                 <w:noProof/>
                 <w:sz w:val="24"/>
@@ -3453,7 +3461,7 @@
             <w:r>
               <w:rPr>
                 <w:rStyle w:val="Hyperlink"/>
-                <w:rFonts w:ascii="Times New Roman" w:eastAsia="Calibri" w:hAnsi="Times New Roman" w:cs="Times New Roman"/>
+                <w:rFonts w:ascii="Times New Roman" w:hAnsi="Times New Roman" w:eastAsia="Calibri" w:cs="Times New Roman"/>
                 <w:b/>
                 <w:noProof/>
                 <w:sz w:val="24"/>
@@ -3548,11 +3556,11 @@
               <w14:ligatures w14:val="standardContextual"/>
             </w:rPr>
           </w:pPr>
-          <w:hyperlink w:anchor="_Toc236899916" w:history="1">
+          <w:hyperlink w:history="1" w:anchor="_Toc236899916">
             <w:r>
               <w:rPr>
                 <w:rStyle w:val="Hyperlink"/>
-                <w:rFonts w:ascii="Times New Roman" w:eastAsia="Calibri" w:hAnsi="Times New Roman" w:cs="Times New Roman"/>
+                <w:rFonts w:ascii="Times New Roman" w:hAnsi="Times New Roman" w:eastAsia="Calibri" w:cs="Times New Roman"/>
                 <w:b/>
                 <w:noProof/>
                 <w:sz w:val="24"/>
@@ -3574,7 +3582,7 @@
             <w:r>
               <w:rPr>
                 <w:rStyle w:val="Hyperlink"/>
-                <w:rFonts w:ascii="Times New Roman" w:eastAsia="Calibri" w:hAnsi="Times New Roman" w:cs="Times New Roman"/>
+                <w:rFonts w:ascii="Times New Roman" w:hAnsi="Times New Roman" w:eastAsia="Calibri" w:cs="Times New Roman"/>
                 <w:b/>
                 <w:noProof/>
                 <w:sz w:val="24"/>
@@ -3669,11 +3677,11 @@
               <w14:ligatures w14:val="standardContextual"/>
             </w:rPr>
           </w:pPr>
-          <w:hyperlink w:anchor="_Toc236899917" w:history="1">
+          <w:hyperlink w:history="1" w:anchor="_Toc236899917">
             <w:r>
               <w:rPr>
                 <w:rStyle w:val="Hyperlink"/>
-                <w:rFonts w:ascii="Times New Roman" w:eastAsia="Calibri" w:hAnsi="Times New Roman" w:cs="Times New Roman"/>
+                <w:rFonts w:ascii="Times New Roman" w:hAnsi="Times New Roman" w:eastAsia="Calibri" w:cs="Times New Roman"/>
                 <w:b/>
                 <w:noProof/>
                 <w:sz w:val="24"/>
@@ -3695,7 +3703,7 @@
             <w:r>
               <w:rPr>
                 <w:rStyle w:val="Hyperlink"/>
-                <w:rFonts w:ascii="Times New Roman" w:eastAsia="Calibri" w:hAnsi="Times New Roman" w:cs="Times New Roman"/>
+                <w:rFonts w:ascii="Times New Roman" w:hAnsi="Times New Roman" w:eastAsia="Calibri" w:cs="Times New Roman"/>
                 <w:b/>
                 <w:noProof/>
                 <w:sz w:val="24"/>
@@ -3790,11 +3798,11 @@
               <w14:ligatures w14:val="standardContextual"/>
             </w:rPr>
           </w:pPr>
-          <w:hyperlink w:anchor="_Toc236899918" w:history="1">
+          <w:hyperlink w:history="1" w:anchor="_Toc236899918">
             <w:r>
               <w:rPr>
                 <w:rStyle w:val="Hyperlink"/>
-                <w:rFonts w:ascii="Times New Roman" w:eastAsia="Calibri" w:hAnsi="Times New Roman" w:cs="Times New Roman"/>
+                <w:rFonts w:ascii="Times New Roman" w:hAnsi="Times New Roman" w:eastAsia="Calibri" w:cs="Times New Roman"/>
                 <w:b/>
                 <w:noProof/>
                 <w:sz w:val="24"/>
@@ -3816,7 +3824,7 @@
             <w:r>
               <w:rPr>
                 <w:rStyle w:val="Hyperlink"/>
-                <w:rFonts w:ascii="Times New Roman" w:eastAsia="Calibri" w:hAnsi="Times New Roman" w:cs="Times New Roman"/>
+                <w:rFonts w:ascii="Times New Roman" w:hAnsi="Times New Roman" w:eastAsia="Calibri" w:cs="Times New Roman"/>
                 <w:b/>
                 <w:noProof/>
                 <w:sz w:val="24"/>
@@ -3927,13 +3935,12 @@
           <w:b/>
         </w:rPr>
       </w:pPr>
-      <w:bookmarkStart w:id="5" w:name="_Toc384987395"/>
+      <w:bookmarkStart w:name="_Toc384987395" w:id="5"/>
       <w:r>
         <w:rPr>
           <w:rFonts w:eastAsia="Calibri"/>
           <w:b/>
         </w:rPr>
-        <w:lastRenderedPageBreak/>
         <w:t>TÀI LIỆU ĐẶC TẢ YÊU CẦU PHẦN MỀM</w:t>
       </w:r>
     </w:p>
@@ -3956,7 +3963,7 @@
           <w:b/>
         </w:rPr>
       </w:pPr>
-      <w:bookmarkStart w:id="6" w:name="_Toc236899904"/>
+      <w:bookmarkStart w:name="_Toc236899904" w:id="6"/>
       <w:r>
         <w:rPr>
           <w:rFonts w:eastAsia="Calibri"/>
@@ -3986,9 +3993,9 @@
           <w:b/>
         </w:rPr>
       </w:pPr>
-      <w:bookmarkStart w:id="7" w:name="_Toc360108586"/>
-      <w:bookmarkStart w:id="8" w:name="_Toc384987398"/>
-      <w:bookmarkStart w:id="9" w:name="_Toc236899905"/>
+      <w:bookmarkStart w:name="_Toc360108586" w:id="7"/>
+      <w:bookmarkStart w:name="_Toc384987398" w:id="8"/>
+      <w:bookmarkStart w:name="_Toc236899905" w:id="9"/>
       <w:r>
         <w:rPr>
           <w:rFonts w:eastAsia="Calibri"/>
@@ -4005,12 +4012,12 @@
         <w:tblW w:w="8748" w:type="dxa"/>
         <w:tblInd w:w="468" w:type="dxa"/>
         <w:tblBorders>
-          <w:top w:val="dotted" w:sz="4" w:space="0" w:color="auto"/>
-          <w:left w:val="dotted" w:sz="4" w:space="0" w:color="auto"/>
-          <w:bottom w:val="dotted" w:sz="4" w:space="0" w:color="auto"/>
-          <w:right w:val="dotted" w:sz="4" w:space="0" w:color="auto"/>
-          <w:insideH w:val="dotted" w:sz="4" w:space="0" w:color="auto"/>
-          <w:insideV w:val="dotted" w:sz="4" w:space="0" w:color="auto"/>
+          <w:top w:val="dotted" w:color="auto" w:sz="4" w:space="0"/>
+          <w:left w:val="dotted" w:color="auto" w:sz="4" w:space="0"/>
+          <w:bottom w:val="dotted" w:color="auto" w:sz="4" w:space="0"/>
+          <w:right w:val="dotted" w:color="auto" w:sz="4" w:space="0"/>
+          <w:insideH w:val="dotted" w:color="auto" w:sz="4" w:space="0"/>
+          <w:insideV w:val="dotted" w:color="auto" w:sz="4" w:space="0"/>
         </w:tblBorders>
         <w:tblLayout w:type="fixed"/>
         <w:tblLook w:val="0000" w:firstRow="0" w:lastRow="0" w:firstColumn="0" w:lastColumn="0" w:noHBand="0" w:noVBand="0"/>
@@ -4042,8 +4049,8 @@
                 <w:szCs w:val="24"/>
               </w:rPr>
             </w:pPr>
-            <w:bookmarkStart w:id="10" w:name="_Toc360108587"/>
-            <w:bookmarkStart w:id="11" w:name="_Toc384987399"/>
+            <w:bookmarkStart w:name="_Toc360108587" w:id="10"/>
+            <w:bookmarkStart w:name="_Toc384987399" w:id="11"/>
             <w:r>
               <w:rPr>
                 <w:rFonts w:ascii="Times New Roman" w:hAnsi="Times New Roman" w:cs="Times New Roman"/>
@@ -4347,7 +4354,7 @@
           <w:b/>
         </w:rPr>
       </w:pPr>
-      <w:bookmarkStart w:id="12" w:name="_Toc236899906"/>
+      <w:bookmarkStart w:name="_Toc236899906" w:id="12"/>
       <w:r>
         <w:rPr>
           <w:rFonts w:eastAsia="Calibri"/>
@@ -4364,12 +4371,12 @@
         <w:tblW w:w="8748" w:type="dxa"/>
         <w:tblInd w:w="468" w:type="dxa"/>
         <w:tblBorders>
-          <w:top w:val="dotted" w:sz="4" w:space="0" w:color="auto"/>
-          <w:left w:val="dotted" w:sz="4" w:space="0" w:color="auto"/>
-          <w:bottom w:val="dotted" w:sz="4" w:space="0" w:color="auto"/>
-          <w:right w:val="dotted" w:sz="4" w:space="0" w:color="auto"/>
-          <w:insideH w:val="dotted" w:sz="4" w:space="0" w:color="auto"/>
-          <w:insideV w:val="dotted" w:sz="4" w:space="0" w:color="auto"/>
+          <w:top w:val="dotted" w:color="auto" w:sz="4" w:space="0"/>
+          <w:left w:val="dotted" w:color="auto" w:sz="4" w:space="0"/>
+          <w:bottom w:val="dotted" w:color="auto" w:sz="4" w:space="0"/>
+          <w:right w:val="dotted" w:color="auto" w:sz="4" w:space="0"/>
+          <w:insideH w:val="dotted" w:color="auto" w:sz="4" w:space="0"/>
+          <w:insideV w:val="dotted" w:color="auto" w:sz="4" w:space="0"/>
         </w:tblBorders>
         <w:tblLayout w:type="fixed"/>
         <w:tblLook w:val="0000" w:firstRow="0" w:lastRow="0" w:firstColumn="0" w:lastColumn="0" w:noHBand="0" w:noVBand="0"/>
@@ -4401,7 +4408,7 @@
                 <w:szCs w:val="24"/>
               </w:rPr>
             </w:pPr>
-            <w:bookmarkStart w:id="13" w:name="_Toc360108588"/>
+            <w:bookmarkStart w:name="_Toc360108588" w:id="13"/>
             <w:r>
               <w:rPr>
                 <w:rFonts w:ascii="Times New Roman" w:hAnsi="Times New Roman" w:cs="Times New Roman"/>
@@ -4555,8 +4562,8 @@
         </w:rPr>
         <w:t xml:space="preserve"> </w:t>
       </w:r>
-      <w:bookmarkStart w:id="14" w:name="_Toc384987400"/>
-      <w:bookmarkStart w:id="15" w:name="_Toc236899907"/>
+      <w:bookmarkStart w:name="_Toc384987400" w:id="14"/>
+      <w:bookmarkStart w:name="_Toc236899907" w:id="15"/>
       <w:bookmarkEnd w:id="13"/>
       <w:r>
         <w:rPr>
@@ -4587,9 +4594,9 @@
           <w:b/>
         </w:rPr>
       </w:pPr>
-      <w:bookmarkStart w:id="16" w:name="_Toc360108591"/>
-      <w:bookmarkStart w:id="17" w:name="_Toc384987405"/>
-      <w:bookmarkStart w:id="18" w:name="_Toc236899908"/>
+      <w:bookmarkStart w:name="_Toc360108591" w:id="16"/>
+      <w:bookmarkStart w:name="_Toc384987405" w:id="17"/>
+      <w:bookmarkStart w:name="_Toc236899908" w:id="18"/>
       <w:r>
         <w:rPr>
           <w:rFonts w:eastAsia="Calibri"/>
@@ -4635,14 +4642,14 @@
           <w:b/>
         </w:rPr>
       </w:pPr>
-      <w:bookmarkStart w:id="19" w:name="_Toc360108596"/>
-      <w:bookmarkStart w:id="20" w:name="_Toc384987410"/>
-      <w:bookmarkStart w:id="21" w:name="_Toc155610000"/>
-      <w:bookmarkStart w:id="22" w:name="_Ref255054510"/>
-      <w:bookmarkStart w:id="23" w:name="_Ref255054514"/>
-      <w:bookmarkStart w:id="24" w:name="_Ref255291176"/>
-      <w:bookmarkStart w:id="25" w:name="_Toc322091323"/>
-      <w:bookmarkStart w:id="26" w:name="_Toc236899909"/>
+      <w:bookmarkStart w:name="_Toc360108596" w:id="19"/>
+      <w:bookmarkStart w:name="_Toc384987410" w:id="20"/>
+      <w:bookmarkStart w:name="_Toc155610000" w:id="21"/>
+      <w:bookmarkStart w:name="_Ref255054510" w:id="22"/>
+      <w:bookmarkStart w:name="_Ref255054514" w:id="23"/>
+      <w:bookmarkStart w:name="_Ref255291176" w:id="24"/>
+      <w:bookmarkStart w:name="_Toc322091323" w:id="25"/>
+      <w:bookmarkStart w:name="_Toc236899909" w:id="26"/>
       <w:r>
         <w:rPr>
           <w:rFonts w:eastAsia="Calibri"/>
@@ -4688,9 +4695,9 @@
           <w:b/>
         </w:rPr>
       </w:pPr>
-      <w:bookmarkStart w:id="27" w:name="_Toc360108597"/>
-      <w:bookmarkStart w:id="28" w:name="_Toc384987411"/>
-      <w:bookmarkStart w:id="29" w:name="_Toc236899910"/>
+      <w:bookmarkStart w:name="_Toc360108597" w:id="27"/>
+      <w:bookmarkStart w:name="_Toc384987411" w:id="28"/>
+      <w:bookmarkStart w:name="_Toc236899910" w:id="29"/>
       <w:r>
         <w:rPr>
           <w:rFonts w:eastAsia="Calibri"/>
@@ -4707,7 +4714,7 @@
         <w:spacing w:line="360" w:lineRule="auto"/>
         <w:ind w:left="630"/>
       </w:pPr>
-      <w:bookmarkStart w:id="30" w:name="_Toc360108598"/>
+      <w:bookmarkStart w:name="_Toc360108598" w:id="30"/>
       <w:r>
         <w:t>[</w:t>
       </w:r>
@@ -4737,8 +4744,8 @@
           <w:b/>
         </w:rPr>
       </w:pPr>
-      <w:bookmarkStart w:id="31" w:name="_Toc384987412"/>
-      <w:bookmarkStart w:id="32" w:name="_Toc236899911"/>
+      <w:bookmarkStart w:name="_Toc384987412" w:id="31"/>
+      <w:bookmarkStart w:name="_Toc236899911" w:id="32"/>
       <w:r>
         <w:rPr>
           <w:rFonts w:eastAsia="Calibri"/>
@@ -4784,8 +4791,8 @@
           <w:b/>
         </w:rPr>
       </w:pPr>
-      <w:bookmarkStart w:id="33" w:name="_Toc384987413"/>
-      <w:bookmarkStart w:id="34" w:name="_Toc236899912"/>
+      <w:bookmarkStart w:name="_Toc384987413" w:id="33"/>
+      <w:bookmarkStart w:name="_Toc236899912" w:id="34"/>
       <w:bookmarkEnd w:id="21"/>
       <w:bookmarkEnd w:id="22"/>
       <w:bookmarkEnd w:id="23"/>
@@ -4820,13 +4827,13 @@
           <w:b/>
         </w:rPr>
       </w:pPr>
-      <w:bookmarkStart w:id="35" w:name="_Use_case_AHR-004a_–_UC01:_Manage_St"/>
-      <w:bookmarkStart w:id="36" w:name="_Use_case_AHR-004a_–_UC01:_Manage_St_1"/>
-      <w:bookmarkStart w:id="37" w:name="_Toc360108600"/>
-      <w:bookmarkStart w:id="38" w:name="_Toc384987414"/>
-      <w:bookmarkStart w:id="39" w:name="_Ref255057459"/>
-      <w:bookmarkStart w:id="40" w:name="_Toc155610002"/>
-      <w:bookmarkStart w:id="41" w:name="_Toc236899913"/>
+      <w:bookmarkStart w:name="_Use_case_AHR-004a_–_UC01:_Manage_St" w:id="35"/>
+      <w:bookmarkStart w:name="_Use_case_AHR-004a_–_UC01:_Manage_St_1" w:id="36"/>
+      <w:bookmarkStart w:name="_Toc360108600" w:id="37"/>
+      <w:bookmarkStart w:name="_Toc384987414" w:id="38"/>
+      <w:bookmarkStart w:name="_Ref255057459" w:id="39"/>
+      <w:bookmarkStart w:name="_Toc155610002" w:id="40"/>
+      <w:bookmarkStart w:name="_Toc236899913" w:id="41"/>
       <w:bookmarkEnd w:id="35"/>
       <w:bookmarkEnd w:id="36"/>
       <w:r>
@@ -4852,28 +4859,28 @@
         <w:ind w:left="907" w:right="0" w:hanging="547"/>
         <w:jc w:val="left"/>
         <w:rPr>
-          <w:rFonts w:ascii="Times New Roman" w:eastAsia="Times New Roman" w:hAnsi="Times New Roman" w:cs="Times New Roman"/>
+          <w:rFonts w:ascii="Times New Roman" w:hAnsi="Times New Roman" w:eastAsia="Times New Roman" w:cs="Times New Roman"/>
         </w:rPr>
       </w:pPr>
-      <w:bookmarkStart w:id="42" w:name="_Toc384987415"/>
-      <w:bookmarkStart w:id="43" w:name="_Toc360108732"/>
-      <w:bookmarkStart w:id="44" w:name="_Toc236899914"/>
+      <w:bookmarkStart w:name="_Toc384987415" w:id="42"/>
+      <w:bookmarkStart w:name="_Toc360108732" w:id="43"/>
+      <w:bookmarkStart w:name="_Toc236899914" w:id="44"/>
       <w:r>
         <w:rPr>
-          <w:rFonts w:ascii="Times New Roman" w:eastAsia="Times New Roman" w:hAnsi="Times New Roman" w:cs="Times New Roman"/>
+          <w:rFonts w:ascii="Times New Roman" w:hAnsi="Times New Roman" w:eastAsia="Times New Roman" w:cs="Times New Roman"/>
         </w:rPr>
         <w:t>Use case 1</w:t>
       </w:r>
       <w:bookmarkEnd w:id="42"/>
       <w:r>
         <w:rPr>
-          <w:rFonts w:ascii="Times New Roman" w:eastAsia="Times New Roman" w:hAnsi="Times New Roman" w:cs="Times New Roman"/>
+          <w:rFonts w:ascii="Times New Roman" w:hAnsi="Times New Roman" w:eastAsia="Times New Roman" w:cs="Times New Roman"/>
         </w:rPr>
         <w:t xml:space="preserve"> &lt;</w:t>
       </w:r>
       <w:r>
         <w:rPr>
-          <w:rFonts w:ascii="Times New Roman" w:eastAsiaTheme="minorHAnsi" w:hAnsi="Times New Roman" w:cs="Times New Roman"/>
+          <w:rFonts w:ascii="Times New Roman" w:hAnsi="Times New Roman" w:cs="Times New Roman" w:eastAsiaTheme="minorHAnsi"/>
           <w:b w:val="0"/>
           <w:bCs w:val="0"/>
           <w:color w:val="242424"/>
@@ -4885,13 +4892,13 @@
       </w:r>
       <w:r>
         <w:rPr>
-          <w:rFonts w:ascii="Times New Roman" w:eastAsia="Times New Roman" w:hAnsi="Times New Roman" w:cs="Times New Roman"/>
+          <w:rFonts w:ascii="Times New Roman" w:hAnsi="Times New Roman" w:eastAsia="Times New Roman" w:cs="Times New Roman"/>
         </w:rPr>
         <w:t xml:space="preserve">Báo cáo Tuần Chuyên viên Thẩm định </w:t>
       </w:r>
       <w:r>
         <w:rPr>
-          <w:rFonts w:ascii="Times New Roman" w:eastAsia="Times New Roman" w:hAnsi="Times New Roman" w:cs="Times New Roman"/>
+          <w:rFonts w:ascii="Times New Roman" w:hAnsi="Times New Roman" w:eastAsia="Times New Roman" w:cs="Times New Roman"/>
         </w:rPr>
         <w:t>&gt;</w:t>
       </w:r>
@@ -4902,12 +4909,12 @@
         <w:tblW w:w="4743" w:type="pct"/>
         <w:tblInd w:w="475" w:type="dxa"/>
         <w:tblBorders>
-          <w:top w:val="single" w:sz="4" w:space="0" w:color="000000" w:themeColor="text1"/>
-          <w:left w:val="single" w:sz="4" w:space="0" w:color="000000" w:themeColor="text1"/>
-          <w:bottom w:val="single" w:sz="4" w:space="0" w:color="000000" w:themeColor="text1"/>
-          <w:right w:val="single" w:sz="4" w:space="0" w:color="000000" w:themeColor="text1"/>
-          <w:insideH w:val="single" w:sz="4" w:space="0" w:color="000000" w:themeColor="text1"/>
-          <w:insideV w:val="single" w:sz="4" w:space="0" w:color="000000" w:themeColor="text1"/>
+          <w:top w:val="single" w:color="000000" w:themeColor="text1" w:sz="4" w:space="0"/>
+          <w:left w:val="single" w:color="000000" w:themeColor="text1" w:sz="4" w:space="0"/>
+          <w:bottom w:val="single" w:color="000000" w:themeColor="text1" w:sz="4" w:space="0"/>
+          <w:right w:val="single" w:color="000000" w:themeColor="text1" w:sz="4" w:space="0"/>
+          <w:insideH w:val="single" w:color="000000" w:themeColor="text1" w:sz="4" w:space="0"/>
+          <w:insideV w:val="single" w:color="000000" w:themeColor="text1" w:sz="4" w:space="0"/>
         </w:tblBorders>
         <w:tblCellMar>
           <w:top w:w="29" w:type="dxa"/>
@@ -5250,12 +5257,12 @@
         <w:tblW w:w="9180" w:type="dxa"/>
         <w:tblInd w:w="475" w:type="dxa"/>
         <w:tblBorders>
-          <w:top w:val="single" w:sz="8" w:space="0" w:color="000000" w:themeColor="text1"/>
-          <w:left w:val="single" w:sz="8" w:space="0" w:color="000000" w:themeColor="text1"/>
-          <w:bottom w:val="single" w:sz="8" w:space="0" w:color="000000" w:themeColor="text1"/>
-          <w:right w:val="single" w:sz="8" w:space="0" w:color="000000" w:themeColor="text1"/>
-          <w:insideH w:val="single" w:sz="8" w:space="0" w:color="000000" w:themeColor="text1"/>
-          <w:insideV w:val="single" w:sz="8" w:space="0" w:color="000000" w:themeColor="text1"/>
+          <w:top w:val="single" w:color="000000" w:themeColor="text1" w:sz="8" w:space="0"/>
+          <w:left w:val="single" w:color="000000" w:themeColor="text1" w:sz="8" w:space="0"/>
+          <w:bottom w:val="single" w:color="000000" w:themeColor="text1" w:sz="8" w:space="0"/>
+          <w:right w:val="single" w:color="000000" w:themeColor="text1" w:sz="8" w:space="0"/>
+          <w:insideH w:val="single" w:color="000000" w:themeColor="text1" w:sz="8" w:space="0"/>
+          <w:insideV w:val="single" w:color="000000" w:themeColor="text1" w:sz="8" w:space="0"/>
         </w:tblBorders>
         <w:tblLayout w:type="fixed"/>
         <w:tblLook w:val="01E0" w:firstRow="1" w:lastRow="1" w:firstColumn="1" w:lastColumn="1" w:noHBand="0" w:noVBand="0"/>
@@ -5273,13 +5280,14 @@
           <w:tcPr>
             <w:cnfStyle w:val="001000000000" w:firstRow="0" w:lastRow="0" w:firstColumn="1" w:lastColumn="0" w:oddVBand="0" w:evenVBand="0" w:oddHBand="0" w:evenHBand="0" w:firstRowFirstColumn="0" w:firstRowLastColumn="0" w:lastRowFirstColumn="0" w:lastRowLastColumn="0"/>
             <w:tcW w:w="1216" w:type="dxa"/>
+            <w:tcMar/>
           </w:tcPr>
           <w:p>
             <w:pPr>
               <w:ind w:left="-144" w:right="-144"/>
               <w:jc w:val="center"/>
               <w:rPr>
-                <w:rFonts w:ascii="Times New Roman" w:eastAsia="Times New Roman" w:hAnsi="Times New Roman" w:cs="Times New Roman"/>
+                <w:rFonts w:ascii="Times New Roman" w:hAnsi="Times New Roman" w:eastAsia="Times New Roman" w:cs="Times New Roman"/>
                 <w:sz w:val="24"/>
                 <w:szCs w:val="24"/>
                 <w:lang w:val="en-GB"/>
@@ -5287,12 +5295,11 @@
             </w:pPr>
             <w:r>
               <w:rPr>
-                <w:rFonts w:ascii="Times New Roman" w:eastAsia="Times New Roman" w:hAnsi="Times New Roman" w:cs="Times New Roman"/>
+                <w:rFonts w:ascii="Times New Roman" w:hAnsi="Times New Roman" w:eastAsia="Times New Roman" w:cs="Times New Roman"/>
                 <w:sz w:val="24"/>
                 <w:szCs w:val="24"/>
                 <w:lang w:val="en-GB"/>
               </w:rPr>
-              <w:lastRenderedPageBreak/>
               <w:t>Hoạt động</w:t>
             </w:r>
           </w:p>
@@ -5302,17 +5309,18 @@
             <w:cnfStyle w:val="000010000000" w:firstRow="0" w:lastRow="0" w:firstColumn="0" w:lastColumn="0" w:oddVBand="1" w:evenVBand="0" w:oddHBand="0" w:evenHBand="0" w:firstRowFirstColumn="0" w:firstRowLastColumn="0" w:lastRowFirstColumn="0" w:lastRowLastColumn="0"/>
             <w:tcW w:w="851" w:type="dxa"/>
             <w:tcBorders>
-              <w:top w:val="none" w:sz="0" w:space="0" w:color="auto"/>
-              <w:left w:val="none" w:sz="0" w:space="0" w:color="auto"/>
-              <w:right w:val="none" w:sz="0" w:space="0" w:color="auto"/>
+              <w:top w:val="none" w:color="auto" w:sz="0" w:space="0"/>
+              <w:left w:val="none" w:color="auto" w:sz="0" w:space="0"/>
+              <w:right w:val="none" w:color="auto" w:sz="0" w:space="0"/>
             </w:tcBorders>
+            <w:tcMar/>
           </w:tcPr>
           <w:p>
             <w:pPr>
               <w:ind w:left="-142" w:right="-320"/>
               <w:jc w:val="both"/>
               <w:rPr>
-                <w:rFonts w:ascii="Times New Roman" w:eastAsia="Times New Roman" w:hAnsi="Times New Roman" w:cs="Times New Roman"/>
+                <w:rFonts w:ascii="Times New Roman" w:hAnsi="Times New Roman" w:eastAsia="Times New Roman" w:cs="Times New Roman"/>
                 <w:sz w:val="24"/>
                 <w:szCs w:val="24"/>
                 <w:lang w:val="en-GB"/>
@@ -5320,7 +5328,7 @@
             </w:pPr>
             <w:r>
               <w:rPr>
-                <w:rFonts w:ascii="Times New Roman" w:eastAsia="Times New Roman" w:hAnsi="Times New Roman" w:cs="Times New Roman"/>
+                <w:rFonts w:ascii="Times New Roman" w:hAnsi="Times New Roman" w:eastAsia="Times New Roman" w:cs="Times New Roman"/>
                 <w:sz w:val="24"/>
                 <w:szCs w:val="24"/>
                 <w:lang w:val="en-GB"/>
@@ -5329,7 +5337,7 @@
             </w:r>
             <w:r>
               <w:rPr>
-                <w:rFonts w:ascii="Times New Roman" w:eastAsia="Times New Roman" w:hAnsi="Times New Roman" w:cs="Times New Roman"/>
+                <w:rFonts w:ascii="Times New Roman" w:hAnsi="Times New Roman" w:eastAsia="Times New Roman" w:cs="Times New Roman"/>
                 <w:sz w:val="24"/>
                 <w:szCs w:val="24"/>
                 <w:lang w:val="en-GB"/>
@@ -5342,13 +5350,14 @@
           <w:tcPr>
             <w:cnfStyle w:val="000100000000" w:firstRow="0" w:lastRow="0" w:firstColumn="0" w:lastColumn="1" w:oddVBand="0" w:evenVBand="0" w:oddHBand="0" w:evenHBand="0" w:firstRowFirstColumn="0" w:firstRowLastColumn="0" w:lastRowFirstColumn="0" w:lastRowLastColumn="0"/>
             <w:tcW w:w="7113" w:type="dxa"/>
+            <w:tcMar/>
           </w:tcPr>
           <w:p>
             <w:pPr>
               <w:ind w:left="-142" w:right="-320"/>
               <w:jc w:val="center"/>
               <w:rPr>
-                <w:rFonts w:ascii="Times New Roman" w:eastAsia="Times New Roman" w:hAnsi="Times New Roman" w:cs="Times New Roman"/>
+                <w:rFonts w:ascii="Times New Roman" w:hAnsi="Times New Roman" w:eastAsia="Times New Roman" w:cs="Times New Roman"/>
                 <w:sz w:val="24"/>
                 <w:szCs w:val="24"/>
                 <w:lang w:val="en-GB"/>
@@ -5356,7 +5365,7 @@
             </w:pPr>
             <w:r>
               <w:rPr>
-                <w:rFonts w:ascii="Times New Roman" w:eastAsia="Times New Roman" w:hAnsi="Times New Roman" w:cs="Times New Roman"/>
+                <w:rFonts w:ascii="Times New Roman" w:hAnsi="Times New Roman" w:eastAsia="Times New Roman" w:cs="Times New Roman"/>
                 <w:sz w:val="24"/>
                 <w:szCs w:val="24"/>
                 <w:lang w:val="en-GB"/>
@@ -5375,17 +5384,18 @@
             <w:cnfStyle w:val="001000000000" w:firstRow="0" w:lastRow="0" w:firstColumn="1" w:lastColumn="0" w:oddVBand="0" w:evenVBand="0" w:oddHBand="0" w:evenHBand="0" w:firstRowFirstColumn="0" w:firstRowLastColumn="0" w:lastRowFirstColumn="0" w:lastRowLastColumn="0"/>
             <w:tcW w:w="1216" w:type="dxa"/>
             <w:tcBorders>
-              <w:top w:val="none" w:sz="0" w:space="0" w:color="auto"/>
-              <w:left w:val="none" w:sz="0" w:space="0" w:color="auto"/>
-              <w:bottom w:val="none" w:sz="0" w:space="0" w:color="auto"/>
+              <w:top w:val="none" w:color="auto" w:sz="0" w:space="0"/>
+              <w:left w:val="none" w:color="auto" w:sz="0" w:space="0"/>
+              <w:bottom w:val="none" w:color="auto" w:sz="0" w:space="0"/>
             </w:tcBorders>
+            <w:tcMar/>
           </w:tcPr>
           <w:p>
             <w:pPr>
               <w:ind w:left="-144" w:right="-144"/>
               <w:jc w:val="center"/>
               <w:rPr>
-                <w:rFonts w:ascii="Times New Roman" w:eastAsia="Times New Roman" w:hAnsi="Times New Roman" w:cs="Times New Roman"/>
+                <w:rFonts w:ascii="Times New Roman" w:hAnsi="Times New Roman" w:eastAsia="Times New Roman" w:cs="Times New Roman"/>
                 <w:sz w:val="24"/>
                 <w:szCs w:val="24"/>
                 <w:lang w:val="en-GB"/>
@@ -5398,18 +5408,19 @@
             <w:cnfStyle w:val="000010000000" w:firstRow="0" w:lastRow="0" w:firstColumn="0" w:lastColumn="0" w:oddVBand="1" w:evenVBand="0" w:oddHBand="0" w:evenHBand="0" w:firstRowFirstColumn="0" w:firstRowLastColumn="0" w:lastRowFirstColumn="0" w:lastRowLastColumn="0"/>
             <w:tcW w:w="851" w:type="dxa"/>
             <w:tcBorders>
-              <w:top w:val="none" w:sz="0" w:space="0" w:color="auto"/>
-              <w:left w:val="none" w:sz="0" w:space="0" w:color="auto"/>
-              <w:bottom w:val="none" w:sz="0" w:space="0" w:color="auto"/>
-              <w:right w:val="none" w:sz="0" w:space="0" w:color="auto"/>
+              <w:top w:val="none" w:color="auto" w:sz="0" w:space="0"/>
+              <w:left w:val="none" w:color="auto" w:sz="0" w:space="0"/>
+              <w:bottom w:val="none" w:color="auto" w:sz="0" w:space="0"/>
+              <w:right w:val="none" w:color="auto" w:sz="0" w:space="0"/>
             </w:tcBorders>
+            <w:tcMar/>
           </w:tcPr>
           <w:p>
             <w:pPr>
               <w:ind w:left="-144" w:right="-144"/>
               <w:jc w:val="center"/>
               <w:rPr>
-                <w:rFonts w:ascii="Times New Roman" w:eastAsia="Times New Roman" w:hAnsi="Times New Roman" w:cs="Times New Roman"/>
+                <w:rFonts w:ascii="Times New Roman" w:hAnsi="Times New Roman" w:eastAsia="Times New Roman" w:cs="Times New Roman"/>
                 <w:sz w:val="24"/>
                 <w:szCs w:val="24"/>
                 <w:lang w:val="en-GB"/>
@@ -5417,7 +5428,7 @@
             </w:pPr>
             <w:r>
               <w:rPr>
-                <w:rFonts w:ascii="Times New Roman" w:eastAsia="Times New Roman" w:hAnsi="Times New Roman" w:cs="Times New Roman"/>
+                <w:rFonts w:ascii="Times New Roman" w:hAnsi="Times New Roman" w:eastAsia="Times New Roman" w:cs="Times New Roman"/>
                 <w:sz w:val="24"/>
                 <w:szCs w:val="24"/>
                 <w:lang w:val="en-GB"/>
@@ -5431,16 +5442,17 @@
             <w:cnfStyle w:val="000100000000" w:firstRow="0" w:lastRow="0" w:firstColumn="0" w:lastColumn="1" w:oddVBand="0" w:evenVBand="0" w:oddHBand="0" w:evenHBand="0" w:firstRowFirstColumn="0" w:firstRowLastColumn="0" w:lastRowFirstColumn="0" w:lastRowLastColumn="0"/>
             <w:tcW w:w="7113" w:type="dxa"/>
             <w:tcBorders>
-              <w:top w:val="none" w:sz="0" w:space="0" w:color="auto"/>
-              <w:bottom w:val="none" w:sz="0" w:space="0" w:color="auto"/>
-              <w:right w:val="none" w:sz="0" w:space="0" w:color="auto"/>
+              <w:top w:val="none" w:color="auto" w:sz="0" w:space="0"/>
+              <w:bottom w:val="none" w:color="auto" w:sz="0" w:space="0"/>
+              <w:right w:val="none" w:color="auto" w:sz="0" w:space="0"/>
             </w:tcBorders>
+            <w:tcMar/>
           </w:tcPr>
           <w:p>
             <w:pPr>
               <w:ind w:right="-320"/>
               <w:rPr>
-                <w:rFonts w:ascii="Times New Roman" w:eastAsia="Times New Roman" w:hAnsi="Times New Roman" w:cs="Times New Roman"/>
+                <w:rFonts w:ascii="Times New Roman" w:hAnsi="Times New Roman" w:eastAsia="Times New Roman" w:cs="Times New Roman"/>
                 <w:sz w:val="24"/>
                 <w:szCs w:val="24"/>
                 <w:lang w:val="en-GB"/>
@@ -5448,7 +5460,7 @@
             </w:pPr>
             <w:r>
               <w:rPr>
-                <w:rFonts w:ascii="Times New Roman" w:eastAsia="Times New Roman" w:hAnsi="Times New Roman" w:cs="Times New Roman"/>
+                <w:rFonts w:ascii="Times New Roman" w:hAnsi="Times New Roman" w:eastAsia="Times New Roman" w:cs="Times New Roman"/>
                 <w:b/>
                 <w:sz w:val="24"/>
                 <w:szCs w:val="24"/>
@@ -5459,7 +5471,7 @@
             </w:r>
             <w:r>
               <w:rPr>
-                <w:rFonts w:ascii="Times New Roman" w:eastAsia="Times New Roman" w:hAnsi="Times New Roman" w:cs="Times New Roman"/>
+                <w:rFonts w:ascii="Times New Roman" w:hAnsi="Times New Roman" w:eastAsia="Times New Roman" w:cs="Times New Roman"/>
                 <w:sz w:val="24"/>
                 <w:szCs w:val="24"/>
                 <w:lang w:val="en-GB"/>
@@ -5600,13 +5612,14 @@
           <w:tcPr>
             <w:cnfStyle w:val="001000000000" w:firstRow="0" w:lastRow="0" w:firstColumn="1" w:lastColumn="0" w:oddVBand="0" w:evenVBand="0" w:oddHBand="0" w:evenHBand="0" w:firstRowFirstColumn="0" w:firstRowLastColumn="0" w:lastRowFirstColumn="0" w:lastRowLastColumn="0"/>
             <w:tcW w:w="1216" w:type="dxa"/>
+            <w:tcMar/>
           </w:tcPr>
           <w:p>
             <w:pPr>
               <w:ind w:left="-144" w:right="-144"/>
               <w:jc w:val="center"/>
               <w:rPr>
-                <w:rFonts w:ascii="Times New Roman" w:eastAsia="Times New Roman" w:hAnsi="Times New Roman" w:cs="Times New Roman"/>
+                <w:rFonts w:ascii="Times New Roman" w:hAnsi="Times New Roman" w:eastAsia="Times New Roman" w:cs="Times New Roman"/>
                 <w:sz w:val="24"/>
                 <w:szCs w:val="24"/>
                 <w:lang w:val="en-GB"/>
@@ -5619,16 +5632,17 @@
             <w:cnfStyle w:val="000010000000" w:firstRow="0" w:lastRow="0" w:firstColumn="0" w:lastColumn="0" w:oddVBand="1" w:evenVBand="0" w:oddHBand="0" w:evenHBand="0" w:firstRowFirstColumn="0" w:firstRowLastColumn="0" w:lastRowFirstColumn="0" w:lastRowLastColumn="0"/>
             <w:tcW w:w="851" w:type="dxa"/>
             <w:tcBorders>
-              <w:left w:val="none" w:sz="0" w:space="0" w:color="auto"/>
-              <w:right w:val="none" w:sz="0" w:space="0" w:color="auto"/>
+              <w:left w:val="none" w:color="auto" w:sz="0" w:space="0"/>
+              <w:right w:val="none" w:color="auto" w:sz="0" w:space="0"/>
             </w:tcBorders>
+            <w:tcMar/>
           </w:tcPr>
           <w:p>
             <w:pPr>
               <w:ind w:left="-144" w:right="-144"/>
               <w:jc w:val="center"/>
               <w:rPr>
-                <w:rFonts w:ascii="Times New Roman" w:eastAsia="Times New Roman" w:hAnsi="Times New Roman" w:cs="Times New Roman"/>
+                <w:rFonts w:ascii="Times New Roman" w:hAnsi="Times New Roman" w:eastAsia="Times New Roman" w:cs="Times New Roman"/>
                 <w:sz w:val="24"/>
                 <w:szCs w:val="24"/>
                 <w:lang w:val="en-GB"/>
@@ -5636,7 +5650,7 @@
             </w:pPr>
             <w:r>
               <w:rPr>
-                <w:rFonts w:ascii="Times New Roman" w:eastAsia="Times New Roman" w:hAnsi="Times New Roman" w:cs="Times New Roman"/>
+                <w:rFonts w:ascii="Times New Roman" w:hAnsi="Times New Roman" w:eastAsia="Times New Roman" w:cs="Times New Roman"/>
                 <w:sz w:val="24"/>
                 <w:szCs w:val="24"/>
                 <w:lang w:val="en-GB"/>
@@ -5649,6 +5663,7 @@
           <w:tcPr>
             <w:cnfStyle w:val="000100000000" w:firstRow="0" w:lastRow="0" w:firstColumn="0" w:lastColumn="1" w:oddVBand="0" w:evenVBand="0" w:oddHBand="0" w:evenHBand="0" w:firstRowFirstColumn="0" w:firstRowLastColumn="0" w:lastRowFirstColumn="0" w:lastRowLastColumn="0"/>
             <w:tcW w:w="7113" w:type="dxa"/>
+            <w:tcMar/>
           </w:tcPr>
           <w:p>
             <w:pPr>
@@ -5700,6 +5715,7 @@
               <w:tc>
                 <w:tcPr>
                   <w:tcW w:w="3561" w:type="dxa"/>
+                  <w:tcMar/>
                 </w:tcPr>
                 <w:p>
                   <w:pPr>
@@ -5725,6 +5741,7 @@
               <w:tc>
                 <w:tcPr>
                   <w:tcW w:w="3087" w:type="dxa"/>
+                  <w:tcMar/>
                 </w:tcPr>
                 <w:p>
                   <w:pPr>
@@ -5764,6 +5781,7 @@
                 <w:tcPr>
                   <w:tcW w:w="6648" w:type="dxa"/>
                   <w:gridSpan w:val="2"/>
+                  <w:tcMar/>
                 </w:tcPr>
                 <w:p>
                   <w:pPr>
@@ -5796,6 +5814,7 @@
               <w:tc>
                 <w:tcPr>
                   <w:tcW w:w="3561" w:type="dxa"/>
+                  <w:tcMar/>
                 </w:tcPr>
                 <w:p>
                   <w:pPr>
@@ -5830,6 +5849,7 @@
               <w:tc>
                 <w:tcPr>
                   <w:tcW w:w="3087" w:type="dxa"/>
+                  <w:tcMar/>
                 </w:tcPr>
                 <w:p>
                   <w:pPr>
@@ -5851,6 +5871,7 @@
               <w:tc>
                 <w:tcPr>
                   <w:tcW w:w="3561" w:type="dxa"/>
+                  <w:tcMar/>
                 </w:tcPr>
                 <w:p>
                   <w:pPr>
@@ -5884,6 +5905,7 @@
               <w:tc>
                 <w:tcPr>
                   <w:tcW w:w="3087" w:type="dxa"/>
+                  <w:tcMar/>
                 </w:tcPr>
                 <w:p>
                   <w:pPr>
@@ -5945,6 +5967,7 @@
               <w:tc>
                 <w:tcPr>
                   <w:tcW w:w="3561" w:type="dxa"/>
+                  <w:tcMar/>
                 </w:tcPr>
                 <w:p>
                   <w:pPr>
@@ -5978,55 +6001,44 @@
               <w:tc>
                 <w:tcPr>
                   <w:tcW w:w="3087" w:type="dxa"/>
+                  <w:tcMar/>
                 </w:tcPr>
                 <w:p>
                   <w:pPr>
-                    <w:spacing w:line="360" w:lineRule="auto"/>
-                    <w:ind w:right="175"/>
+                    <w:spacing w:before="0" w:beforeAutospacing="off" w:after="0" w:afterAutospacing="off" w:line="360" w:lineRule="auto"/>
+                    <w:ind w:left="0" w:right="175"/>
                     <w:jc w:val="left"/>
-                    <w:rPr>
-                      <w:rFonts w:eastAsia="Times New Roman"/>
-                      <w:lang w:val="en-GB"/>
-                    </w:rPr>
                   </w:pPr>
                   <w:r>
                     <w:rPr>
-                      <w:rFonts w:eastAsia="Times New Roman"/>
+                      <w:rFonts w:ascii="Times New Roman" w:hAnsi="Times New Roman" w:eastAsia="Times New Roman" w:cs="Times New Roman"/>
+                      <w:noProof w:val="0"/>
+                      <w:sz w:val="24"/>
+                      <w:szCs w:val="24"/>
                       <w:lang w:val="en-GB"/>
                     </w:rPr>
-                    <w:t xml:space="preserve">LEFT JOIN với điều kiện: </w:t>
-                  </w:r>
-                  <w:proofErr w:type="gramStart"/>
-                  <w:r>
-                    <w:rPr>
-                      <w:rFonts w:eastAsia="Times New Roman"/>
-                      <w:lang w:val="en-GB"/>
-                    </w:rPr>
-                    <w:t>a.WINAME</w:t>
-                  </w:r>
-                  <w:proofErr w:type="gramEnd"/>
-                  <w:r>
-                    <w:rPr>
-                      <w:rFonts w:eastAsia="Times New Roman"/>
-                      <w:lang w:val="en-GB"/>
-                    </w:rPr>
-                    <w:t xml:space="preserve"> = </w:t>
-                  </w:r>
-                  <w:proofErr w:type="gramStart"/>
-                  <w:r>
-                    <w:rPr>
-                      <w:rFonts w:eastAsia="Times New Roman"/>
-                      <w:lang w:val="en-GB"/>
-                    </w:rPr>
-                    <w:t>g.</w:t>
+                    <w:t>LEFT JOIN với điều kiện: a.WINAME = c.</w:t>
                   </w:r>
                   <w:r>
                     <w:rPr>
-                      <w:rFonts w:eastAsia="Times New Roman"/>
+                      <w:rFonts w:ascii="Times New Roman" w:hAnsi="Times New Roman" w:eastAsia="Times New Roman" w:cs="Times New Roman"/>
+                      <w:noProof w:val="0"/>
+                      <w:sz w:val="24"/>
+                      <w:szCs w:val="24"/>
+                      <w:lang w:val="en-US"/>
                     </w:rPr>
                     <w:t>PROCESSINSTANCEID</w:t>
                   </w:r>
-                  <w:proofErr w:type="gramEnd"/>
+                  <w:r>
+                    <w:rPr>
+                      <w:rFonts w:ascii="Times New Roman" w:hAnsi="Times New Roman" w:eastAsia="Times New Roman" w:cs="Times New Roman"/>
+                      <w:noProof w:val="0"/>
+                      <w:sz w:val="24"/>
+                      <w:szCs w:val="24"/>
+                      <w:lang w:val="en-US"/>
+                    </w:rPr>
+                    <w:t>and c.CREATEDBY not in ('10000380','10000020','10000420','10000140', '10000100')</w:t>
+                  </w:r>
                 </w:p>
               </w:tc>
             </w:tr>
@@ -6038,6 +6050,7 @@
                 <w:tcPr>
                   <w:tcW w:w="6648" w:type="dxa"/>
                   <w:gridSpan w:val="2"/>
+                  <w:tcMar/>
                 </w:tcPr>
                 <w:p>
                   <w:pPr>
@@ -6070,6 +6083,7 @@
               <w:tc>
                 <w:tcPr>
                   <w:tcW w:w="3561" w:type="dxa"/>
+                  <w:tcMar/>
                 </w:tcPr>
                 <w:p>
                   <w:pPr>
@@ -6103,6 +6117,7 @@
               <w:tc>
                 <w:tcPr>
                   <w:tcW w:w="3087" w:type="dxa"/>
+                  <w:tcMar/>
                 </w:tcPr>
                 <w:p>
                   <w:pPr>
@@ -6124,6 +6139,7 @@
               <w:tc>
                 <w:tcPr>
                   <w:tcW w:w="3561" w:type="dxa"/>
+                  <w:tcMar/>
                 </w:tcPr>
                 <w:p>
                   <w:pPr>
@@ -6157,6 +6173,7 @@
               <w:tc>
                 <w:tcPr>
                   <w:tcW w:w="3087" w:type="dxa"/>
+                  <w:tcMar/>
                 </w:tcPr>
                 <w:p>
                   <w:pPr>
@@ -6217,6 +6234,7 @@
               <w:tc>
                 <w:tcPr>
                   <w:tcW w:w="3561" w:type="dxa"/>
+                  <w:tcMar/>
                 </w:tcPr>
                 <w:p>
                   <w:pPr>
@@ -6250,56 +6268,44 @@
               <w:tc>
                 <w:tcPr>
                   <w:tcW w:w="3087" w:type="dxa"/>
+                  <w:tcMar/>
                 </w:tcPr>
                 <w:p>
                   <w:pPr>
-                    <w:spacing w:line="360" w:lineRule="auto"/>
-                    <w:ind w:right="175"/>
+                    <w:spacing w:before="0" w:beforeAutospacing="off" w:after="0" w:afterAutospacing="off" w:line="360" w:lineRule="auto"/>
+                    <w:ind w:left="0" w:right="175"/>
                     <w:jc w:val="left"/>
-                    <w:rPr>
-                      <w:rFonts w:eastAsia="Times New Roman"/>
-                      <w:color w:val="000000" w:themeColor="text1"/>
-                      <w:lang w:val="en-GB"/>
-                    </w:rPr>
                   </w:pPr>
                   <w:r>
                     <w:rPr>
-                      <w:rFonts w:eastAsia="Times New Roman"/>
+                      <w:rFonts w:ascii="Times New Roman" w:hAnsi="Times New Roman" w:eastAsia="Times New Roman" w:cs="Times New Roman"/>
+                      <w:noProof w:val="0"/>
+                      <w:sz w:val="24"/>
+                      <w:szCs w:val="24"/>
                       <w:lang w:val="en-GB"/>
                     </w:rPr>
-                    <w:t xml:space="preserve">LEFT JOIN với điều kiện: </w:t>
-                  </w:r>
-                  <w:proofErr w:type="gramStart"/>
-                  <w:r>
-                    <w:rPr>
-                      <w:rFonts w:eastAsia="Times New Roman"/>
-                      <w:lang w:val="en-GB"/>
-                    </w:rPr>
-                    <w:t>a.WINAME</w:t>
-                  </w:r>
-                  <w:proofErr w:type="gramEnd"/>
-                  <w:r>
-                    <w:rPr>
-                      <w:rFonts w:eastAsia="Times New Roman"/>
-                      <w:lang w:val="en-GB"/>
-                    </w:rPr>
-                    <w:t xml:space="preserve"> = </w:t>
-                  </w:r>
-                  <w:proofErr w:type="gramStart"/>
-                  <w:r>
-                    <w:rPr>
-                      <w:rFonts w:eastAsia="Times New Roman"/>
-                      <w:lang w:val="en-GB"/>
-                    </w:rPr>
-                    <w:t>g.</w:t>
+                    <w:t>LEFT JOIN với điều kiện: a.WINAME = c.</w:t>
                   </w:r>
                   <w:r>
                     <w:rPr>
-                      <w:rFonts w:eastAsia="Times New Roman"/>
+                      <w:rFonts w:ascii="Times New Roman" w:hAnsi="Times New Roman" w:eastAsia="Times New Roman" w:cs="Times New Roman"/>
+                      <w:noProof w:val="0"/>
+                      <w:sz w:val="24"/>
+                      <w:szCs w:val="24"/>
+                      <w:lang w:val="en-US"/>
                     </w:rPr>
                     <w:t>PROCESSINSTANCEID</w:t>
                   </w:r>
-                  <w:proofErr w:type="gramEnd"/>
+                  <w:r>
+                    <w:rPr>
+                      <w:rFonts w:ascii="Times New Roman" w:hAnsi="Times New Roman" w:eastAsia="Times New Roman" w:cs="Times New Roman"/>
+                      <w:noProof w:val="0"/>
+                      <w:sz w:val="24"/>
+                      <w:szCs w:val="24"/>
+                      <w:lang w:val="en-US"/>
+                    </w:rPr>
+                    <w:t>and c.CREATEDBY not in ('10000380','10000020','10000420','10000140', '10000100')</w:t>
+                  </w:r>
                 </w:p>
               </w:tc>
             </w:tr>
@@ -6308,7 +6314,7 @@
             <w:pPr>
               <w:spacing w:line="360" w:lineRule="auto"/>
               <w:rPr>
-                <w:rFonts w:ascii="Times New Roman" w:eastAsia="Times New Roman" w:hAnsi="Times New Roman" w:cs="Times New Roman"/>
+                <w:rFonts w:ascii="Times New Roman" w:hAnsi="Times New Roman" w:eastAsia="Times New Roman" w:cs="Times New Roman"/>
                 <w:sz w:val="24"/>
                 <w:szCs w:val="24"/>
                 <w:lang w:val="en-GB"/>
@@ -6326,17 +6332,18 @@
             <w:cnfStyle w:val="001000000000" w:firstRow="0" w:lastRow="0" w:firstColumn="1" w:lastColumn="0" w:oddVBand="0" w:evenVBand="0" w:oddHBand="0" w:evenHBand="0" w:firstRowFirstColumn="0" w:firstRowLastColumn="0" w:lastRowFirstColumn="0" w:lastRowLastColumn="0"/>
             <w:tcW w:w="1216" w:type="dxa"/>
             <w:tcBorders>
-              <w:top w:val="none" w:sz="0" w:space="0" w:color="auto"/>
-              <w:left w:val="none" w:sz="0" w:space="0" w:color="auto"/>
-              <w:bottom w:val="none" w:sz="0" w:space="0" w:color="auto"/>
+              <w:top w:val="none" w:color="auto" w:sz="0" w:space="0"/>
+              <w:left w:val="none" w:color="auto" w:sz="0" w:space="0"/>
+              <w:bottom w:val="none" w:color="auto" w:sz="0" w:space="0"/>
             </w:tcBorders>
+            <w:tcMar/>
           </w:tcPr>
           <w:p>
             <w:pPr>
               <w:ind w:left="-144" w:right="-144"/>
               <w:jc w:val="center"/>
               <w:rPr>
-                <w:rFonts w:ascii="Times New Roman" w:eastAsia="Times New Roman" w:hAnsi="Times New Roman" w:cs="Times New Roman"/>
+                <w:rFonts w:ascii="Times New Roman" w:hAnsi="Times New Roman" w:eastAsia="Times New Roman" w:cs="Times New Roman"/>
                 <w:sz w:val="24"/>
                 <w:szCs w:val="24"/>
                 <w:lang w:val="en-GB"/>
@@ -6349,18 +6356,19 @@
             <w:cnfStyle w:val="000010000000" w:firstRow="0" w:lastRow="0" w:firstColumn="0" w:lastColumn="0" w:oddVBand="1" w:evenVBand="0" w:oddHBand="0" w:evenHBand="0" w:firstRowFirstColumn="0" w:firstRowLastColumn="0" w:lastRowFirstColumn="0" w:lastRowLastColumn="0"/>
             <w:tcW w:w="851" w:type="dxa"/>
             <w:tcBorders>
-              <w:top w:val="none" w:sz="0" w:space="0" w:color="auto"/>
-              <w:left w:val="none" w:sz="0" w:space="0" w:color="auto"/>
-              <w:bottom w:val="none" w:sz="0" w:space="0" w:color="auto"/>
-              <w:right w:val="none" w:sz="0" w:space="0" w:color="auto"/>
+              <w:top w:val="none" w:color="auto" w:sz="0" w:space="0"/>
+              <w:left w:val="none" w:color="auto" w:sz="0" w:space="0"/>
+              <w:bottom w:val="none" w:color="auto" w:sz="0" w:space="0"/>
+              <w:right w:val="none" w:color="auto" w:sz="0" w:space="0"/>
             </w:tcBorders>
+            <w:tcMar/>
           </w:tcPr>
           <w:p>
             <w:pPr>
               <w:ind w:left="-144" w:right="-144"/>
               <w:jc w:val="center"/>
               <w:rPr>
-                <w:rFonts w:ascii="Times New Roman" w:eastAsia="Times New Roman" w:hAnsi="Times New Roman" w:cs="Times New Roman"/>
+                <w:rFonts w:ascii="Times New Roman" w:hAnsi="Times New Roman" w:eastAsia="Times New Roman" w:cs="Times New Roman"/>
                 <w:sz w:val="24"/>
                 <w:szCs w:val="24"/>
                 <w:lang w:val="en-GB"/>
@@ -6368,7 +6376,7 @@
             </w:pPr>
             <w:r>
               <w:rPr>
-                <w:rFonts w:ascii="Times New Roman" w:eastAsia="Times New Roman" w:hAnsi="Times New Roman" w:cs="Times New Roman"/>
+                <w:rFonts w:ascii="Times New Roman" w:hAnsi="Times New Roman" w:eastAsia="Times New Roman" w:cs="Times New Roman"/>
                 <w:sz w:val="24"/>
                 <w:szCs w:val="24"/>
                 <w:lang w:val="en-GB"/>
@@ -6382,10 +6390,11 @@
             <w:cnfStyle w:val="000100000000" w:firstRow="0" w:lastRow="0" w:firstColumn="0" w:lastColumn="1" w:oddVBand="0" w:evenVBand="0" w:oddHBand="0" w:evenHBand="0" w:firstRowFirstColumn="0" w:firstRowLastColumn="0" w:lastRowFirstColumn="0" w:lastRowLastColumn="0"/>
             <w:tcW w:w="7113" w:type="dxa"/>
             <w:tcBorders>
-              <w:top w:val="none" w:sz="0" w:space="0" w:color="auto"/>
-              <w:bottom w:val="none" w:sz="0" w:space="0" w:color="auto"/>
-              <w:right w:val="none" w:sz="0" w:space="0" w:color="auto"/>
+              <w:top w:val="none" w:color="auto" w:sz="0" w:space="0"/>
+              <w:bottom w:val="none" w:color="auto" w:sz="0" w:space="0"/>
+              <w:right w:val="none" w:color="auto" w:sz="0" w:space="0"/>
             </w:tcBorders>
+            <w:tcMar/>
           </w:tcPr>
           <w:p>
             <w:pPr>
@@ -6440,8 +6449,8 @@
           <w:b/>
         </w:rPr>
       </w:pPr>
-      <w:bookmarkStart w:id="45" w:name="_Toc384987416"/>
-      <w:bookmarkStart w:id="46" w:name="_Toc360108733"/>
+      <w:bookmarkStart w:name="_Toc384987416" w:id="45"/>
+      <w:bookmarkStart w:name="_Toc360108733" w:id="46"/>
       <w:bookmarkEnd w:id="39"/>
       <w:bookmarkEnd w:id="40"/>
       <w:bookmarkEnd w:id="43"/>
@@ -7761,6 +7770,11 @@
                 <w:color w:val="000000"/>
               </w:rPr>
               <w:br/>
+            </w:r>
+            <w:r>
+              <w:rPr>
+                <w:color w:val="000000"/>
+              </w:rPr>
               <w:t>WFINSTRUMENTTABLE c &gt;</w:t>
             </w:r>
             <w:r>
@@ -8061,7 +8075,6 @@
               <w:rPr>
                 <w:rFonts w:eastAsia="Calibri"/>
               </w:rPr>
-              <w:lastRenderedPageBreak/>
               <w:t xml:space="preserve">gán giá trị </w:t>
             </w:r>
             <w:r>
@@ -8658,7 +8671,6 @@
               <w:rPr>
                 <w:color w:val="000000"/>
               </w:rPr>
-              <w:lastRenderedPageBreak/>
               <w:t>C</w:t>
             </w:r>
             <w:r>
@@ -9438,6 +9450,11 @@
                 <w:color w:val="000000"/>
               </w:rPr>
               <w:br/>
+            </w:r>
+            <w:r>
+              <w:rPr>
+                <w:color w:val="000000"/>
+              </w:rPr>
               <w:t xml:space="preserve">WFINSTRUMENTTABLE c &gt; </w:t>
             </w:r>
           </w:p>
@@ -9587,7 +9604,6 @@
                 <w:sz w:val="24"/>
                 <w:szCs w:val="24"/>
               </w:rPr>
-              <w:lastRenderedPageBreak/>
               <w:t>chuyển sang bước cấp PD và đã được phê duyệt'</w:t>
             </w:r>
           </w:p>
@@ -10089,8 +10105,8 @@
           <w:b/>
         </w:rPr>
       </w:pPr>
-      <w:bookmarkStart w:id="47" w:name="_Toc384987417"/>
-      <w:bookmarkStart w:id="48" w:name="_Toc236899915"/>
+      <w:bookmarkStart w:name="_Toc384987417" w:id="47"/>
+      <w:bookmarkStart w:name="_Toc236899915" w:id="48"/>
       <w:bookmarkEnd w:id="45"/>
       <w:r>
         <w:rPr>
@@ -10137,9 +10153,9 @@
           <w:b/>
         </w:rPr>
       </w:pPr>
-      <w:bookmarkStart w:id="49" w:name="_Toc360108734"/>
-      <w:bookmarkStart w:id="50" w:name="_Toc384987418"/>
-      <w:bookmarkStart w:id="51" w:name="_Toc236899916"/>
+      <w:bookmarkStart w:name="_Toc360108734" w:id="49"/>
+      <w:bookmarkStart w:name="_Toc384987418" w:id="50"/>
+      <w:bookmarkStart w:name="_Toc236899916" w:id="51"/>
       <w:r>
         <w:rPr>
           <w:rFonts w:eastAsia="Calibri"/>
@@ -10168,7 +10184,7 @@
           <w:b/>
         </w:rPr>
       </w:pPr>
-      <w:bookmarkStart w:id="52" w:name="_Toc236899917"/>
+      <w:bookmarkStart w:name="_Toc236899917" w:id="52"/>
       <w:r>
         <w:rPr>
           <w:rFonts w:eastAsia="Calibri"/>
@@ -10186,7 +10202,6 @@
         <w:ind w:left="360"/>
       </w:pPr>
       <w:r>
-        <w:lastRenderedPageBreak/>
         <w:t>[</w:t>
       </w:r>
       <w:r>
@@ -10218,8 +10233,8 @@
           <w:b/>
         </w:rPr>
       </w:pPr>
-      <w:bookmarkStart w:id="53" w:name="_Toc384987419"/>
-      <w:bookmarkStart w:id="54" w:name="_Toc236899918"/>
+      <w:bookmarkStart w:name="_Toc384987419" w:id="53"/>
+      <w:bookmarkStart w:name="_Toc236899918" w:id="54"/>
       <w:r>
         <w:rPr>
           <w:rFonts w:eastAsia="Calibri"/>
@@ -10249,7 +10264,7 @@
     <w:sectPr>
       <w:headerReference w:type="default" r:id="rId9"/>
       <w:footerReference w:type="default" r:id="rId10"/>
-      <w:pgSz w:w="11907" w:h="16839" w:code="9"/>
+      <w:pgSz w:w="11907" w:h="16839" w:orient="portrait" w:code="9"/>
       <w:pgMar w:top="1134" w:right="1134" w:bottom="1134" w:left="1418" w:header="567" w:footer="454" w:gutter="0"/>
       <w:cols w:space="720"/>
       <w:titlePg/>
@@ -10339,12 +10354,12 @@
               <w:tblW w:w="9923" w:type="dxa"/>
               <w:jc w:val="center"/>
               <w:tblBorders>
-                <w:top w:val="none" w:sz="0" w:space="0" w:color="auto"/>
-                <w:left w:val="none" w:sz="0" w:space="0" w:color="auto"/>
-                <w:bottom w:val="none" w:sz="0" w:space="0" w:color="auto"/>
-                <w:right w:val="none" w:sz="0" w:space="0" w:color="auto"/>
-                <w:insideH w:val="none" w:sz="0" w:space="0" w:color="auto"/>
-                <w:insideV w:val="none" w:sz="0" w:space="0" w:color="auto"/>
+                <w:top w:val="none" w:color="auto" w:sz="0" w:space="0"/>
+                <w:left w:val="none" w:color="auto" w:sz="0" w:space="0"/>
+                <w:bottom w:val="none" w:color="auto" w:sz="0" w:space="0"/>
+                <w:right w:val="none" w:color="auto" w:sz="0" w:space="0"/>
+                <w:insideH w:val="none" w:color="auto" w:sz="0" w:space="0"/>
+                <w:insideV w:val="none" w:color="auto" w:sz="0" w:space="0"/>
               </w:tblBorders>
               <w:tblLook w:val="04A0" w:firstRow="1" w:lastRow="0" w:firstColumn="1" w:lastColumn="0" w:noHBand="0" w:noVBand="1"/>
             </w:tblPr>
@@ -10366,7 +10381,7 @@
                   <w:pPr>
                     <w:pStyle w:val="Footer"/>
                     <w:pBdr>
-                      <w:bottom w:val="single" w:sz="6" w:space="1" w:color="auto"/>
+                      <w:bottom w:val="single" w:color="auto" w:sz="6" w:space="1"/>
                     </w:pBdr>
                     <w:tabs>
                       <w:tab w:val="clear" w:pos="4680"/>
@@ -10589,16 +10604,26 @@
               </w:rPr>
               <w:t>/</w:t>
             </w:r>
-            <w:fldSimple w:instr="NUMPAGES   \* MERGEFORMAT">
-              <w:r>
-                <w:rPr>
-                  <w:noProof/>
-                  <w:sz w:val="22"/>
-                  <w:szCs w:val="22"/>
-                </w:rPr>
-                <w:t>12</w:t>
-              </w:r>
-            </w:fldSimple>
+            <w:r>
+              <w:fldChar w:fldCharType="begin"/>
+            </w:r>
+            <w:r>
+              <w:instrText>NUMPAGES   \* MERGEFORMAT</w:instrText>
+            </w:r>
+            <w:r>
+              <w:fldChar w:fldCharType="separate"/>
+            </w:r>
+            <w:r>
+              <w:rPr>
+                <w:noProof/>
+                <w:sz w:val="22"/>
+                <w:szCs w:val="22"/>
+              </w:rPr>
+              <w:t>12</w:t>
+            </w:r>
+            <w:r>
+              <w:fldChar w:fldCharType="end"/>
+            </w:r>
           </w:p>
         </w:sdtContent>
       </w:sdt>
@@ -10633,19 +10658,19 @@
 </file>
 
 <file path=word/header1.xml><?xml version="1.0" encoding="utf-8"?>
-<w:hdr xmlns:wpc="http://schemas.microsoft.com/office/word/2010/wordprocessingCanvas" xmlns:cx="http://schemas.microsoft.com/office/drawing/2014/chartex" xmlns:cx1="http://schemas.microsoft.com/office/drawing/2015/9/8/chartex" xmlns:cx2="http://schemas.microsoft.com/office/drawing/2015/10/21/chartex" xmlns:cx3="http://schemas.microsoft.com/office/drawing/2016/5/9/chartex" xmlns:cx4="http://schemas.microsoft.com/office/drawing/2016/5/10/chartex" xmlns:cx5="http://schemas.microsoft.com/office/drawing/2016/5/11/chartex" xmlns:cx6="http://schemas.microsoft.com/office/drawing/2016/5/12/chartex" xmlns:cx7="http://schemas.microsoft.com/office/drawing/2016/5/13/chartex" xmlns:cx8="http://schemas.microsoft.com/office/drawing/2016/5/14/chartex" xmlns:mc="http://schemas.openxmlformats.org/markup-compatibility/2006" xmlns:aink="http://schemas.microsoft.com/office/drawing/2016/ink" xmlns:am3d="http://schemas.microsoft.com/office/drawing/2017/model3d" xmlns:o="urn:schemas-microsoft-com:office:office" xmlns:oel="http://schemas.microsoft.com/office/2019/extlst" xmlns:r="http://schemas.openxmlformats.org/officeDocument/2006/relationships" xmlns:m="http://schemas.openxmlformats.org/officeDocument/2006/math" xmlns:v="urn:schemas-microsoft-com:vml" xmlns:wp14="http://schemas.microsoft.com/office/word/2010/wordprocessingDrawing" xmlns:wp="http://schemas.openxmlformats.org/drawingml/2006/wordprocessingDrawing" xmlns:w10="urn:schemas-microsoft-com:office:word" xmlns:w="http://schemas.openxmlformats.org/wordprocessingml/2006/main" xmlns:w14="http://schemas.microsoft.com/office/word/2010/wordml" xmlns:w15="http://schemas.microsoft.com/office/word/2012/wordml" xmlns:w16cei="http://schemas.microsoft.com/office/word/2026/wordml/cei" xmlns:w16cex="http://schemas.microsoft.com/office/word/2018/wordml/cex" xmlns:w16cid="http://schemas.microsoft.com/office/word/2016/wordml/cid" xmlns:w16="http://schemas.microsoft.com/office/word/2018/wordml" xmlns:w16du="http://schemas.microsoft.com/office/word/2023/wordml/word16du" xmlns:w16sdtdh="http://schemas.microsoft.com/office/word/2020/wordml/sdtdatahash" xmlns:w16sdtfl="http://schemas.microsoft.com/office/word/2024/wordml/sdtformatlock" xmlns:w16se="http://schemas.microsoft.com/office/word/2015/wordml/symex" xmlns:wpg="http://schemas.microsoft.com/office/word/2010/wordprocessingGroup" xmlns:wpi="http://schemas.microsoft.com/office/word/2010/wordprocessingInk" xmlns:wne="http://schemas.microsoft.com/office/word/2006/wordml" xmlns:wps="http://schemas.microsoft.com/office/word/2010/wordprocessingShape" mc:Ignorable="w14 w15 w16se w16cid w16 w16cex w16sdtdh w16sdtfl w16du wp14">
+<w:hdr xmlns:wpc="http://schemas.microsoft.com/office/word/2010/wordprocessingCanvas" xmlns:cx="http://schemas.microsoft.com/office/drawing/2014/chartex" xmlns:cx1="http://schemas.microsoft.com/office/drawing/2015/9/8/chartex" xmlns:cx2="http://schemas.microsoft.com/office/drawing/2015/10/21/chartex" xmlns:cx3="http://schemas.microsoft.com/office/drawing/2016/5/9/chartex" xmlns:cx4="http://schemas.microsoft.com/office/drawing/2016/5/10/chartex" xmlns:cx5="http://schemas.microsoft.com/office/drawing/2016/5/11/chartex" xmlns:cx6="http://schemas.microsoft.com/office/drawing/2016/5/12/chartex" xmlns:cx7="http://schemas.microsoft.com/office/drawing/2016/5/13/chartex" xmlns:cx8="http://schemas.microsoft.com/office/drawing/2016/5/14/chartex" xmlns:mc="http://schemas.openxmlformats.org/markup-compatibility/2006" xmlns:aink="http://schemas.microsoft.com/office/drawing/2016/ink" xmlns:am3d="http://schemas.microsoft.com/office/drawing/2017/model3d" xmlns:o="urn:schemas-microsoft-com:office:office" xmlns:oel="http://schemas.microsoft.com/office/2019/extlst" xmlns:r="http://schemas.openxmlformats.org/officeDocument/2006/relationships" xmlns:m="http://schemas.openxmlformats.org/officeDocument/2006/math" xmlns:v="urn:schemas-microsoft-com:vml" xmlns:wp14="http://schemas.microsoft.com/office/word/2010/wordprocessingDrawing" xmlns:wp="http://schemas.openxmlformats.org/drawingml/2006/wordprocessingDrawing" xmlns:w10="urn:schemas-microsoft-com:office:word" xmlns:w="http://schemas.openxmlformats.org/wordprocessingml/2006/main" xmlns:w14="http://schemas.microsoft.com/office/word/2010/wordml" xmlns:w15="http://schemas.microsoft.com/office/word/2012/wordml" xmlns:w16cei="http://schemas.microsoft.com/office/word/2026/wordml/cei" xmlns:w16cex="http://schemas.microsoft.com/office/word/2018/wordml/cex" xmlns:w16cid="http://schemas.microsoft.com/office/word/2016/wordml/cid" xmlns:w16="http://schemas.microsoft.com/office/word/2018/wordml" xmlns:w16du="http://schemas.microsoft.com/office/word/2023/wordml/word16du" xmlns:w16sdtdh="http://schemas.microsoft.com/office/word/2020/wordml/sdtdatahash" xmlns:w16sdtfl="http://schemas.microsoft.com/office/word/2024/wordml/sdtformatlock" xmlns:w16se="http://schemas.microsoft.com/office/word/2015/wordml/symex" xmlns:wpg="http://schemas.microsoft.com/office/word/2010/wordprocessingGroup" xmlns:wpi="http://schemas.microsoft.com/office/word/2010/wordprocessingInk" xmlns:wne="http://schemas.microsoft.com/office/word/2006/wordml" xmlns:wps="http://schemas.microsoft.com/office/word/2010/wordprocessingShape" xmlns:a="http://schemas.openxmlformats.org/drawingml/2006/main" xmlns:pic="http://schemas.openxmlformats.org/drawingml/2006/picture" mc:Ignorable="w14 w15 w16se w16cid w16 w16cex w16sdtdh w16sdtfl w16du wp14">
   <w:tbl>
     <w:tblPr>
       <w:tblStyle w:val="TableGrid"/>
       <w:tblW w:w="9209" w:type="dxa"/>
       <w:jc w:val="center"/>
       <w:tblBorders>
-        <w:top w:val="none" w:sz="0" w:space="0" w:color="auto"/>
-        <w:left w:val="none" w:sz="0" w:space="0" w:color="auto"/>
-        <w:bottom w:val="none" w:sz="0" w:space="0" w:color="auto"/>
-        <w:right w:val="none" w:sz="0" w:space="0" w:color="auto"/>
-        <w:insideH w:val="none" w:sz="0" w:space="0" w:color="auto"/>
-        <w:insideV w:val="none" w:sz="0" w:space="0" w:color="auto"/>
+        <w:top w:val="none" w:color="auto" w:sz="0" w:space="0"/>
+        <w:left w:val="none" w:color="auto" w:sz="0" w:space="0"/>
+        <w:bottom w:val="none" w:color="auto" w:sz="0" w:space="0"/>
+        <w:right w:val="none" w:color="auto" w:sz="0" w:space="0"/>
+        <w:insideH w:val="none" w:color="auto" w:sz="0" w:space="0"/>
+        <w:insideV w:val="none" w:color="auto" w:sz="0" w:space="0"/>
       </w:tblBorders>
       <w:tblLayout w:type="fixed"/>
       <w:tblLook w:val="04A0" w:firstRow="1" w:lastRow="0" w:firstColumn="1" w:lastColumn="0" w:noHBand="0" w:noVBand="1"/>
@@ -10747,7 +10772,7 @@
           <w:gridSpan w:val="2"/>
           <w:vMerge w:val="restart"/>
           <w:tcBorders>
-            <w:right w:val="double" w:sz="4" w:space="0" w:color="auto"/>
+            <w:right w:val="double" w:color="auto" w:sz="4" w:space="0"/>
           </w:tcBorders>
           <w:vAlign w:val="bottom"/>
         </w:tcPr>
@@ -10797,10 +10822,10 @@
         <w:tcPr>
           <w:tcW w:w="1701" w:type="dxa"/>
           <w:tcBorders>
-            <w:top w:val="double" w:sz="4" w:space="0" w:color="auto"/>
-            <w:left w:val="double" w:sz="4" w:space="0" w:color="auto"/>
-            <w:bottom w:val="double" w:sz="4" w:space="0" w:color="auto"/>
-            <w:right w:val="double" w:sz="4" w:space="0" w:color="auto"/>
+            <w:top w:val="double" w:color="auto" w:sz="4" w:space="0"/>
+            <w:left w:val="double" w:color="auto" w:sz="4" w:space="0"/>
+            <w:bottom w:val="double" w:color="auto" w:sz="4" w:space="0"/>
+            <w:right w:val="double" w:color="auto" w:sz="4" w:space="0"/>
           </w:tcBorders>
           <w:vAlign w:val="center"/>
         </w:tcPr>
@@ -10874,7 +10899,7 @@
         <w:tcPr>
           <w:tcW w:w="1701" w:type="dxa"/>
           <w:tcBorders>
-            <w:top w:val="double" w:sz="4" w:space="0" w:color="auto"/>
+            <w:top w:val="double" w:color="auto" w:sz="4" w:space="0"/>
           </w:tcBorders>
           <w:vAlign w:val="center"/>
         </w:tcPr>
@@ -11110,7 +11135,7 @@
         <w:p>
           <w:pPr>
             <w:pBdr>
-              <w:bottom w:val="single" w:sz="6" w:space="1" w:color="auto"/>
+              <w:bottom w:val="single" w:color="auto" w:sz="6" w:space="1"/>
             </w:pBdr>
             <w:ind w:right="0"/>
             <w:contextualSpacing/>
@@ -11163,7 +11188,7 @@
         <w:ind w:left="720" w:hanging="360"/>
       </w:pPr>
       <w:rPr>
-        <w:rFonts w:ascii="Arial" w:eastAsia="Times New Roman" w:hAnsi="Arial" w:cs="Arial" w:hint="default"/>
+        <w:rFonts w:hint="default" w:ascii="Arial" w:hAnsi="Arial" w:eastAsia="Times New Roman" w:cs="Arial"/>
       </w:rPr>
     </w:lvl>
     <w:lvl w:ilvl="1" w:tplc="04090003" w:tentative="1">
@@ -11175,7 +11200,7 @@
         <w:ind w:left="1440" w:hanging="360"/>
       </w:pPr>
       <w:rPr>
-        <w:rFonts w:ascii="Courier New" w:hAnsi="Courier New" w:cs="Courier New" w:hint="default"/>
+        <w:rFonts w:hint="default" w:ascii="Courier New" w:hAnsi="Courier New" w:cs="Courier New"/>
       </w:rPr>
     </w:lvl>
     <w:lvl w:ilvl="2" w:tplc="04090005" w:tentative="1">
@@ -11187,7 +11212,7 @@
         <w:ind w:left="2160" w:hanging="360"/>
       </w:pPr>
       <w:rPr>
-        <w:rFonts w:ascii="Wingdings" w:hAnsi="Wingdings" w:hint="default"/>
+        <w:rFonts w:hint="default" w:ascii="Wingdings" w:hAnsi="Wingdings"/>
       </w:rPr>
     </w:lvl>
     <w:lvl w:ilvl="3" w:tplc="04090001" w:tentative="1">
@@ -11199,7 +11224,7 @@
         <w:ind w:left="2880" w:hanging="360"/>
       </w:pPr>
       <w:rPr>
-        <w:rFonts w:ascii="Symbol" w:hAnsi="Symbol" w:hint="default"/>
+        <w:rFonts w:hint="default" w:ascii="Symbol" w:hAnsi="Symbol"/>
       </w:rPr>
     </w:lvl>
     <w:lvl w:ilvl="4" w:tplc="04090003" w:tentative="1">
@@ -11211,7 +11236,7 @@
         <w:ind w:left="3600" w:hanging="360"/>
       </w:pPr>
       <w:rPr>
-        <w:rFonts w:ascii="Courier New" w:hAnsi="Courier New" w:cs="Courier New" w:hint="default"/>
+        <w:rFonts w:hint="default" w:ascii="Courier New" w:hAnsi="Courier New" w:cs="Courier New"/>
       </w:rPr>
     </w:lvl>
     <w:lvl w:ilvl="5" w:tplc="04090005" w:tentative="1">
@@ -11223,7 +11248,7 @@
         <w:ind w:left="4320" w:hanging="360"/>
       </w:pPr>
       <w:rPr>
-        <w:rFonts w:ascii="Wingdings" w:hAnsi="Wingdings" w:hint="default"/>
+        <w:rFonts w:hint="default" w:ascii="Wingdings" w:hAnsi="Wingdings"/>
       </w:rPr>
     </w:lvl>
     <w:lvl w:ilvl="6" w:tplc="04090001" w:tentative="1">
@@ -11235,7 +11260,7 @@
         <w:ind w:left="5040" w:hanging="360"/>
       </w:pPr>
       <w:rPr>
-        <w:rFonts w:ascii="Symbol" w:hAnsi="Symbol" w:hint="default"/>
+        <w:rFonts w:hint="default" w:ascii="Symbol" w:hAnsi="Symbol"/>
       </w:rPr>
     </w:lvl>
     <w:lvl w:ilvl="7" w:tplc="04090003" w:tentative="1">
@@ -11247,7 +11272,7 @@
         <w:ind w:left="5760" w:hanging="360"/>
       </w:pPr>
       <w:rPr>
-        <w:rFonts w:ascii="Courier New" w:hAnsi="Courier New" w:cs="Courier New" w:hint="default"/>
+        <w:rFonts w:hint="default" w:ascii="Courier New" w:hAnsi="Courier New" w:cs="Courier New"/>
       </w:rPr>
     </w:lvl>
     <w:lvl w:ilvl="8" w:tplc="04090005" w:tentative="1">
@@ -11259,7 +11284,7 @@
         <w:ind w:left="6480" w:hanging="360"/>
       </w:pPr>
       <w:rPr>
-        <w:rFonts w:ascii="Wingdings" w:hAnsi="Wingdings" w:hint="default"/>
+        <w:rFonts w:hint="default" w:ascii="Wingdings" w:hAnsi="Wingdings"/>
       </w:rPr>
     </w:lvl>
   </w:abstractNum>
@@ -11629,7 +11654,7 @@
         <w:ind w:left="720" w:hanging="360"/>
       </w:pPr>
       <w:rPr>
-        <w:rFonts w:ascii="Wingdings" w:hAnsi="Wingdings" w:hint="default"/>
+        <w:rFonts w:hint="default" w:ascii="Wingdings" w:hAnsi="Wingdings"/>
       </w:rPr>
     </w:lvl>
     <w:lvl w:ilvl="1" w:tplc="04090003" w:tentative="1">
@@ -11641,7 +11666,7 @@
         <w:ind w:left="1440" w:hanging="360"/>
       </w:pPr>
       <w:rPr>
-        <w:rFonts w:ascii="Courier New" w:hAnsi="Courier New" w:cs="Courier New" w:hint="default"/>
+        <w:rFonts w:hint="default" w:ascii="Courier New" w:hAnsi="Courier New" w:cs="Courier New"/>
       </w:rPr>
     </w:lvl>
     <w:lvl w:ilvl="2" w:tplc="04090005" w:tentative="1">
@@ -11653,7 +11678,7 @@
         <w:ind w:left="2160" w:hanging="360"/>
       </w:pPr>
       <w:rPr>
-        <w:rFonts w:ascii="Wingdings" w:hAnsi="Wingdings" w:hint="default"/>
+        <w:rFonts w:hint="default" w:ascii="Wingdings" w:hAnsi="Wingdings"/>
       </w:rPr>
     </w:lvl>
     <w:lvl w:ilvl="3" w:tplc="04090001" w:tentative="1">
@@ -11665,7 +11690,7 @@
         <w:ind w:left="2880" w:hanging="360"/>
       </w:pPr>
       <w:rPr>
-        <w:rFonts w:ascii="Symbol" w:hAnsi="Symbol" w:hint="default"/>
+        <w:rFonts w:hint="default" w:ascii="Symbol" w:hAnsi="Symbol"/>
       </w:rPr>
     </w:lvl>
     <w:lvl w:ilvl="4" w:tplc="04090003" w:tentative="1">
@@ -11677,7 +11702,7 @@
         <w:ind w:left="3600" w:hanging="360"/>
       </w:pPr>
       <w:rPr>
-        <w:rFonts w:ascii="Courier New" w:hAnsi="Courier New" w:cs="Courier New" w:hint="default"/>
+        <w:rFonts w:hint="default" w:ascii="Courier New" w:hAnsi="Courier New" w:cs="Courier New"/>
       </w:rPr>
     </w:lvl>
     <w:lvl w:ilvl="5" w:tplc="04090005" w:tentative="1">
@@ -11689,7 +11714,7 @@
         <w:ind w:left="4320" w:hanging="360"/>
       </w:pPr>
       <w:rPr>
-        <w:rFonts w:ascii="Wingdings" w:hAnsi="Wingdings" w:hint="default"/>
+        <w:rFonts w:hint="default" w:ascii="Wingdings" w:hAnsi="Wingdings"/>
       </w:rPr>
     </w:lvl>
     <w:lvl w:ilvl="6" w:tplc="04090001" w:tentative="1">
@@ -11701,7 +11726,7 @@
         <w:ind w:left="5040" w:hanging="360"/>
       </w:pPr>
       <w:rPr>
-        <w:rFonts w:ascii="Symbol" w:hAnsi="Symbol" w:hint="default"/>
+        <w:rFonts w:hint="default" w:ascii="Symbol" w:hAnsi="Symbol"/>
       </w:rPr>
     </w:lvl>
     <w:lvl w:ilvl="7" w:tplc="04090003" w:tentative="1">
@@ -11713,7 +11738,7 @@
         <w:ind w:left="5760" w:hanging="360"/>
       </w:pPr>
       <w:rPr>
-        <w:rFonts w:ascii="Courier New" w:hAnsi="Courier New" w:cs="Courier New" w:hint="default"/>
+        <w:rFonts w:hint="default" w:ascii="Courier New" w:hAnsi="Courier New" w:cs="Courier New"/>
       </w:rPr>
     </w:lvl>
     <w:lvl w:ilvl="8" w:tplc="04090005" w:tentative="1">
@@ -11725,7 +11750,7 @@
         <w:ind w:left="6480" w:hanging="360"/>
       </w:pPr>
       <w:rPr>
-        <w:rFonts w:ascii="Wingdings" w:hAnsi="Wingdings" w:hint="default"/>
+        <w:rFonts w:hint="default" w:ascii="Wingdings" w:hAnsi="Wingdings"/>
       </w:rPr>
     </w:lvl>
   </w:abstractNum>
@@ -11920,7 +11945,7 @@
         <w:ind w:left="720" w:hanging="360"/>
       </w:pPr>
       <w:rPr>
-        <w:rFonts w:ascii="Century Gothic" w:eastAsia="Times New Roman" w:hAnsi="Century Gothic" w:cs="Tahoma" w:hint="default"/>
+        <w:rFonts w:hint="default" w:ascii="Century Gothic" w:hAnsi="Century Gothic" w:eastAsia="Times New Roman" w:cs="Tahoma"/>
       </w:rPr>
     </w:lvl>
     <w:lvl w:ilvl="1" w:tplc="04090003" w:tentative="1">
@@ -11932,7 +11957,7 @@
         <w:ind w:left="1440" w:hanging="360"/>
       </w:pPr>
       <w:rPr>
-        <w:rFonts w:ascii="Courier New" w:hAnsi="Courier New" w:cs="Courier New" w:hint="default"/>
+        <w:rFonts w:hint="default" w:ascii="Courier New" w:hAnsi="Courier New" w:cs="Courier New"/>
       </w:rPr>
     </w:lvl>
     <w:lvl w:ilvl="2" w:tplc="04090005" w:tentative="1">
@@ -11944,7 +11969,7 @@
         <w:ind w:left="2160" w:hanging="360"/>
       </w:pPr>
       <w:rPr>
-        <w:rFonts w:ascii="Wingdings" w:hAnsi="Wingdings" w:hint="default"/>
+        <w:rFonts w:hint="default" w:ascii="Wingdings" w:hAnsi="Wingdings"/>
       </w:rPr>
     </w:lvl>
     <w:lvl w:ilvl="3" w:tplc="04090001" w:tentative="1">
@@ -11956,7 +11981,7 @@
         <w:ind w:left="2880" w:hanging="360"/>
       </w:pPr>
       <w:rPr>
-        <w:rFonts w:ascii="Symbol" w:hAnsi="Symbol" w:hint="default"/>
+        <w:rFonts w:hint="default" w:ascii="Symbol" w:hAnsi="Symbol"/>
       </w:rPr>
     </w:lvl>
     <w:lvl w:ilvl="4" w:tplc="04090003" w:tentative="1">
@@ -11968,7 +11993,7 @@
         <w:ind w:left="3600" w:hanging="360"/>
       </w:pPr>
       <w:rPr>
-        <w:rFonts w:ascii="Courier New" w:hAnsi="Courier New" w:cs="Courier New" w:hint="default"/>
+        <w:rFonts w:hint="default" w:ascii="Courier New" w:hAnsi="Courier New" w:cs="Courier New"/>
       </w:rPr>
     </w:lvl>
     <w:lvl w:ilvl="5" w:tplc="04090005" w:tentative="1">
@@ -11980,7 +12005,7 @@
         <w:ind w:left="4320" w:hanging="360"/>
       </w:pPr>
       <w:rPr>
-        <w:rFonts w:ascii="Wingdings" w:hAnsi="Wingdings" w:hint="default"/>
+        <w:rFonts w:hint="default" w:ascii="Wingdings" w:hAnsi="Wingdings"/>
       </w:rPr>
     </w:lvl>
     <w:lvl w:ilvl="6" w:tplc="04090001" w:tentative="1">
@@ -11992,7 +12017,7 @@
         <w:ind w:left="5040" w:hanging="360"/>
       </w:pPr>
       <w:rPr>
-        <w:rFonts w:ascii="Symbol" w:hAnsi="Symbol" w:hint="default"/>
+        <w:rFonts w:hint="default" w:ascii="Symbol" w:hAnsi="Symbol"/>
       </w:rPr>
     </w:lvl>
     <w:lvl w:ilvl="7" w:tplc="04090003" w:tentative="1">
@@ -12004,7 +12029,7 @@
         <w:ind w:left="5760" w:hanging="360"/>
       </w:pPr>
       <w:rPr>
-        <w:rFonts w:ascii="Courier New" w:hAnsi="Courier New" w:cs="Courier New" w:hint="default"/>
+        <w:rFonts w:hint="default" w:ascii="Courier New" w:hAnsi="Courier New" w:cs="Courier New"/>
       </w:rPr>
     </w:lvl>
     <w:lvl w:ilvl="8" w:tplc="04090005" w:tentative="1">
@@ -12016,7 +12041,7 @@
         <w:ind w:left="6480" w:hanging="360"/>
       </w:pPr>
       <w:rPr>
-        <w:rFonts w:ascii="Wingdings" w:hAnsi="Wingdings" w:hint="default"/>
+        <w:rFonts w:hint="default" w:ascii="Wingdings" w:hAnsi="Wingdings"/>
       </w:rPr>
     </w:lvl>
   </w:abstractNum>
@@ -12033,7 +12058,7 @@
         <w:ind w:left="720" w:hanging="360"/>
       </w:pPr>
       <w:rPr>
-        <w:rFonts w:ascii="Wingdings" w:hAnsi="Wingdings" w:hint="default"/>
+        <w:rFonts w:hint="default" w:ascii="Wingdings" w:hAnsi="Wingdings"/>
       </w:rPr>
     </w:lvl>
     <w:lvl w:ilvl="1" w:tplc="04090003" w:tentative="1">
@@ -12045,7 +12070,7 @@
         <w:ind w:left="1440" w:hanging="360"/>
       </w:pPr>
       <w:rPr>
-        <w:rFonts w:ascii="Courier New" w:hAnsi="Courier New" w:cs="Courier New" w:hint="default"/>
+        <w:rFonts w:hint="default" w:ascii="Courier New" w:hAnsi="Courier New" w:cs="Courier New"/>
       </w:rPr>
     </w:lvl>
     <w:lvl w:ilvl="2" w:tplc="04090005" w:tentative="1">
@@ -12057,7 +12082,7 @@
         <w:ind w:left="2160" w:hanging="360"/>
       </w:pPr>
       <w:rPr>
-        <w:rFonts w:ascii="Wingdings" w:hAnsi="Wingdings" w:hint="default"/>
+        <w:rFonts w:hint="default" w:ascii="Wingdings" w:hAnsi="Wingdings"/>
       </w:rPr>
     </w:lvl>
     <w:lvl w:ilvl="3" w:tplc="04090001" w:tentative="1">
@@ -12069,7 +12094,7 @@
         <w:ind w:left="2880" w:hanging="360"/>
       </w:pPr>
       <w:rPr>
-        <w:rFonts w:ascii="Symbol" w:hAnsi="Symbol" w:hint="default"/>
+        <w:rFonts w:hint="default" w:ascii="Symbol" w:hAnsi="Symbol"/>
       </w:rPr>
     </w:lvl>
     <w:lvl w:ilvl="4" w:tplc="04090003" w:tentative="1">
@@ -12081,7 +12106,7 @@
         <w:ind w:left="3600" w:hanging="360"/>
       </w:pPr>
       <w:rPr>
-        <w:rFonts w:ascii="Courier New" w:hAnsi="Courier New" w:cs="Courier New" w:hint="default"/>
+        <w:rFonts w:hint="default" w:ascii="Courier New" w:hAnsi="Courier New" w:cs="Courier New"/>
       </w:rPr>
     </w:lvl>
     <w:lvl w:ilvl="5" w:tplc="04090005" w:tentative="1">
@@ -12093,7 +12118,7 @@
         <w:ind w:left="4320" w:hanging="360"/>
       </w:pPr>
       <w:rPr>
-        <w:rFonts w:ascii="Wingdings" w:hAnsi="Wingdings" w:hint="default"/>
+        <w:rFonts w:hint="default" w:ascii="Wingdings" w:hAnsi="Wingdings"/>
       </w:rPr>
     </w:lvl>
     <w:lvl w:ilvl="6" w:tplc="04090001" w:tentative="1">
@@ -12105,7 +12130,7 @@
         <w:ind w:left="5040" w:hanging="360"/>
       </w:pPr>
       <w:rPr>
-        <w:rFonts w:ascii="Symbol" w:hAnsi="Symbol" w:hint="default"/>
+        <w:rFonts w:hint="default" w:ascii="Symbol" w:hAnsi="Symbol"/>
       </w:rPr>
     </w:lvl>
     <w:lvl w:ilvl="7" w:tplc="04090003" w:tentative="1">
@@ -12117,7 +12142,7 @@
         <w:ind w:left="5760" w:hanging="360"/>
       </w:pPr>
       <w:rPr>
-        <w:rFonts w:ascii="Courier New" w:hAnsi="Courier New" w:cs="Courier New" w:hint="default"/>
+        <w:rFonts w:hint="default" w:ascii="Courier New" w:hAnsi="Courier New" w:cs="Courier New"/>
       </w:rPr>
     </w:lvl>
     <w:lvl w:ilvl="8" w:tplc="04090005" w:tentative="1">
@@ -12129,7 +12154,7 @@
         <w:ind w:left="6480" w:hanging="360"/>
       </w:pPr>
       <w:rPr>
-        <w:rFonts w:ascii="Wingdings" w:hAnsi="Wingdings" w:hint="default"/>
+        <w:rFonts w:hint="default" w:ascii="Wingdings" w:hAnsi="Wingdings"/>
       </w:rPr>
     </w:lvl>
   </w:abstractNum>
@@ -12146,7 +12171,7 @@
         <w:ind w:left="2461" w:hanging="360"/>
       </w:pPr>
       <w:rPr>
-        <w:rFonts w:ascii="Symbol" w:hAnsi="Symbol" w:hint="default"/>
+        <w:rFonts w:hint="default" w:ascii="Symbol" w:hAnsi="Symbol"/>
       </w:rPr>
     </w:lvl>
     <w:lvl w:ilvl="1" w:tplc="04090003" w:tentative="1">
@@ -12158,7 +12183,7 @@
         <w:ind w:left="3181" w:hanging="360"/>
       </w:pPr>
       <w:rPr>
-        <w:rFonts w:ascii="Courier New" w:hAnsi="Courier New" w:cs="Courier New" w:hint="default"/>
+        <w:rFonts w:hint="default" w:ascii="Courier New" w:hAnsi="Courier New" w:cs="Courier New"/>
       </w:rPr>
     </w:lvl>
     <w:lvl w:ilvl="2" w:tplc="04090005" w:tentative="1">
@@ -12170,7 +12195,7 @@
         <w:ind w:left="3901" w:hanging="360"/>
       </w:pPr>
       <w:rPr>
-        <w:rFonts w:ascii="Wingdings" w:hAnsi="Wingdings" w:hint="default"/>
+        <w:rFonts w:hint="default" w:ascii="Wingdings" w:hAnsi="Wingdings"/>
       </w:rPr>
     </w:lvl>
     <w:lvl w:ilvl="3" w:tplc="04090001" w:tentative="1">
@@ -12182,7 +12207,7 @@
         <w:ind w:left="4621" w:hanging="360"/>
       </w:pPr>
       <w:rPr>
-        <w:rFonts w:ascii="Symbol" w:hAnsi="Symbol" w:hint="default"/>
+        <w:rFonts w:hint="default" w:ascii="Symbol" w:hAnsi="Symbol"/>
       </w:rPr>
     </w:lvl>
     <w:lvl w:ilvl="4" w:tplc="04090003" w:tentative="1">
@@ -12194,7 +12219,7 @@
         <w:ind w:left="5341" w:hanging="360"/>
       </w:pPr>
       <w:rPr>
-        <w:rFonts w:ascii="Courier New" w:hAnsi="Courier New" w:cs="Courier New" w:hint="default"/>
+        <w:rFonts w:hint="default" w:ascii="Courier New" w:hAnsi="Courier New" w:cs="Courier New"/>
       </w:rPr>
     </w:lvl>
     <w:lvl w:ilvl="5" w:tplc="04090005" w:tentative="1">
@@ -12206,7 +12231,7 @@
         <w:ind w:left="6061" w:hanging="360"/>
       </w:pPr>
       <w:rPr>
-        <w:rFonts w:ascii="Wingdings" w:hAnsi="Wingdings" w:hint="default"/>
+        <w:rFonts w:hint="default" w:ascii="Wingdings" w:hAnsi="Wingdings"/>
       </w:rPr>
     </w:lvl>
     <w:lvl w:ilvl="6" w:tplc="04090001" w:tentative="1">
@@ -12218,7 +12243,7 @@
         <w:ind w:left="6781" w:hanging="360"/>
       </w:pPr>
       <w:rPr>
-        <w:rFonts w:ascii="Symbol" w:hAnsi="Symbol" w:hint="default"/>
+        <w:rFonts w:hint="default" w:ascii="Symbol" w:hAnsi="Symbol"/>
       </w:rPr>
     </w:lvl>
     <w:lvl w:ilvl="7" w:tplc="04090003" w:tentative="1">
@@ -12230,7 +12255,7 @@
         <w:ind w:left="7501" w:hanging="360"/>
       </w:pPr>
       <w:rPr>
-        <w:rFonts w:ascii="Courier New" w:hAnsi="Courier New" w:cs="Courier New" w:hint="default"/>
+        <w:rFonts w:hint="default" w:ascii="Courier New" w:hAnsi="Courier New" w:cs="Courier New"/>
       </w:rPr>
     </w:lvl>
     <w:lvl w:ilvl="8" w:tplc="04090005" w:tentative="1">
@@ -12242,7 +12267,7 @@
         <w:ind w:left="8221" w:hanging="360"/>
       </w:pPr>
       <w:rPr>
-        <w:rFonts w:ascii="Wingdings" w:hAnsi="Wingdings" w:hint="default"/>
+        <w:rFonts w:hint="default" w:ascii="Wingdings" w:hAnsi="Wingdings"/>
       </w:rPr>
     </w:lvl>
   </w:abstractNum>
@@ -12259,7 +12284,7 @@
         <w:ind w:left="1741" w:hanging="360"/>
       </w:pPr>
       <w:rPr>
-        <w:rFonts w:ascii="Wingdings" w:hAnsi="Wingdings" w:hint="default"/>
+        <w:rFonts w:hint="default" w:ascii="Wingdings" w:hAnsi="Wingdings"/>
       </w:rPr>
     </w:lvl>
     <w:lvl w:ilvl="1" w:tplc="04090003" w:tentative="1">
@@ -12271,7 +12296,7 @@
         <w:ind w:left="2461" w:hanging="360"/>
       </w:pPr>
       <w:rPr>
-        <w:rFonts w:ascii="Courier New" w:hAnsi="Courier New" w:cs="Courier New" w:hint="default"/>
+        <w:rFonts w:hint="default" w:ascii="Courier New" w:hAnsi="Courier New" w:cs="Courier New"/>
       </w:rPr>
     </w:lvl>
     <w:lvl w:ilvl="2" w:tplc="04090005" w:tentative="1">
@@ -12283,7 +12308,7 @@
         <w:ind w:left="3181" w:hanging="360"/>
       </w:pPr>
       <w:rPr>
-        <w:rFonts w:ascii="Wingdings" w:hAnsi="Wingdings" w:hint="default"/>
+        <w:rFonts w:hint="default" w:ascii="Wingdings" w:hAnsi="Wingdings"/>
       </w:rPr>
     </w:lvl>
     <w:lvl w:ilvl="3" w:tplc="04090001" w:tentative="1">
@@ -12295,7 +12320,7 @@
         <w:ind w:left="3901" w:hanging="360"/>
       </w:pPr>
       <w:rPr>
-        <w:rFonts w:ascii="Symbol" w:hAnsi="Symbol" w:hint="default"/>
+        <w:rFonts w:hint="default" w:ascii="Symbol" w:hAnsi="Symbol"/>
       </w:rPr>
     </w:lvl>
     <w:lvl w:ilvl="4" w:tplc="04090003" w:tentative="1">
@@ -12307,7 +12332,7 @@
         <w:ind w:left="4621" w:hanging="360"/>
       </w:pPr>
       <w:rPr>
-        <w:rFonts w:ascii="Courier New" w:hAnsi="Courier New" w:cs="Courier New" w:hint="default"/>
+        <w:rFonts w:hint="default" w:ascii="Courier New" w:hAnsi="Courier New" w:cs="Courier New"/>
       </w:rPr>
     </w:lvl>
     <w:lvl w:ilvl="5" w:tplc="04090005" w:tentative="1">
@@ -12319,7 +12344,7 @@
         <w:ind w:left="5341" w:hanging="360"/>
       </w:pPr>
       <w:rPr>
-        <w:rFonts w:ascii="Wingdings" w:hAnsi="Wingdings" w:hint="default"/>
+        <w:rFonts w:hint="default" w:ascii="Wingdings" w:hAnsi="Wingdings"/>
       </w:rPr>
     </w:lvl>
     <w:lvl w:ilvl="6" w:tplc="04090001" w:tentative="1">
@@ -12331,7 +12356,7 @@
         <w:ind w:left="6061" w:hanging="360"/>
       </w:pPr>
       <w:rPr>
-        <w:rFonts w:ascii="Symbol" w:hAnsi="Symbol" w:hint="default"/>
+        <w:rFonts w:hint="default" w:ascii="Symbol" w:hAnsi="Symbol"/>
       </w:rPr>
     </w:lvl>
     <w:lvl w:ilvl="7" w:tplc="04090003" w:tentative="1">
@@ -12343,7 +12368,7 @@
         <w:ind w:left="6781" w:hanging="360"/>
       </w:pPr>
       <w:rPr>
-        <w:rFonts w:ascii="Courier New" w:hAnsi="Courier New" w:cs="Courier New" w:hint="default"/>
+        <w:rFonts w:hint="default" w:ascii="Courier New" w:hAnsi="Courier New" w:cs="Courier New"/>
       </w:rPr>
     </w:lvl>
     <w:lvl w:ilvl="8" w:tplc="04090005" w:tentative="1">
@@ -12355,7 +12380,7 @@
         <w:ind w:left="7501" w:hanging="360"/>
       </w:pPr>
       <w:rPr>
-        <w:rFonts w:ascii="Wingdings" w:hAnsi="Wingdings" w:hint="default"/>
+        <w:rFonts w:hint="default" w:ascii="Wingdings" w:hAnsi="Wingdings"/>
       </w:rPr>
     </w:lvl>
   </w:abstractNum>
@@ -12497,7 +12522,7 @@
         <w:ind w:left="360" w:hanging="360"/>
       </w:pPr>
       <w:rPr>
-        <w:rFonts w:eastAsiaTheme="minorHAnsi" w:hint="default"/>
+        <w:rFonts w:hint="default" w:eastAsiaTheme="minorHAnsi"/>
         <w:b w:val="0"/>
         <w:color w:val="000000"/>
         <w:sz w:val="22"/>
@@ -12589,7 +12614,7 @@
         <w:ind w:left="1440" w:hanging="360"/>
       </w:pPr>
       <w:rPr>
-        <w:rFonts w:ascii="Symbol" w:hAnsi="Symbol" w:hint="default"/>
+        <w:rFonts w:hint="default" w:ascii="Symbol" w:hAnsi="Symbol"/>
       </w:rPr>
     </w:lvl>
     <w:lvl w:ilvl="1" w:tplc="04090003" w:tentative="1">
@@ -12601,7 +12626,7 @@
         <w:ind w:left="2160" w:hanging="360"/>
       </w:pPr>
       <w:rPr>
-        <w:rFonts w:ascii="Courier New" w:hAnsi="Courier New" w:cs="Courier New" w:hint="default"/>
+        <w:rFonts w:hint="default" w:ascii="Courier New" w:hAnsi="Courier New" w:cs="Courier New"/>
       </w:rPr>
     </w:lvl>
     <w:lvl w:ilvl="2" w:tplc="04090005" w:tentative="1">
@@ -12613,7 +12638,7 @@
         <w:ind w:left="2880" w:hanging="360"/>
       </w:pPr>
       <w:rPr>
-        <w:rFonts w:ascii="Wingdings" w:hAnsi="Wingdings" w:hint="default"/>
+        <w:rFonts w:hint="default" w:ascii="Wingdings" w:hAnsi="Wingdings"/>
       </w:rPr>
     </w:lvl>
     <w:lvl w:ilvl="3" w:tplc="04090001" w:tentative="1">
@@ -12625,7 +12650,7 @@
         <w:ind w:left="3600" w:hanging="360"/>
       </w:pPr>
       <w:rPr>
-        <w:rFonts w:ascii="Symbol" w:hAnsi="Symbol" w:hint="default"/>
+        <w:rFonts w:hint="default" w:ascii="Symbol" w:hAnsi="Symbol"/>
       </w:rPr>
     </w:lvl>
     <w:lvl w:ilvl="4" w:tplc="04090003" w:tentative="1">
@@ -12637,7 +12662,7 @@
         <w:ind w:left="4320" w:hanging="360"/>
       </w:pPr>
       <w:rPr>
-        <w:rFonts w:ascii="Courier New" w:hAnsi="Courier New" w:cs="Courier New" w:hint="default"/>
+        <w:rFonts w:hint="default" w:ascii="Courier New" w:hAnsi="Courier New" w:cs="Courier New"/>
       </w:rPr>
     </w:lvl>
     <w:lvl w:ilvl="5" w:tplc="04090005" w:tentative="1">
@@ -12649,7 +12674,7 @@
         <w:ind w:left="5040" w:hanging="360"/>
       </w:pPr>
       <w:rPr>
-        <w:rFonts w:ascii="Wingdings" w:hAnsi="Wingdings" w:hint="default"/>
+        <w:rFonts w:hint="default" w:ascii="Wingdings" w:hAnsi="Wingdings"/>
       </w:rPr>
     </w:lvl>
     <w:lvl w:ilvl="6" w:tplc="04090001" w:tentative="1">
@@ -12661,7 +12686,7 @@
         <w:ind w:left="5760" w:hanging="360"/>
       </w:pPr>
       <w:rPr>
-        <w:rFonts w:ascii="Symbol" w:hAnsi="Symbol" w:hint="default"/>
+        <w:rFonts w:hint="default" w:ascii="Symbol" w:hAnsi="Symbol"/>
       </w:rPr>
     </w:lvl>
     <w:lvl w:ilvl="7" w:tplc="04090003" w:tentative="1">
@@ -12673,7 +12698,7 @@
         <w:ind w:left="6480" w:hanging="360"/>
       </w:pPr>
       <w:rPr>
-        <w:rFonts w:ascii="Courier New" w:hAnsi="Courier New" w:cs="Courier New" w:hint="default"/>
+        <w:rFonts w:hint="default" w:ascii="Courier New" w:hAnsi="Courier New" w:cs="Courier New"/>
       </w:rPr>
     </w:lvl>
     <w:lvl w:ilvl="8" w:tplc="04090005" w:tentative="1">
@@ -12685,7 +12710,7 @@
         <w:ind w:left="7200" w:hanging="360"/>
       </w:pPr>
       <w:rPr>
-        <w:rFonts w:ascii="Wingdings" w:hAnsi="Wingdings" w:hint="default"/>
+        <w:rFonts w:hint="default" w:ascii="Wingdings" w:hAnsi="Wingdings"/>
       </w:rPr>
     </w:lvl>
   </w:abstractNum>
@@ -12994,7 +13019,7 @@
         <w:ind w:left="720" w:hanging="360"/>
       </w:pPr>
       <w:rPr>
-        <w:rFonts w:ascii="Wingdings" w:eastAsia="Times New Roman" w:hAnsi="Wingdings" w:cs="Times New Roman" w:hint="default"/>
+        <w:rFonts w:hint="default" w:ascii="Wingdings" w:hAnsi="Wingdings" w:eastAsia="Times New Roman" w:cs="Times New Roman"/>
       </w:rPr>
     </w:lvl>
     <w:lvl w:ilvl="1" w:tplc="04090003" w:tentative="1">
@@ -13006,7 +13031,7 @@
         <w:ind w:left="1440" w:hanging="360"/>
       </w:pPr>
       <w:rPr>
-        <w:rFonts w:ascii="Courier New" w:hAnsi="Courier New" w:cs="Courier New" w:hint="default"/>
+        <w:rFonts w:hint="default" w:ascii="Courier New" w:hAnsi="Courier New" w:cs="Courier New"/>
       </w:rPr>
     </w:lvl>
     <w:lvl w:ilvl="2" w:tplc="04090005" w:tentative="1">
@@ -13018,7 +13043,7 @@
         <w:ind w:left="2160" w:hanging="360"/>
       </w:pPr>
       <w:rPr>
-        <w:rFonts w:ascii="Wingdings" w:hAnsi="Wingdings" w:hint="default"/>
+        <w:rFonts w:hint="default" w:ascii="Wingdings" w:hAnsi="Wingdings"/>
       </w:rPr>
     </w:lvl>
     <w:lvl w:ilvl="3" w:tplc="04090001" w:tentative="1">
@@ -13030,7 +13055,7 @@
         <w:ind w:left="2880" w:hanging="360"/>
       </w:pPr>
       <w:rPr>
-        <w:rFonts w:ascii="Symbol" w:hAnsi="Symbol" w:hint="default"/>
+        <w:rFonts w:hint="default" w:ascii="Symbol" w:hAnsi="Symbol"/>
       </w:rPr>
     </w:lvl>
     <w:lvl w:ilvl="4" w:tplc="04090003" w:tentative="1">
@@ -13042,7 +13067,7 @@
         <w:ind w:left="3600" w:hanging="360"/>
       </w:pPr>
       <w:rPr>
-        <w:rFonts w:ascii="Courier New" w:hAnsi="Courier New" w:cs="Courier New" w:hint="default"/>
+        <w:rFonts w:hint="default" w:ascii="Courier New" w:hAnsi="Courier New" w:cs="Courier New"/>
       </w:rPr>
     </w:lvl>
     <w:lvl w:ilvl="5" w:tplc="04090005" w:tentative="1">
@@ -13054,7 +13079,7 @@
         <w:ind w:left="4320" w:hanging="360"/>
       </w:pPr>
       <w:rPr>
-        <w:rFonts w:ascii="Wingdings" w:hAnsi="Wingdings" w:hint="default"/>
+        <w:rFonts w:hint="default" w:ascii="Wingdings" w:hAnsi="Wingdings"/>
       </w:rPr>
     </w:lvl>
     <w:lvl w:ilvl="6" w:tplc="04090001" w:tentative="1">
@@ -13066,7 +13091,7 @@
         <w:ind w:left="5040" w:hanging="360"/>
       </w:pPr>
       <w:rPr>
-        <w:rFonts w:ascii="Symbol" w:hAnsi="Symbol" w:hint="default"/>
+        <w:rFonts w:hint="default" w:ascii="Symbol" w:hAnsi="Symbol"/>
       </w:rPr>
     </w:lvl>
     <w:lvl w:ilvl="7" w:tplc="04090003" w:tentative="1">
@@ -13078,7 +13103,7 @@
         <w:ind w:left="5760" w:hanging="360"/>
       </w:pPr>
       <w:rPr>
-        <w:rFonts w:ascii="Courier New" w:hAnsi="Courier New" w:cs="Courier New" w:hint="default"/>
+        <w:rFonts w:hint="default" w:ascii="Courier New" w:hAnsi="Courier New" w:cs="Courier New"/>
       </w:rPr>
     </w:lvl>
     <w:lvl w:ilvl="8" w:tplc="04090005" w:tentative="1">
@@ -13090,7 +13115,7 @@
         <w:ind w:left="6480" w:hanging="360"/>
       </w:pPr>
       <w:rPr>
-        <w:rFonts w:ascii="Wingdings" w:hAnsi="Wingdings" w:hint="default"/>
+        <w:rFonts w:hint="default" w:ascii="Wingdings" w:hAnsi="Wingdings"/>
       </w:rPr>
     </w:lvl>
   </w:abstractNum>
@@ -13107,7 +13132,7 @@
         <w:ind w:left="450" w:hanging="360"/>
       </w:pPr>
       <w:rPr>
-        <w:rFonts w:ascii="Arial" w:eastAsia="Calibri" w:hAnsi="Arial" w:cs="Arial" w:hint="default"/>
+        <w:rFonts w:hint="default" w:ascii="Arial" w:hAnsi="Arial" w:eastAsia="Calibri" w:cs="Arial"/>
       </w:rPr>
     </w:lvl>
     <w:lvl w:ilvl="1" w:tplc="04090003" w:tentative="1">
@@ -13119,7 +13144,7 @@
         <w:ind w:left="1170" w:hanging="360"/>
       </w:pPr>
       <w:rPr>
-        <w:rFonts w:ascii="Courier New" w:hAnsi="Courier New" w:cs="Courier New" w:hint="default"/>
+        <w:rFonts w:hint="default" w:ascii="Courier New" w:hAnsi="Courier New" w:cs="Courier New"/>
       </w:rPr>
     </w:lvl>
     <w:lvl w:ilvl="2" w:tplc="04090005" w:tentative="1">
@@ -13131,7 +13156,7 @@
         <w:ind w:left="1890" w:hanging="360"/>
       </w:pPr>
       <w:rPr>
-        <w:rFonts w:ascii="Wingdings" w:hAnsi="Wingdings" w:hint="default"/>
+        <w:rFonts w:hint="default" w:ascii="Wingdings" w:hAnsi="Wingdings"/>
       </w:rPr>
     </w:lvl>
     <w:lvl w:ilvl="3" w:tplc="04090001" w:tentative="1">
@@ -13143,7 +13168,7 @@
         <w:ind w:left="2610" w:hanging="360"/>
       </w:pPr>
       <w:rPr>
-        <w:rFonts w:ascii="Symbol" w:hAnsi="Symbol" w:hint="default"/>
+        <w:rFonts w:hint="default" w:ascii="Symbol" w:hAnsi="Symbol"/>
       </w:rPr>
     </w:lvl>
     <w:lvl w:ilvl="4" w:tplc="04090003" w:tentative="1">
@@ -13155,7 +13180,7 @@
         <w:ind w:left="3330" w:hanging="360"/>
       </w:pPr>
       <w:rPr>
-        <w:rFonts w:ascii="Courier New" w:hAnsi="Courier New" w:cs="Courier New" w:hint="default"/>
+        <w:rFonts w:hint="default" w:ascii="Courier New" w:hAnsi="Courier New" w:cs="Courier New"/>
       </w:rPr>
     </w:lvl>
     <w:lvl w:ilvl="5" w:tplc="04090005" w:tentative="1">
@@ -13167,7 +13192,7 @@
         <w:ind w:left="4050" w:hanging="360"/>
       </w:pPr>
       <w:rPr>
-        <w:rFonts w:ascii="Wingdings" w:hAnsi="Wingdings" w:hint="default"/>
+        <w:rFonts w:hint="default" w:ascii="Wingdings" w:hAnsi="Wingdings"/>
       </w:rPr>
     </w:lvl>
     <w:lvl w:ilvl="6" w:tplc="04090001" w:tentative="1">
@@ -13179,7 +13204,7 @@
         <w:ind w:left="4770" w:hanging="360"/>
       </w:pPr>
       <w:rPr>
-        <w:rFonts w:ascii="Symbol" w:hAnsi="Symbol" w:hint="default"/>
+        <w:rFonts w:hint="default" w:ascii="Symbol" w:hAnsi="Symbol"/>
       </w:rPr>
     </w:lvl>
     <w:lvl w:ilvl="7" w:tplc="04090003" w:tentative="1">
@@ -13191,7 +13216,7 @@
         <w:ind w:left="5490" w:hanging="360"/>
       </w:pPr>
       <w:rPr>
-        <w:rFonts w:ascii="Courier New" w:hAnsi="Courier New" w:cs="Courier New" w:hint="default"/>
+        <w:rFonts w:hint="default" w:ascii="Courier New" w:hAnsi="Courier New" w:cs="Courier New"/>
       </w:rPr>
     </w:lvl>
     <w:lvl w:ilvl="8" w:tplc="04090005" w:tentative="1">
@@ -13203,7 +13228,7 @@
         <w:ind w:left="6210" w:hanging="360"/>
       </w:pPr>
       <w:rPr>
-        <w:rFonts w:ascii="Wingdings" w:hAnsi="Wingdings" w:hint="default"/>
+        <w:rFonts w:hint="default" w:ascii="Wingdings" w:hAnsi="Wingdings"/>
       </w:rPr>
     </w:lvl>
   </w:abstractNum>
@@ -13631,11 +13656,11 @@
 </file>
 
 <file path=word/styles.xml><?xml version="1.0" encoding="utf-8"?>
-<w:styles xmlns:mc="http://schemas.openxmlformats.org/markup-compatibility/2006" xmlns:r="http://schemas.openxmlformats.org/officeDocument/2006/relationships" xmlns:w="http://schemas.openxmlformats.org/wordprocessingml/2006/main" xmlns:w14="http://schemas.microsoft.com/office/word/2010/wordml" xmlns:w15="http://schemas.microsoft.com/office/word/2012/wordml" xmlns:w16cex="http://schemas.microsoft.com/office/word/2018/wordml/cex" xmlns:w16cid="http://schemas.microsoft.com/office/word/2016/wordml/cid" xmlns:w16="http://schemas.microsoft.com/office/word/2018/wordml" xmlns:w16du="http://schemas.microsoft.com/office/word/2023/wordml/word16du" xmlns:w16sdtdh="http://schemas.microsoft.com/office/word/2020/wordml/sdtdatahash" xmlns:w16sdtfl="http://schemas.microsoft.com/office/word/2024/wordml/sdtformatlock" xmlns:w16se="http://schemas.microsoft.com/office/word/2015/wordml/symex" mc:Ignorable="w14 w15 w16se w16cid w16 w16cex w16sdtdh w16sdtfl w16du">
+<w:styles xmlns:wp14="http://schemas.microsoft.com/office/word/2010/wordprocessingDrawing" xmlns:mc="http://schemas.openxmlformats.org/markup-compatibility/2006" xmlns:r="http://schemas.openxmlformats.org/officeDocument/2006/relationships" xmlns:w="http://schemas.openxmlformats.org/wordprocessingml/2006/main" xmlns:w14="http://schemas.microsoft.com/office/word/2010/wordml" xmlns:w15="http://schemas.microsoft.com/office/word/2012/wordml" xmlns:w16cex="http://schemas.microsoft.com/office/word/2018/wordml/cex" xmlns:w16cid="http://schemas.microsoft.com/office/word/2016/wordml/cid" xmlns:w16="http://schemas.microsoft.com/office/word/2018/wordml" xmlns:w16du="http://schemas.microsoft.com/office/word/2023/wordml/word16du" xmlns:w16sdtdh="http://schemas.microsoft.com/office/word/2020/wordml/sdtdatahash" xmlns:w16sdtfl="http://schemas.microsoft.com/office/word/2024/wordml/sdtformatlock" xmlns:w16se="http://schemas.microsoft.com/office/word/2015/wordml/symex" mc:Ignorable="w14 w15 w16se w16cid w16 w16cex w16sdtdh w16sdtfl w16du wp14">
   <w:docDefaults>
     <w:rPrDefault>
       <w:rPr>
-        <w:rFonts w:ascii="Times New Roman" w:eastAsiaTheme="minorHAnsi" w:hAnsi="Times New Roman" w:cs="Times New Roman"/>
+        <w:rFonts w:ascii="Times New Roman" w:hAnsi="Times New Roman" w:cs="Times New Roman" w:eastAsiaTheme="minorHAnsi"/>
         <w:sz w:val="24"/>
         <w:szCs w:val="24"/>
         <w:lang w:val="en-US" w:eastAsia="en-US" w:bidi="ar-SA"/>
@@ -13652,14 +13677,14 @@
   <w:latentStyles w:defLockedState="0" w:defUIPriority="99" w:defSemiHidden="0" w:defUnhideWhenUsed="0" w:defQFormat="0" w:count="376">
     <w:lsdException w:name="Normal" w:uiPriority="0" w:qFormat="1"/>
     <w:lsdException w:name="heading 1" w:uiPriority="0" w:qFormat="1"/>
-    <w:lsdException w:name="heading 2" w:semiHidden="1" w:uiPriority="9" w:unhideWhenUsed="1" w:qFormat="1"/>
-    <w:lsdException w:name="heading 3" w:semiHidden="1" w:uiPriority="9" w:unhideWhenUsed="1" w:qFormat="1"/>
-    <w:lsdException w:name="heading 4" w:semiHidden="1" w:uiPriority="9" w:unhideWhenUsed="1" w:qFormat="1"/>
-    <w:lsdException w:name="heading 5" w:semiHidden="1" w:uiPriority="9" w:unhideWhenUsed="1" w:qFormat="1"/>
-    <w:lsdException w:name="heading 6" w:semiHidden="1" w:uiPriority="9" w:unhideWhenUsed="1" w:qFormat="1"/>
-    <w:lsdException w:name="heading 7" w:semiHidden="1" w:uiPriority="9" w:unhideWhenUsed="1" w:qFormat="1"/>
-    <w:lsdException w:name="heading 8" w:semiHidden="1" w:uiPriority="9" w:unhideWhenUsed="1" w:qFormat="1"/>
-    <w:lsdException w:name="heading 9" w:semiHidden="1" w:uiPriority="9" w:unhideWhenUsed="1" w:qFormat="1"/>
+    <w:lsdException w:name="heading 2" w:uiPriority="9" w:semiHidden="1" w:unhideWhenUsed="1" w:qFormat="1"/>
+    <w:lsdException w:name="heading 3" w:uiPriority="9" w:semiHidden="1" w:unhideWhenUsed="1" w:qFormat="1"/>
+    <w:lsdException w:name="heading 4" w:uiPriority="9" w:semiHidden="1" w:unhideWhenUsed="1" w:qFormat="1"/>
+    <w:lsdException w:name="heading 5" w:uiPriority="9" w:semiHidden="1" w:unhideWhenUsed="1" w:qFormat="1"/>
+    <w:lsdException w:name="heading 6" w:uiPriority="9" w:semiHidden="1" w:unhideWhenUsed="1" w:qFormat="1"/>
+    <w:lsdException w:name="heading 7" w:uiPriority="9" w:semiHidden="1" w:unhideWhenUsed="1" w:qFormat="1"/>
+    <w:lsdException w:name="heading 8" w:uiPriority="9" w:semiHidden="1" w:unhideWhenUsed="1" w:qFormat="1"/>
+    <w:lsdException w:name="heading 9" w:uiPriority="9" w:semiHidden="1" w:unhideWhenUsed="1" w:qFormat="1"/>
     <w:lsdException w:name="index 1" w:semiHidden="1" w:unhideWhenUsed="1"/>
     <w:lsdException w:name="index 2" w:semiHidden="1" w:unhideWhenUsed="1"/>
     <w:lsdException w:name="index 3" w:semiHidden="1" w:unhideWhenUsed="1"/>
@@ -13669,22 +13694,22 @@
     <w:lsdException w:name="index 7" w:semiHidden="1" w:unhideWhenUsed="1"/>
     <w:lsdException w:name="index 8" w:semiHidden="1" w:unhideWhenUsed="1"/>
     <w:lsdException w:name="index 9" w:semiHidden="1" w:unhideWhenUsed="1"/>
-    <w:lsdException w:name="toc 1" w:semiHidden="1" w:uiPriority="39" w:unhideWhenUsed="1" w:qFormat="1"/>
-    <w:lsdException w:name="toc 2" w:semiHidden="1" w:uiPriority="39" w:unhideWhenUsed="1" w:qFormat="1"/>
-    <w:lsdException w:name="toc 3" w:semiHidden="1" w:uiPriority="39" w:unhideWhenUsed="1" w:qFormat="1"/>
-    <w:lsdException w:name="toc 4" w:semiHidden="1" w:uiPriority="39" w:unhideWhenUsed="1"/>
-    <w:lsdException w:name="toc 5" w:semiHidden="1" w:uiPriority="39" w:unhideWhenUsed="1"/>
-    <w:lsdException w:name="toc 6" w:semiHidden="1" w:uiPriority="39" w:unhideWhenUsed="1"/>
-    <w:lsdException w:name="toc 7" w:semiHidden="1" w:uiPriority="39" w:unhideWhenUsed="1"/>
-    <w:lsdException w:name="toc 8" w:semiHidden="1" w:uiPriority="39" w:unhideWhenUsed="1"/>
-    <w:lsdException w:name="toc 9" w:semiHidden="1" w:uiPriority="39" w:unhideWhenUsed="1"/>
+    <w:lsdException w:name="toc 1" w:uiPriority="39" w:semiHidden="1" w:unhideWhenUsed="1" w:qFormat="1"/>
+    <w:lsdException w:name="toc 2" w:uiPriority="39" w:semiHidden="1" w:unhideWhenUsed="1" w:qFormat="1"/>
+    <w:lsdException w:name="toc 3" w:uiPriority="39" w:semiHidden="1" w:unhideWhenUsed="1" w:qFormat="1"/>
+    <w:lsdException w:name="toc 4" w:uiPriority="39" w:semiHidden="1" w:unhideWhenUsed="1"/>
+    <w:lsdException w:name="toc 5" w:uiPriority="39" w:semiHidden="1" w:unhideWhenUsed="1"/>
+    <w:lsdException w:name="toc 6" w:uiPriority="39" w:semiHidden="1" w:unhideWhenUsed="1"/>
+    <w:lsdException w:name="toc 7" w:uiPriority="39" w:semiHidden="1" w:unhideWhenUsed="1"/>
+    <w:lsdException w:name="toc 8" w:uiPriority="39" w:semiHidden="1" w:unhideWhenUsed="1"/>
+    <w:lsdException w:name="toc 9" w:uiPriority="39" w:semiHidden="1" w:unhideWhenUsed="1"/>
     <w:lsdException w:name="Normal Indent" w:semiHidden="1" w:unhideWhenUsed="1"/>
     <w:lsdException w:name="footnote text" w:semiHidden="1" w:unhideWhenUsed="1"/>
     <w:lsdException w:name="annotation text" w:semiHidden="1" w:unhideWhenUsed="1"/>
     <w:lsdException w:name="header" w:semiHidden="1" w:unhideWhenUsed="1"/>
     <w:lsdException w:name="footer" w:semiHidden="1" w:unhideWhenUsed="1"/>
     <w:lsdException w:name="index heading" w:semiHidden="1" w:unhideWhenUsed="1"/>
-    <w:lsdException w:name="caption" w:semiHidden="1" w:uiPriority="35" w:unhideWhenUsed="1" w:qFormat="1"/>
+    <w:lsdException w:name="caption" w:uiPriority="35" w:semiHidden="1" w:unhideWhenUsed="1" w:qFormat="1"/>
     <w:lsdException w:name="table of figures" w:semiHidden="1" w:unhideWhenUsed="1"/>
     <w:lsdException w:name="envelope address" w:semiHidden="1" w:unhideWhenUsed="1"/>
     <w:lsdException w:name="envelope return" w:semiHidden="1" w:unhideWhenUsed="1"/>
@@ -13715,7 +13740,7 @@
     <w:lsdException w:name="Title" w:uiPriority="10" w:qFormat="1"/>
     <w:lsdException w:name="Closing" w:semiHidden="1" w:unhideWhenUsed="1"/>
     <w:lsdException w:name="Signature" w:semiHidden="1" w:unhideWhenUsed="1"/>
-    <w:lsdException w:name="Default Paragraph Font" w:semiHidden="1" w:uiPriority="1" w:unhideWhenUsed="1"/>
+    <w:lsdException w:name="Default Paragraph Font" w:uiPriority="1" w:semiHidden="1" w:unhideWhenUsed="1"/>
     <w:lsdException w:name="Body Text" w:semiHidden="1" w:unhideWhenUsed="1"/>
     <w:lsdException w:name="Body Text Indent" w:semiHidden="1" w:unhideWhenUsed="1"/>
     <w:lsdException w:name="List Continue" w:semiHidden="1" w:unhideWhenUsed="1"/>
@@ -13740,7 +13765,7 @@
     <w:lsdException w:name="Strong" w:uiPriority="22" w:qFormat="1"/>
     <w:lsdException w:name="Emphasis" w:uiPriority="20" w:qFormat="1"/>
     <w:lsdException w:name="Document Map" w:semiHidden="1" w:unhideWhenUsed="1"/>
-    <w:lsdException w:name="Plain Text" w:semiHidden="1" w:uiPriority="0" w:unhideWhenUsed="1"/>
+    <w:lsdException w:name="Plain Text" w:uiPriority="0" w:semiHidden="1" w:unhideWhenUsed="1"/>
     <w:lsdException w:name="E-mail Signature" w:semiHidden="1" w:unhideWhenUsed="1"/>
     <w:lsdException w:name="HTML Top of Form" w:semiHidden="1" w:unhideWhenUsed="1"/>
     <w:lsdException w:name="HTML Bottom of Form" w:semiHidden="1" w:unhideWhenUsed="1"/>
@@ -13915,8 +13940,8 @@
     <w:lsdException w:name="Subtle Reference" w:uiPriority="31" w:qFormat="1"/>
     <w:lsdException w:name="Intense Reference" w:uiPriority="32" w:qFormat="1"/>
     <w:lsdException w:name="Book Title" w:uiPriority="33" w:qFormat="1"/>
-    <w:lsdException w:name="Bibliography" w:semiHidden="1" w:uiPriority="37" w:unhideWhenUsed="1"/>
-    <w:lsdException w:name="TOC Heading" w:semiHidden="1" w:uiPriority="39" w:unhideWhenUsed="1" w:qFormat="1"/>
+    <w:lsdException w:name="Bibliography" w:uiPriority="37" w:semiHidden="1" w:unhideWhenUsed="1"/>
+    <w:lsdException w:name="TOC Heading" w:uiPriority="39" w:semiHidden="1" w:unhideWhenUsed="1" w:qFormat="1"/>
     <w:lsdException w:name="Plain Table 1" w:uiPriority="41"/>
     <w:lsdException w:name="Plain Table 2" w:uiPriority="42"/>
     <w:lsdException w:name="Plain Table 3" w:uiPriority="43"/>
@@ -14027,7 +14052,7 @@
     <w:lsdException w:name="Unresolved Mention" w:semiHidden="1" w:unhideWhenUsed="1"/>
     <w:lsdException w:name="Smart Link" w:semiHidden="1" w:unhideWhenUsed="1"/>
   </w:latentStyles>
-  <w:style w:type="paragraph" w:default="1" w:styleId="Normal">
+  <w:style w:type="paragraph" w:styleId="Normal" w:default="1">
     <w:name w:val="Normal"/>
     <w:qFormat/>
     <w:rsid w:val="007C2C43"/>
@@ -14054,7 +14079,7 @@
       <w:outlineLvl w:val="0"/>
     </w:pPr>
     <w:rPr>
-      <w:rFonts w:ascii="Arial" w:eastAsia="Times New Roman" w:hAnsi="Arial" w:cs="Arial"/>
+      <w:rFonts w:ascii="Arial" w:hAnsi="Arial" w:eastAsia="Times New Roman" w:cs="Arial"/>
       <w:b/>
       <w:bCs/>
     </w:rPr>
@@ -14076,7 +14101,7 @@
       <w:outlineLvl w:val="2"/>
     </w:pPr>
     <w:rPr>
-      <w:rFonts w:asciiTheme="majorHAnsi" w:eastAsiaTheme="majorEastAsia" w:hAnsiTheme="majorHAnsi" w:cstheme="majorBidi"/>
+      <w:rFonts w:asciiTheme="majorHAnsi" w:hAnsiTheme="majorHAnsi" w:eastAsiaTheme="majorEastAsia" w:cstheme="majorBidi"/>
       <w:b/>
       <w:bCs/>
       <w:color w:val="4F81BD" w:themeColor="accent1"/>
@@ -14099,7 +14124,7 @@
       <w:outlineLvl w:val="3"/>
     </w:pPr>
     <w:rPr>
-      <w:rFonts w:asciiTheme="majorHAnsi" w:eastAsiaTheme="majorEastAsia" w:hAnsiTheme="majorHAnsi" w:cstheme="majorBidi"/>
+      <w:rFonts w:asciiTheme="majorHAnsi" w:hAnsiTheme="majorHAnsi" w:eastAsiaTheme="majorEastAsia" w:cstheme="majorBidi"/>
       <w:b/>
       <w:bCs/>
       <w:i/>
@@ -14107,13 +14132,13 @@
       <w:color w:val="4F81BD" w:themeColor="accent1"/>
     </w:rPr>
   </w:style>
-  <w:style w:type="character" w:default="1" w:styleId="DefaultParagraphFont">
+  <w:style w:type="character" w:styleId="DefaultParagraphFont" w:default="1">
     <w:name w:val="Default Paragraph Font"/>
     <w:uiPriority w:val="1"/>
     <w:semiHidden/>
     <w:unhideWhenUsed/>
   </w:style>
-  <w:style w:type="table" w:default="1" w:styleId="TableNormal">
+  <w:style w:type="table" w:styleId="TableNormal" w:default="1">
     <w:name w:val="Normal Table"/>
     <w:uiPriority w:val="99"/>
     <w:semiHidden/>
@@ -14128,7 +14153,7 @@
       </w:tblCellMar>
     </w:tblPr>
   </w:style>
-  <w:style w:type="numbering" w:default="1" w:styleId="NoList">
+  <w:style w:type="numbering" w:styleId="NoList" w:default="1">
     <w:name w:val="No List"/>
     <w:uiPriority w:val="99"/>
     <w:semiHidden/>
@@ -14149,7 +14174,7 @@
       <w:spacing w:line="240" w:lineRule="auto"/>
     </w:pPr>
   </w:style>
-  <w:style w:type="character" w:customStyle="1" w:styleId="HeaderChar">
+  <w:style w:type="character" w:styleId="HeaderChar" w:customStyle="1">
     <w:name w:val="Header Char"/>
     <w:basedOn w:val="DefaultParagraphFont"/>
     <w:link w:val="Header"/>
@@ -14171,7 +14196,7 @@
       <w:spacing w:line="240" w:lineRule="auto"/>
     </w:pPr>
   </w:style>
-  <w:style w:type="character" w:customStyle="1" w:styleId="FooterChar">
+  <w:style w:type="character" w:styleId="FooterChar" w:customStyle="1">
     <w:name w:val="Footer Char"/>
     <w:basedOn w:val="DefaultParagraphFont"/>
     <w:link w:val="Footer"/>
@@ -14189,27 +14214,27 @@
     </w:pPr>
     <w:tblPr>
       <w:tblBorders>
-        <w:top w:val="single" w:sz="4" w:space="0" w:color="auto"/>
-        <w:left w:val="single" w:sz="4" w:space="0" w:color="auto"/>
-        <w:bottom w:val="single" w:sz="4" w:space="0" w:color="auto"/>
-        <w:right w:val="single" w:sz="4" w:space="0" w:color="auto"/>
-        <w:insideH w:val="single" w:sz="4" w:space="0" w:color="auto"/>
-        <w:insideV w:val="single" w:sz="4" w:space="0" w:color="auto"/>
+        <w:top w:val="single" w:color="auto" w:sz="4" w:space="0"/>
+        <w:left w:val="single" w:color="auto" w:sz="4" w:space="0"/>
+        <w:bottom w:val="single" w:color="auto" w:sz="4" w:space="0"/>
+        <w:right w:val="single" w:color="auto" w:sz="4" w:space="0"/>
+        <w:insideH w:val="single" w:color="auto" w:sz="4" w:space="0"/>
+        <w:insideV w:val="single" w:color="auto" w:sz="4" w:space="0"/>
       </w:tblBorders>
     </w:tblPr>
   </w:style>
-  <w:style w:type="character" w:customStyle="1" w:styleId="Heading1Char">
+  <w:style w:type="character" w:styleId="Heading1Char" w:customStyle="1">
     <w:name w:val="Heading 1 Char"/>
     <w:basedOn w:val="DefaultParagraphFont"/>
     <w:link w:val="Heading1"/>
     <w:rsid w:val="006A6309"/>
     <w:rPr>
-      <w:rFonts w:ascii="Arial" w:eastAsia="Times New Roman" w:hAnsi="Arial" w:cs="Arial"/>
+      <w:rFonts w:ascii="Arial" w:hAnsi="Arial" w:eastAsia="Times New Roman" w:cs="Arial"/>
       <w:b/>
       <w:bCs/>
     </w:rPr>
   </w:style>
-  <w:style w:type="character" w:customStyle="1" w:styleId="Heading3Char">
+  <w:style w:type="character" w:styleId="Heading3Char" w:customStyle="1">
     <w:name w:val="Heading 3 Char"/>
     <w:basedOn w:val="DefaultParagraphFont"/>
     <w:link w:val="Heading3"/>
@@ -14217,13 +14242,13 @@
     <w:semiHidden/>
     <w:rsid w:val="006A6309"/>
     <w:rPr>
-      <w:rFonts w:asciiTheme="majorHAnsi" w:eastAsiaTheme="majorEastAsia" w:hAnsiTheme="majorHAnsi" w:cstheme="majorBidi"/>
+      <w:rFonts w:asciiTheme="majorHAnsi" w:hAnsiTheme="majorHAnsi" w:eastAsiaTheme="majorEastAsia" w:cstheme="majorBidi"/>
       <w:b/>
       <w:bCs/>
       <w:color w:val="4F81BD" w:themeColor="accent1"/>
     </w:rPr>
   </w:style>
-  <w:style w:type="character" w:customStyle="1" w:styleId="Heading4Char">
+  <w:style w:type="character" w:styleId="Heading4Char" w:customStyle="1">
     <w:name w:val="Heading 4 Char"/>
     <w:basedOn w:val="DefaultParagraphFont"/>
     <w:link w:val="Heading4"/>
@@ -14231,7 +14256,7 @@
     <w:semiHidden/>
     <w:rsid w:val="006A6309"/>
     <w:rPr>
-      <w:rFonts w:asciiTheme="majorHAnsi" w:eastAsiaTheme="majorEastAsia" w:hAnsiTheme="majorHAnsi" w:cstheme="majorBidi"/>
+      <w:rFonts w:asciiTheme="majorHAnsi" w:hAnsiTheme="majorHAnsi" w:eastAsiaTheme="majorEastAsia" w:cstheme="majorBidi"/>
       <w:b/>
       <w:bCs/>
       <w:i/>
@@ -14264,24 +14289,24 @@
       <w:jc w:val="left"/>
     </w:pPr>
     <w:rPr>
-      <w:rFonts w:ascii="Courier New" w:eastAsia="Times New Roman" w:hAnsi="Courier New" w:cs="Courier New"/>
+      <w:rFonts w:ascii="Courier New" w:hAnsi="Courier New" w:eastAsia="Times New Roman" w:cs="Courier New"/>
       <w:sz w:val="20"/>
       <w:szCs w:val="20"/>
     </w:rPr>
   </w:style>
-  <w:style w:type="character" w:customStyle="1" w:styleId="PlainTextChar">
+  <w:style w:type="character" w:styleId="PlainTextChar" w:customStyle="1">
     <w:name w:val="Plain Text Char"/>
     <w:basedOn w:val="DefaultParagraphFont"/>
     <w:link w:val="PlainText"/>
     <w:semiHidden/>
     <w:rsid w:val="006A6309"/>
     <w:rPr>
-      <w:rFonts w:ascii="Courier New" w:eastAsia="Times New Roman" w:hAnsi="Courier New" w:cs="Courier New"/>
+      <w:rFonts w:ascii="Courier New" w:hAnsi="Courier New" w:eastAsia="Times New Roman" w:cs="Courier New"/>
       <w:sz w:val="20"/>
       <w:szCs w:val="20"/>
     </w:rPr>
   </w:style>
-  <w:style w:type="paragraph" w:customStyle="1" w:styleId="body">
+  <w:style w:type="paragraph" w:styleId="body" w:customStyle="1">
     <w:name w:val="body"/>
     <w:rsid w:val="006A6309"/>
     <w:pPr>
@@ -14291,13 +14316,13 @@
       <w:jc w:val="left"/>
     </w:pPr>
     <w:rPr>
-      <w:rFonts w:ascii="Times" w:eastAsia="Times New Roman" w:hAnsi="Times" w:cs="Times"/>
+      <w:rFonts w:ascii="Times" w:hAnsi="Times" w:eastAsia="Times New Roman" w:cs="Times"/>
       <w:sz w:val="22"/>
       <w:szCs w:val="22"/>
       <w:lang w:val="en-AU"/>
     </w:rPr>
   </w:style>
-  <w:style w:type="paragraph" w:customStyle="1" w:styleId="TableContents">
+  <w:style w:type="paragraph" w:styleId="TableContents" w:customStyle="1">
     <w:name w:val="Table Contents"/>
     <w:basedOn w:val="Normal"/>
     <w:rsid w:val="006A6309"/>
@@ -14330,7 +14355,7 @@
       <w:szCs w:val="16"/>
     </w:rPr>
   </w:style>
-  <w:style w:type="character" w:customStyle="1" w:styleId="BalloonTextChar">
+  <w:style w:type="character" w:styleId="BalloonTextChar" w:customStyle="1">
     <w:name w:val="Balloon Text Char"/>
     <w:basedOn w:val="DefaultParagraphFont"/>
     <w:link w:val="BalloonText"/>
@@ -14344,7 +14369,7 @@
     </w:rPr>
   </w:style>
   <w:style w:type="character" w:styleId="CommentReference">
-    <w:name w:val="annotation reference"/>
+    <w:name w:val="Comment Reference"/>
     <w:basedOn w:val="DefaultParagraphFont"/>
     <w:uiPriority w:val="99"/>
     <w:semiHidden/>
@@ -14356,7 +14381,7 @@
     </w:rPr>
   </w:style>
   <w:style w:type="paragraph" w:styleId="CommentText">
-    <w:name w:val="annotation text"/>
+    <w:name w:val="Comment Text"/>
     <w:basedOn w:val="Normal"/>
     <w:link w:val="CommentTextChar"/>
     <w:uiPriority w:val="99"/>
@@ -14371,7 +14396,7 @@
       <w:szCs w:val="20"/>
     </w:rPr>
   </w:style>
-  <w:style w:type="character" w:customStyle="1" w:styleId="CommentTextChar">
+  <w:style w:type="character" w:styleId="CommentTextChar" w:customStyle="1">
     <w:name w:val="Comment Text Char"/>
     <w:basedOn w:val="DefaultParagraphFont"/>
     <w:link w:val="CommentText"/>
@@ -14384,7 +14409,7 @@
     </w:rPr>
   </w:style>
   <w:style w:type="paragraph" w:styleId="CommentSubject">
-    <w:name w:val="annotation subject"/>
+    <w:name w:val="Comment Subject"/>
     <w:basedOn w:val="CommentText"/>
     <w:next w:val="CommentText"/>
     <w:link w:val="CommentSubjectChar"/>
@@ -14397,7 +14422,7 @@
       <w:bCs/>
     </w:rPr>
   </w:style>
-  <w:style w:type="character" w:customStyle="1" w:styleId="CommentSubjectChar">
+  <w:style w:type="character" w:styleId="CommentSubjectChar" w:customStyle="1">
     <w:name w:val="Comment Subject Char"/>
     <w:basedOn w:val="CommentTextChar"/>
     <w:link w:val="CommentSubject"/>
@@ -14432,7 +14457,7 @@
       <w:outlineLvl w:val="9"/>
     </w:pPr>
     <w:rPr>
-      <w:rFonts w:asciiTheme="majorHAnsi" w:eastAsiaTheme="majorEastAsia" w:hAnsiTheme="majorHAnsi" w:cstheme="majorBidi"/>
+      <w:rFonts w:asciiTheme="majorHAnsi" w:hAnsiTheme="majorHAnsi" w:eastAsiaTheme="majorEastAsia" w:cstheme="majorBidi"/>
       <w:color w:val="365F91" w:themeColor="accent1" w:themeShade="BF"/>
       <w:sz w:val="28"/>
       <w:szCs w:val="28"/>
@@ -14453,7 +14478,7 @@
       <w:jc w:val="left"/>
     </w:pPr>
     <w:rPr>
-      <w:rFonts w:asciiTheme="minorHAnsi" w:eastAsiaTheme="minorEastAsia" w:hAnsiTheme="minorHAnsi" w:cstheme="minorBidi"/>
+      <w:rFonts w:asciiTheme="minorHAnsi" w:hAnsiTheme="minorHAnsi" w:eastAsiaTheme="minorEastAsia" w:cstheme="minorBidi"/>
       <w:sz w:val="22"/>
       <w:szCs w:val="22"/>
     </w:rPr>
@@ -14473,7 +14498,7 @@
       <w:jc w:val="left"/>
     </w:pPr>
     <w:rPr>
-      <w:rFonts w:asciiTheme="minorHAnsi" w:eastAsiaTheme="minorEastAsia" w:hAnsiTheme="minorHAnsi" w:cstheme="minorBidi"/>
+      <w:rFonts w:asciiTheme="minorHAnsi" w:hAnsiTheme="minorHAnsi" w:eastAsiaTheme="minorEastAsia" w:cstheme="minorBidi"/>
       <w:sz w:val="22"/>
       <w:szCs w:val="22"/>
     </w:rPr>
@@ -14493,7 +14518,7 @@
       <w:jc w:val="left"/>
     </w:pPr>
     <w:rPr>
-      <w:rFonts w:asciiTheme="minorHAnsi" w:eastAsiaTheme="minorEastAsia" w:hAnsiTheme="minorHAnsi" w:cstheme="minorBidi"/>
+      <w:rFonts w:asciiTheme="minorHAnsi" w:hAnsiTheme="minorHAnsi" w:eastAsiaTheme="minorEastAsia" w:cstheme="minorBidi"/>
       <w:sz w:val="22"/>
       <w:szCs w:val="22"/>
     </w:rPr>
@@ -14509,7 +14534,7 @@
       <w:u w:val="single"/>
     </w:rPr>
   </w:style>
-  <w:style w:type="paragraph" w:customStyle="1" w:styleId="Tabletext">
+  <w:style w:type="paragraph" w:styleId="Tabletext" w:customStyle="1">
     <w:name w:val="Tabletext"/>
     <w:basedOn w:val="Normal"/>
     <w:rsid w:val="00A51C88"/>
@@ -14523,12 +14548,12 @@
       <w:ind w:right="0"/>
     </w:pPr>
     <w:rPr>
-      <w:rFonts w:ascii="Arial" w:eastAsia="Times New Roman" w:hAnsi="Arial"/>
+      <w:rFonts w:ascii="Arial" w:hAnsi="Arial" w:eastAsia="Times New Roman"/>
       <w:sz w:val="20"/>
       <w:szCs w:val="20"/>
     </w:rPr>
   </w:style>
-  <w:style w:type="paragraph" w:customStyle="1" w:styleId="StyleNormalsampleBefore6pt">
+  <w:style w:type="paragraph" w:styleId="StyleNormalsampleBefore6pt" w:customStyle="1">
     <w:name w:val="Style Normal sample + Before:  6 pt"/>
     <w:basedOn w:val="Normal"/>
     <w:rsid w:val="00A51C88"/>
@@ -14537,7 +14562,7 @@
       <w:ind w:left="432" w:right="0"/>
     </w:pPr>
     <w:rPr>
-      <w:rFonts w:ascii="Arial" w:eastAsia="MS Mincho" w:hAnsi="Arial"/>
+      <w:rFonts w:ascii="Arial" w:hAnsi="Arial" w:eastAsia="MS Mincho"/>
       <w:i/>
       <w:iCs/>
       <w:kern w:val="32"/>
@@ -14566,7 +14591,7 @@
       <w:szCs w:val="16"/>
     </w:rPr>
   </w:style>
-  <w:style w:type="character" w:customStyle="1" w:styleId="DocumentMapChar">
+  <w:style w:type="character" w:styleId="DocumentMapChar" w:customStyle="1">
     <w:name w:val="Document Map Char"/>
     <w:basedOn w:val="DefaultParagraphFont"/>
     <w:link w:val="DocumentMap"/>
@@ -14580,7 +14605,7 @@
       <w:szCs w:val="16"/>
     </w:rPr>
   </w:style>
-  <w:style w:type="table" w:customStyle="1" w:styleId="LightList-Accent11">
+  <w:style w:type="table" w:styleId="LightList-Accent11" w:customStyle="1">
     <w:name w:val="Light List - Accent 11"/>
     <w:basedOn w:val="TableNormal"/>
     <w:uiPriority w:val="61"/>
@@ -14591,7 +14616,7 @@
       <w:jc w:val="left"/>
     </w:pPr>
     <w:rPr>
-      <w:rFonts w:ascii="Arial" w:eastAsia="Calibri" w:hAnsi="Arial" w:cs="Arial"/>
+      <w:rFonts w:ascii="Arial" w:hAnsi="Arial" w:eastAsia="Calibri" w:cs="Arial"/>
       <w:sz w:val="20"/>
       <w:szCs w:val="22"/>
     </w:rPr>
@@ -14599,12 +14624,12 @@
       <w:tblStyleRowBandSize w:val="1"/>
       <w:tblStyleColBandSize w:val="1"/>
       <w:tblBorders>
-        <w:top w:val="single" w:sz="8" w:space="0" w:color="4F81BD"/>
-        <w:left w:val="single" w:sz="8" w:space="0" w:color="4F81BD"/>
-        <w:bottom w:val="single" w:sz="8" w:space="0" w:color="4F81BD"/>
-        <w:right w:val="single" w:sz="8" w:space="0" w:color="4F81BD"/>
-        <w:insideH w:val="single" w:sz="8" w:space="0" w:color="4F81BD"/>
-        <w:insideV w:val="single" w:sz="8" w:space="0" w:color="4F81BD"/>
+        <w:top w:val="single" w:color="4F81BD" w:sz="8" w:space="0"/>
+        <w:left w:val="single" w:color="4F81BD" w:sz="8" w:space="0"/>
+        <w:bottom w:val="single" w:color="4F81BD" w:sz="8" w:space="0"/>
+        <w:right w:val="single" w:color="4F81BD" w:sz="8" w:space="0"/>
+        <w:insideH w:val="single" w:color="4F81BD" w:sz="8" w:space="0"/>
+        <w:insideV w:val="single" w:color="4F81BD" w:sz="8" w:space="0"/>
       </w:tblBorders>
       <w:tblCellMar>
         <w:top w:w="29" w:type="dxa"/>
@@ -14642,10 +14667,10 @@
       <w:tblPr/>
       <w:tcPr>
         <w:tcBorders>
-          <w:top w:val="single" w:sz="8" w:space="0" w:color="4F81BD"/>
-          <w:left w:val="single" w:sz="8" w:space="0" w:color="4F81BD"/>
-          <w:bottom w:val="single" w:sz="8" w:space="0" w:color="4F81BD"/>
-          <w:right w:val="single" w:sz="8" w:space="0" w:color="4F81BD"/>
+          <w:top w:val="single" w:color="4F81BD" w:sz="8" w:space="0"/>
+          <w:left w:val="single" w:color="4F81BD" w:sz="8" w:space="0"/>
+          <w:bottom w:val="single" w:color="4F81BD" w:sz="8" w:space="0"/>
+          <w:right w:val="single" w:color="4F81BD" w:sz="8" w:space="0"/>
         </w:tcBorders>
       </w:tcPr>
     </w:tblStylePr>
@@ -14669,10 +14694,10 @@
       <w:tblPr/>
       <w:tcPr>
         <w:tcBorders>
-          <w:top w:val="single" w:sz="8" w:space="0" w:color="4F81BD"/>
-          <w:left w:val="single" w:sz="8" w:space="0" w:color="4F81BD"/>
-          <w:bottom w:val="single" w:sz="8" w:space="0" w:color="4F81BD"/>
-          <w:right w:val="single" w:sz="8" w:space="0" w:color="4F81BD"/>
+          <w:top w:val="single" w:color="4F81BD" w:sz="8" w:space="0"/>
+          <w:left w:val="single" w:color="4F81BD" w:sz="8" w:space="0"/>
+          <w:bottom w:val="single" w:color="4F81BD" w:sz="8" w:space="0"/>
+          <w:right w:val="single" w:color="4F81BD" w:sz="8" w:space="0"/>
         </w:tcBorders>
       </w:tcPr>
     </w:tblStylePr>
@@ -14689,10 +14714,10 @@
       <w:tblPr/>
       <w:tcPr>
         <w:tcBorders>
-          <w:top w:val="single" w:sz="8" w:space="0" w:color="4F81BD"/>
-          <w:left w:val="single" w:sz="8" w:space="0" w:color="4F81BD"/>
-          <w:bottom w:val="single" w:sz="8" w:space="0" w:color="4F81BD"/>
-          <w:right w:val="single" w:sz="8" w:space="0" w:color="4F81BD"/>
+          <w:top w:val="single" w:color="4F81BD" w:sz="8" w:space="0"/>
+          <w:left w:val="single" w:color="4F81BD" w:sz="8" w:space="0"/>
+          <w:bottom w:val="single" w:color="4F81BD" w:sz="8" w:space="0"/>
+          <w:right w:val="single" w:color="4F81BD" w:sz="8" w:space="0"/>
         </w:tcBorders>
       </w:tcPr>
     </w:tblStylePr>
@@ -14708,7 +14733,7 @@
       </w:rPr>
     </w:tblStylePr>
   </w:style>
-  <w:style w:type="paragraph" w:customStyle="1" w:styleId="Body0">
+  <w:style w:type="paragraph" w:styleId="Body0" w:customStyle="1">
     <w:name w:val="Body"/>
     <w:basedOn w:val="Normal"/>
     <w:link w:val="BodyChar"/>
@@ -14720,23 +14745,23 @@
       <w:ind w:left="90" w:right="27"/>
     </w:pPr>
     <w:rPr>
-      <w:rFonts w:ascii="Arial" w:eastAsia="Calibri" w:hAnsi="Arial" w:cs="Arial"/>
+      <w:rFonts w:ascii="Arial" w:hAnsi="Arial" w:eastAsia="Calibri" w:cs="Arial"/>
       <w:sz w:val="20"/>
       <w:szCs w:val="22"/>
     </w:rPr>
   </w:style>
-  <w:style w:type="character" w:customStyle="1" w:styleId="BodyChar">
+  <w:style w:type="character" w:styleId="BodyChar" w:customStyle="1">
     <w:name w:val="Body Char"/>
     <w:basedOn w:val="DefaultParagraphFont"/>
     <w:link w:val="Body0"/>
     <w:rsid w:val="001D105C"/>
     <w:rPr>
-      <w:rFonts w:ascii="Arial" w:eastAsia="Calibri" w:hAnsi="Arial" w:cs="Arial"/>
+      <w:rFonts w:ascii="Arial" w:hAnsi="Arial" w:eastAsia="Calibri" w:cs="Arial"/>
       <w:sz w:val="20"/>
       <w:szCs w:val="22"/>
     </w:rPr>
   </w:style>
-  <w:style w:type="character" w:customStyle="1" w:styleId="ListParagraphChar">
+  <w:style w:type="character" w:styleId="ListParagraphChar" w:customStyle="1">
     <w:name w:val="List Paragraph Char"/>
     <w:aliases w:val="a) Char,Thang2 Char,Level 2 Char,List Paragraph1 Char,Paragraph Char,Norm Char,abc Char,Đoạn của Danh sách Char,List Paragraph11 Char,Đoạn c𞹺Danh sách Char,List Paragraph111 Char,Đoạn c���?nh sách Char,Nga 3 Char,bullet Char"/>
     <w:basedOn w:val="DefaultParagraphFont"/>
@@ -14745,7 +14770,7 @@
     <w:qFormat/>
     <w:rsid w:val="00A607D1"/>
   </w:style>
-  <w:style w:type="paragraph" w:customStyle="1" w:styleId="Bang">
+  <w:style w:type="paragraph" w:styleId="Bang" w:customStyle="1">
     <w:name w:val="Bang"/>
     <w:basedOn w:val="Normal"/>
     <w:autoRedefine/>
@@ -14756,18 +14781,18 @@
       <w:jc w:val="left"/>
     </w:pPr>
     <w:rPr>
-      <w:rFonts w:ascii="Tahoma" w:eastAsia="MS Mincho" w:hAnsi="Tahoma" w:cs="Tahoma"/>
+      <w:rFonts w:ascii="Tahoma" w:hAnsi="Tahoma" w:eastAsia="MS Mincho" w:cs="Tahoma"/>
       <w:snapToGrid w:val="0"/>
       <w:sz w:val="18"/>
       <w:szCs w:val="20"/>
     </w:rPr>
   </w:style>
-  <w:style w:type="character" w:customStyle="1" w:styleId="font131">
+  <w:style w:type="character" w:styleId="font131" w:customStyle="1">
     <w:name w:val="font131"/>
     <w:basedOn w:val="DefaultParagraphFont"/>
     <w:rsid w:val="0042381D"/>
     <w:rPr>
-      <w:rFonts w:ascii="Aptos Narrow" w:hAnsi="Aptos Narrow" w:hint="default"/>
+      <w:rFonts w:hint="default" w:ascii="Aptos Narrow" w:hAnsi="Aptos Narrow"/>
       <w:b w:val="0"/>
       <w:bCs w:val="0"/>
       <w:i w:val="0"/>
@@ -14781,12 +14806,12 @@
       <w:effect w:val="none"/>
     </w:rPr>
   </w:style>
-  <w:style w:type="character" w:customStyle="1" w:styleId="font201">
+  <w:style w:type="character" w:styleId="font201" w:customStyle="1">
     <w:name w:val="font201"/>
     <w:basedOn w:val="DefaultParagraphFont"/>
     <w:rsid w:val="0042381D"/>
     <w:rPr>
-      <w:rFonts w:ascii="Aptos Narrow" w:hAnsi="Aptos Narrow" w:hint="default"/>
+      <w:rFonts w:hint="default" w:ascii="Aptos Narrow" w:hAnsi="Aptos Narrow"/>
       <w:b/>
       <w:bCs/>
       <w:i w:val="0"/>

--- a/input/srs_report/BC4_PDTD_DTM_SRS_v1.0.docx
+++ b/input/srs_report/BC4_PDTD_DTM_SRS_v1.0.docx
@@ -6037,6 +6037,16 @@
                       <w:szCs w:val="24"/>
                       <w:lang w:val="en-US"/>
                     </w:rPr>
+                    <w:t xml:space="preserve"> </w:t>
+                  </w:r>
+                  <w:r>
+                    <w:rPr>
+                      <w:rFonts w:ascii="Times New Roman" w:hAnsi="Times New Roman" w:eastAsia="Times New Roman" w:cs="Times New Roman"/>
+                      <w:noProof w:val="0"/>
+                      <w:sz w:val="24"/>
+                      <w:szCs w:val="24"/>
+                      <w:lang w:val="en-US"/>
+                    </w:rPr>
                     <w:t>and c.CREATEDBY not in ('10000380','10000020','10000420','10000140', '10000100')</w:t>
                   </w:r>
                 </w:p>
@@ -6304,6 +6314,16 @@
                       <w:szCs w:val="24"/>
                       <w:lang w:val="en-US"/>
                     </w:rPr>
+                    <w:t xml:space="preserve">  </w:t>
+                  </w:r>
+                  <w:r>
+                    <w:rPr>
+                      <w:rFonts w:ascii="Times New Roman" w:hAnsi="Times New Roman" w:eastAsia="Times New Roman" w:cs="Times New Roman"/>
+                      <w:noProof w:val="0"/>
+                      <w:sz w:val="24"/>
+                      <w:szCs w:val="24"/>
+                      <w:lang w:val="en-US"/>
+                    </w:rPr>
                     <w:t>and c.CREATEDBY not in ('10000380','10000020','10000420','10000140', '10000100')</w:t>
                   </w:r>
                 </w:p>
@@ -6473,6 +6493,7 @@
         <w:tc>
           <w:tcPr>
             <w:tcW w:w="838" w:type="dxa"/>
+            <w:tcMar/>
           </w:tcPr>
           <w:p>
             <w:pPr>
@@ -6497,6 +6518,7 @@
         <w:tc>
           <w:tcPr>
             <w:tcW w:w="1842" w:type="dxa"/>
+            <w:tcMar/>
           </w:tcPr>
           <w:p>
             <w:pPr>
@@ -6521,6 +6543,7 @@
         <w:tc>
           <w:tcPr>
             <w:tcW w:w="1985" w:type="dxa"/>
+            <w:tcMar/>
           </w:tcPr>
           <w:p>
             <w:pPr>
@@ -6545,6 +6568,7 @@
         <w:tc>
           <w:tcPr>
             <w:tcW w:w="4819" w:type="dxa"/>
+            <w:tcMar/>
           </w:tcPr>
           <w:p>
             <w:pPr>
@@ -6572,6 +6596,7 @@
           <w:tcPr>
             <w:tcW w:w="9484" w:type="dxa"/>
             <w:gridSpan w:val="4"/>
+            <w:tcMar/>
           </w:tcPr>
           <w:p>
             <w:pPr>
@@ -6598,6 +6623,7 @@
         <w:tc>
           <w:tcPr>
             <w:tcW w:w="838" w:type="dxa"/>
+            <w:tcMar/>
           </w:tcPr>
           <w:p>
             <w:pPr>
@@ -6614,6 +6640,7 @@
         <w:tc>
           <w:tcPr>
             <w:tcW w:w="1842" w:type="dxa"/>
+            <w:tcMar/>
           </w:tcPr>
           <w:p>
             <w:pPr>
@@ -6632,6 +6659,7 @@
         <w:tc>
           <w:tcPr>
             <w:tcW w:w="1985" w:type="dxa"/>
+            <w:tcMar/>
           </w:tcPr>
           <w:p>
             <w:pPr>
@@ -6646,6 +6674,7 @@
         <w:tc>
           <w:tcPr>
             <w:tcW w:w="4819" w:type="dxa"/>
+            <w:tcMar/>
           </w:tcPr>
           <w:p>
             <w:pPr>
@@ -6677,6 +6706,7 @@
         <w:tc>
           <w:tcPr>
             <w:tcW w:w="838" w:type="dxa"/>
+            <w:tcMar/>
           </w:tcPr>
           <w:p>
             <w:pPr>
@@ -6693,6 +6723,7 @@
         <w:tc>
           <w:tcPr>
             <w:tcW w:w="1842" w:type="dxa"/>
+            <w:tcMar/>
           </w:tcPr>
           <w:p>
             <w:pPr>
@@ -6710,6 +6741,7 @@
         <w:tc>
           <w:tcPr>
             <w:tcW w:w="1985" w:type="dxa"/>
+            <w:tcMar/>
           </w:tcPr>
           <w:p>
             <w:pPr>
@@ -6724,6 +6756,7 @@
         <w:tc>
           <w:tcPr>
             <w:tcW w:w="4819" w:type="dxa"/>
+            <w:tcMar/>
           </w:tcPr>
           <w:p>
             <w:pPr>
@@ -7042,6 +7075,7 @@
         <w:tc>
           <w:tcPr>
             <w:tcW w:w="838" w:type="dxa"/>
+            <w:tcMar/>
           </w:tcPr>
           <w:p>
             <w:pPr>
@@ -7061,6 +7095,7 @@
         <w:tc>
           <w:tcPr>
             <w:tcW w:w="1842" w:type="dxa"/>
+            <w:tcMar/>
           </w:tcPr>
           <w:p>
             <w:pPr>
@@ -7082,6 +7117,7 @@
         <w:tc>
           <w:tcPr>
             <w:tcW w:w="1985" w:type="dxa"/>
+            <w:tcMar/>
           </w:tcPr>
           <w:p>
             <w:pPr>
@@ -7102,6 +7138,7 @@
         <w:tc>
           <w:tcPr>
             <w:tcW w:w="4819" w:type="dxa"/>
+            <w:tcMar/>
           </w:tcPr>
           <w:p>
             <w:pPr>
@@ -7121,6 +7158,7 @@
         <w:tc>
           <w:tcPr>
             <w:tcW w:w="838" w:type="dxa"/>
+            <w:tcMar/>
           </w:tcPr>
           <w:p>
             <w:pPr>
@@ -7140,6 +7178,7 @@
         <w:tc>
           <w:tcPr>
             <w:tcW w:w="1842" w:type="dxa"/>
+            <w:tcMar/>
           </w:tcPr>
           <w:p>
             <w:pPr>
@@ -7161,6 +7200,7 @@
         <w:tc>
           <w:tcPr>
             <w:tcW w:w="1985" w:type="dxa"/>
+            <w:tcMar/>
           </w:tcPr>
           <w:p>
             <w:pPr>
@@ -7181,6 +7221,7 @@
         <w:tc>
           <w:tcPr>
             <w:tcW w:w="4819" w:type="dxa"/>
+            <w:tcMar/>
           </w:tcPr>
           <w:p>
             <w:pPr>
@@ -7192,33 +7233,52 @@
             </w:pPr>
             <w:r>
               <w:rPr>
-                <w:color w:val="000000"/>
+                <w:color w:val="000000" w:themeColor="text1" w:themeTint="FF" w:themeShade="FF"/>
               </w:rPr>
               <w:t>NG_SB_CLOS_ENTRY_EXIT&gt; WINAME</w:t>
             </w:r>
             <w:r>
-              <w:rPr>
-                <w:color w:val="000000"/>
-              </w:rPr>
               <w:br/>
             </w:r>
-            <w:r>
-              <w:rPr>
-                <w:color w:val="000000"/>
+            <w:commentRangeStart w:id="1877573826"/>
+            <w:commentRangeStart w:id="84267041"/>
+            <w:r>
+              <w:rPr>
+                <w:strike w:val="0"/>
+                <w:dstrike w:val="0"/>
+                <w:color w:val="auto"/>
               </w:rPr>
               <w:t>Lấy hồ sơ đã có</w:t>
             </w:r>
             <w:r>
               <w:rPr>
-                <w:color w:val="000000"/>
+                <w:strike w:val="0"/>
+                <w:dstrike w:val="0"/>
+                <w:color w:val="auto"/>
               </w:rPr>
               <w:t xml:space="preserve"> bước</w:t>
             </w:r>
             <w:r>
               <w:rPr>
-                <w:color w:val="000000"/>
+                <w:strike w:val="0"/>
+                <w:dstrike w:val="0"/>
+                <w:color w:val="auto"/>
               </w:rPr>
               <w:t xml:space="preserve"> WORKSTEP = 'UnderwriterMaker'</w:t>
+            </w:r>
+            <w:commentRangeEnd w:id="1877573826"/>
+            <w:r>
+              <w:rPr>
+                <w:rStyle w:val="CommentReference"/>
+              </w:rPr>
+              <w:commentReference w:id="1877573826"/>
+            </w:r>
+            <w:commentRangeEnd w:id="84267041"/>
+            <w:r>
+              <w:rPr>
+                <w:rStyle w:val="CommentReference"/>
+              </w:rPr>
+              <w:commentReference w:id="84267041"/>
             </w:r>
           </w:p>
         </w:tc>
@@ -7227,6 +7287,7 @@
         <w:tc>
           <w:tcPr>
             <w:tcW w:w="838" w:type="dxa"/>
+            <w:tcMar/>
           </w:tcPr>
           <w:p>
             <w:pPr>
@@ -7246,6 +7307,7 @@
         <w:tc>
           <w:tcPr>
             <w:tcW w:w="1842" w:type="dxa"/>
+            <w:tcMar/>
           </w:tcPr>
           <w:p>
             <w:pPr>
@@ -7267,6 +7329,7 @@
         <w:tc>
           <w:tcPr>
             <w:tcW w:w="1985" w:type="dxa"/>
+            <w:tcMar/>
           </w:tcPr>
           <w:p>
             <w:pPr>
@@ -7287,6 +7350,7 @@
         <w:tc>
           <w:tcPr>
             <w:tcW w:w="4819" w:type="dxa"/>
+            <w:tcMar/>
           </w:tcPr>
           <w:p>
             <w:pPr>
@@ -7309,6 +7373,7 @@
         <w:tc>
           <w:tcPr>
             <w:tcW w:w="838" w:type="dxa"/>
+            <w:tcMar/>
           </w:tcPr>
           <w:p>
             <w:pPr>
@@ -7329,6 +7394,7 @@
         <w:tc>
           <w:tcPr>
             <w:tcW w:w="1842" w:type="dxa"/>
+            <w:tcMar/>
           </w:tcPr>
           <w:p>
             <w:pPr>
@@ -7350,6 +7416,7 @@
         <w:tc>
           <w:tcPr>
             <w:tcW w:w="1985" w:type="dxa"/>
+            <w:tcMar/>
           </w:tcPr>
           <w:p>
             <w:pPr>
@@ -7370,20 +7437,18 @@
         <w:tc>
           <w:tcPr>
             <w:tcW w:w="4819" w:type="dxa"/>
+            <w:tcMar/>
           </w:tcPr>
           <w:p>
             <w:pPr>
               <w:spacing w:line="360" w:lineRule="auto"/>
               <w:jc w:val="left"/>
-              <w:rPr>
-                <w:color w:val="000000"/>
-              </w:rPr>
-            </w:pPr>
-            <w:r>
-              <w:rPr>
-                <w:color w:val="000000"/>
-              </w:rPr>
-              <w:t>NG_SB_CLOS_ENTRY_EXIT&gt; WORKSTEP</w:t>
+            </w:pPr>
+            <w:r>
+              <w:rPr>
+                <w:color w:val="000000" w:themeColor="text1" w:themeTint="FF" w:themeShade="FF"/>
+              </w:rPr>
+              <w:t xml:space="preserve">NG_SB_CLOS_ENTRY_EXIT&gt; WORKSTEP </w:t>
             </w:r>
           </w:p>
         </w:tc>
@@ -7392,6 +7457,7 @@
         <w:tc>
           <w:tcPr>
             <w:tcW w:w="838" w:type="dxa"/>
+            <w:tcMar/>
           </w:tcPr>
           <w:p>
             <w:pPr>
@@ -7412,6 +7478,7 @@
         <w:tc>
           <w:tcPr>
             <w:tcW w:w="1842" w:type="dxa"/>
+            <w:tcMar/>
           </w:tcPr>
           <w:p>
             <w:pPr>
@@ -7433,6 +7500,7 @@
         <w:tc>
           <w:tcPr>
             <w:tcW w:w="1985" w:type="dxa"/>
+            <w:tcMar/>
           </w:tcPr>
           <w:p>
             <w:pPr>
@@ -7453,6 +7521,7 @@
         <w:tc>
           <w:tcPr>
             <w:tcW w:w="4819" w:type="dxa"/>
+            <w:tcMar/>
           </w:tcPr>
           <w:p>
             <w:pPr>
@@ -7481,6 +7550,7 @@
         <w:tc>
           <w:tcPr>
             <w:tcW w:w="838" w:type="dxa"/>
+            <w:tcMar/>
           </w:tcPr>
           <w:p>
             <w:pPr>
@@ -7501,6 +7571,7 @@
         <w:tc>
           <w:tcPr>
             <w:tcW w:w="1842" w:type="dxa"/>
+            <w:tcMar/>
           </w:tcPr>
           <w:p>
             <w:pPr>
@@ -7522,6 +7593,7 @@
         <w:tc>
           <w:tcPr>
             <w:tcW w:w="1985" w:type="dxa"/>
+            <w:tcMar/>
           </w:tcPr>
           <w:p>
             <w:pPr>
@@ -7542,6 +7614,7 @@
         <w:tc>
           <w:tcPr>
             <w:tcW w:w="4819" w:type="dxa"/>
+            <w:tcMar/>
           </w:tcPr>
           <w:p>
             <w:pPr>
@@ -7585,6 +7658,7 @@
         <w:tc>
           <w:tcPr>
             <w:tcW w:w="838" w:type="dxa"/>
+            <w:tcMar/>
           </w:tcPr>
           <w:p>
             <w:pPr>
@@ -7605,6 +7679,7 @@
         <w:tc>
           <w:tcPr>
             <w:tcW w:w="1842" w:type="dxa"/>
+            <w:tcMar/>
           </w:tcPr>
           <w:p>
             <w:pPr>
@@ -7626,6 +7701,7 @@
         <w:tc>
           <w:tcPr>
             <w:tcW w:w="1985" w:type="dxa"/>
+            <w:tcMar/>
           </w:tcPr>
           <w:p>
             <w:pPr>
@@ -7652,6 +7728,7 @@
         <w:tc>
           <w:tcPr>
             <w:tcW w:w="4819" w:type="dxa"/>
+            <w:tcMar/>
           </w:tcPr>
           <w:p>
             <w:pPr>
@@ -7689,6 +7766,7 @@
         <w:tc>
           <w:tcPr>
             <w:tcW w:w="838" w:type="dxa"/>
+            <w:tcMar/>
           </w:tcPr>
           <w:p>
             <w:pPr>
@@ -7709,6 +7787,7 @@
         <w:tc>
           <w:tcPr>
             <w:tcW w:w="1842" w:type="dxa"/>
+            <w:tcMar/>
           </w:tcPr>
           <w:p>
             <w:pPr>
@@ -7730,6 +7809,7 @@
         <w:tc>
           <w:tcPr>
             <w:tcW w:w="1985" w:type="dxa"/>
+            <w:tcMar/>
           </w:tcPr>
           <w:p>
             <w:pPr>
@@ -7750,6 +7830,7 @@
         <w:tc>
           <w:tcPr>
             <w:tcW w:w="4819" w:type="dxa"/>
+            <w:tcMar/>
           </w:tcPr>
           <w:p>
             <w:pPr>
@@ -8176,6 +8257,7 @@
         <w:tc>
           <w:tcPr>
             <w:tcW w:w="838" w:type="dxa"/>
+            <w:tcMar/>
           </w:tcPr>
           <w:p>
             <w:pPr>
@@ -8196,6 +8278,7 @@
         <w:tc>
           <w:tcPr>
             <w:tcW w:w="1842" w:type="dxa"/>
+            <w:tcMar/>
           </w:tcPr>
           <w:p>
             <w:pPr>
@@ -8217,6 +8300,7 @@
         <w:tc>
           <w:tcPr>
             <w:tcW w:w="1985" w:type="dxa"/>
+            <w:tcMar/>
           </w:tcPr>
           <w:p>
             <w:pPr>
@@ -8237,6 +8321,7 @@
         <w:tc>
           <w:tcPr>
             <w:tcW w:w="4819" w:type="dxa"/>
+            <w:tcMar/>
           </w:tcPr>
           <w:p>
             <w:pPr>
@@ -8260,6 +8345,7 @@
           <w:tcPr>
             <w:tcW w:w="9484" w:type="dxa"/>
             <w:gridSpan w:val="4"/>
+            <w:tcMar/>
           </w:tcPr>
           <w:p>
             <w:pPr>
@@ -8286,6 +8372,7 @@
         <w:tc>
           <w:tcPr>
             <w:tcW w:w="838" w:type="dxa"/>
+            <w:tcMar/>
           </w:tcPr>
           <w:p>
             <w:pPr>
@@ -8306,6 +8393,7 @@
         <w:tc>
           <w:tcPr>
             <w:tcW w:w="1842" w:type="dxa"/>
+            <w:tcMar/>
           </w:tcPr>
           <w:p>
             <w:pPr>
@@ -8325,6 +8413,7 @@
         <w:tc>
           <w:tcPr>
             <w:tcW w:w="1985" w:type="dxa"/>
+            <w:tcMar/>
           </w:tcPr>
           <w:p>
             <w:pPr>
@@ -8342,6 +8431,7 @@
         <w:tc>
           <w:tcPr>
             <w:tcW w:w="4819" w:type="dxa"/>
+            <w:tcMar/>
           </w:tcPr>
           <w:p>
             <w:pPr>
@@ -8370,6 +8460,7 @@
         <w:tc>
           <w:tcPr>
             <w:tcW w:w="838" w:type="dxa"/>
+            <w:tcMar/>
           </w:tcPr>
           <w:p>
             <w:pPr>
@@ -8390,6 +8481,7 @@
         <w:tc>
           <w:tcPr>
             <w:tcW w:w="1842" w:type="dxa"/>
+            <w:tcMar/>
           </w:tcPr>
           <w:p>
             <w:pPr>
@@ -8408,6 +8500,7 @@
         <w:tc>
           <w:tcPr>
             <w:tcW w:w="1985" w:type="dxa"/>
+            <w:tcMar/>
           </w:tcPr>
           <w:p>
             <w:pPr>
@@ -8422,6 +8515,7 @@
         <w:tc>
           <w:tcPr>
             <w:tcW w:w="4819" w:type="dxa"/>
+            <w:tcMar/>
           </w:tcPr>
           <w:p>
             <w:pPr>
@@ -8722,6 +8816,7 @@
         <w:tc>
           <w:tcPr>
             <w:tcW w:w="838" w:type="dxa"/>
+            <w:tcMar/>
           </w:tcPr>
           <w:p>
             <w:pPr>
@@ -8742,6 +8837,7 @@
         <w:tc>
           <w:tcPr>
             <w:tcW w:w="1842" w:type="dxa"/>
+            <w:tcMar/>
           </w:tcPr>
           <w:p>
             <w:pPr>
@@ -8764,6 +8860,7 @@
         <w:tc>
           <w:tcPr>
             <w:tcW w:w="1985" w:type="dxa"/>
+            <w:tcMar/>
           </w:tcPr>
           <w:p>
             <w:pPr>
@@ -8784,6 +8881,7 @@
         <w:tc>
           <w:tcPr>
             <w:tcW w:w="4819" w:type="dxa"/>
+            <w:tcMar/>
           </w:tcPr>
           <w:p>
             <w:pPr>
@@ -8803,6 +8901,7 @@
         <w:tc>
           <w:tcPr>
             <w:tcW w:w="838" w:type="dxa"/>
+            <w:tcMar/>
           </w:tcPr>
           <w:p>
             <w:pPr>
@@ -8823,6 +8922,7 @@
         <w:tc>
           <w:tcPr>
             <w:tcW w:w="1842" w:type="dxa"/>
+            <w:tcMar/>
           </w:tcPr>
           <w:p>
             <w:pPr>
@@ -8845,6 +8945,7 @@
         <w:tc>
           <w:tcPr>
             <w:tcW w:w="1985" w:type="dxa"/>
+            <w:tcMar/>
           </w:tcPr>
           <w:p>
             <w:pPr>
@@ -8865,20 +8966,52 @@
         <w:tc>
           <w:tcPr>
             <w:tcW w:w="4819" w:type="dxa"/>
+            <w:tcMar/>
           </w:tcPr>
           <w:p>
             <w:pPr>
               <w:spacing w:line="360" w:lineRule="auto"/>
               <w:jc w:val="left"/>
               <w:rPr>
-                <w:color w:val="000000"/>
-              </w:rPr>
-            </w:pPr>
-            <w:r>
-              <w:rPr>
-                <w:color w:val="000000"/>
+                <w:rFonts w:eastAsia="Calibri"/>
+                <w:strike w:val="1"/>
+              </w:rPr>
+            </w:pPr>
+            <w:r>
+              <w:rPr>
+                <w:color w:val="000000" w:themeColor="text1" w:themeTint="FF" w:themeShade="FF"/>
               </w:rPr>
               <w:t>NG_SB_RLOS_ENTRY_EXIT&gt; WINAME</w:t>
+            </w:r>
+            <w:r>
+              <w:rPr>
+                <w:color w:val="000000" w:themeColor="text1" w:themeTint="FF" w:themeShade="FF"/>
+              </w:rPr>
+              <w:t xml:space="preserve"> </w:t>
+            </w:r>
+            <w:commentRangeStart w:id="157956135"/>
+            <w:commentRangeStart w:id="106432898"/>
+            <w:r>
+              <w:rPr>
+                <w:strike w:val="0"/>
+                <w:dstrike w:val="0"/>
+                <w:color w:val="auto"/>
+              </w:rPr>
+              <w:t>Lấy hồ sơ đã có bước WORKSTEP = 'UnderwriterMaker'</w:t>
+            </w:r>
+            <w:commentRangeEnd w:id="157956135"/>
+            <w:r>
+              <w:rPr>
+                <w:rStyle w:val="CommentReference"/>
+              </w:rPr>
+              <w:commentReference w:id="157956135"/>
+            </w:r>
+            <w:commentRangeEnd w:id="106432898"/>
+            <w:r>
+              <w:rPr>
+                <w:rStyle w:val="CommentReference"/>
+              </w:rPr>
+              <w:commentReference w:id="106432898"/>
             </w:r>
           </w:p>
           <w:p>
@@ -8886,27 +9019,10 @@
               <w:spacing w:line="360" w:lineRule="auto"/>
               <w:jc w:val="left"/>
               <w:rPr>
-                <w:rFonts w:eastAsia="Calibri"/>
-              </w:rPr>
-            </w:pPr>
-            <w:r>
-              <w:rPr>
-                <w:color w:val="000000"/>
-              </w:rPr>
-              <w:t>Lấy hồ sơ đã có</w:t>
-            </w:r>
-            <w:r>
-              <w:rPr>
-                <w:color w:val="000000"/>
-              </w:rPr>
-              <w:t xml:space="preserve"> bước</w:t>
-            </w:r>
-            <w:r>
-              <w:rPr>
-                <w:color w:val="000000"/>
-              </w:rPr>
-              <w:t xml:space="preserve"> WORKSTEP = 'UnderwriterMaker'</w:t>
-            </w:r>
+                <w:strike w:val="1"/>
+                <w:color w:val="000000" w:themeColor="text1" w:themeTint="FF" w:themeShade="FF"/>
+              </w:rPr>
+            </w:pPr>
           </w:p>
         </w:tc>
       </w:tr>
@@ -8914,6 +9030,7 @@
         <w:tc>
           <w:tcPr>
             <w:tcW w:w="838" w:type="dxa"/>
+            <w:tcMar/>
           </w:tcPr>
           <w:p>
             <w:pPr>
@@ -8934,6 +9051,7 @@
         <w:tc>
           <w:tcPr>
             <w:tcW w:w="1842" w:type="dxa"/>
+            <w:tcMar/>
           </w:tcPr>
           <w:p>
             <w:pPr>
@@ -8956,6 +9074,7 @@
         <w:tc>
           <w:tcPr>
             <w:tcW w:w="1985" w:type="dxa"/>
+            <w:tcMar/>
           </w:tcPr>
           <w:p>
             <w:pPr>
@@ -8976,6 +9095,7 @@
         <w:tc>
           <w:tcPr>
             <w:tcW w:w="4819" w:type="dxa"/>
+            <w:tcMar/>
           </w:tcPr>
           <w:p>
             <w:pPr>
@@ -8998,6 +9118,7 @@
         <w:tc>
           <w:tcPr>
             <w:tcW w:w="838" w:type="dxa"/>
+            <w:tcMar/>
           </w:tcPr>
           <w:p>
             <w:pPr>
@@ -9018,6 +9139,7 @@
         <w:tc>
           <w:tcPr>
             <w:tcW w:w="1842" w:type="dxa"/>
+            <w:tcMar/>
           </w:tcPr>
           <w:p>
             <w:pPr>
@@ -9040,6 +9162,7 @@
         <w:tc>
           <w:tcPr>
             <w:tcW w:w="1985" w:type="dxa"/>
+            <w:tcMar/>
           </w:tcPr>
           <w:p>
             <w:pPr>
@@ -9060,18 +9183,19 @@
         <w:tc>
           <w:tcPr>
             <w:tcW w:w="4819" w:type="dxa"/>
+            <w:tcMar/>
           </w:tcPr>
           <w:p>
             <w:pPr>
               <w:spacing w:line="360" w:lineRule="auto"/>
               <w:jc w:val="left"/>
               <w:rPr>
-                <w:color w:val="000000"/>
-              </w:rPr>
-            </w:pPr>
-            <w:r>
-              <w:rPr>
-                <w:color w:val="000000"/>
+                <w:color w:val="FF0000"/>
+              </w:rPr>
+            </w:pPr>
+            <w:r>
+              <w:rPr>
+                <w:color w:val="000000" w:themeColor="text1" w:themeTint="FF" w:themeShade="FF"/>
               </w:rPr>
               <w:t>NG_SB_RLOS_ENTRY_EXIT&gt; WORKSTEP</w:t>
             </w:r>
@@ -9082,6 +9206,7 @@
         <w:tc>
           <w:tcPr>
             <w:tcW w:w="838" w:type="dxa"/>
+            <w:tcMar/>
           </w:tcPr>
           <w:p>
             <w:pPr>
@@ -9102,6 +9227,7 @@
         <w:tc>
           <w:tcPr>
             <w:tcW w:w="1842" w:type="dxa"/>
+            <w:tcMar/>
           </w:tcPr>
           <w:p>
             <w:pPr>
@@ -9124,6 +9250,7 @@
         <w:tc>
           <w:tcPr>
             <w:tcW w:w="1985" w:type="dxa"/>
+            <w:tcMar/>
           </w:tcPr>
           <w:p>
             <w:pPr>
@@ -9144,6 +9271,7 @@
         <w:tc>
           <w:tcPr>
             <w:tcW w:w="4819" w:type="dxa"/>
+            <w:tcMar/>
           </w:tcPr>
           <w:p>
             <w:pPr>
@@ -9166,6 +9294,7 @@
         <w:tc>
           <w:tcPr>
             <w:tcW w:w="838" w:type="dxa"/>
+            <w:tcMar/>
           </w:tcPr>
           <w:p>
             <w:pPr>
@@ -9186,6 +9315,7 @@
         <w:tc>
           <w:tcPr>
             <w:tcW w:w="1842" w:type="dxa"/>
+            <w:tcMar/>
           </w:tcPr>
           <w:p>
             <w:pPr>
@@ -9208,6 +9338,7 @@
         <w:tc>
           <w:tcPr>
             <w:tcW w:w="1985" w:type="dxa"/>
+            <w:tcMar/>
           </w:tcPr>
           <w:p>
             <w:pPr>
@@ -9228,6 +9359,7 @@
         <w:tc>
           <w:tcPr>
             <w:tcW w:w="4819" w:type="dxa"/>
+            <w:tcMar/>
           </w:tcPr>
           <w:p>
             <w:pPr>
@@ -9265,6 +9397,7 @@
         <w:tc>
           <w:tcPr>
             <w:tcW w:w="838" w:type="dxa"/>
+            <w:tcMar/>
           </w:tcPr>
           <w:p>
             <w:pPr>
@@ -9285,6 +9418,7 @@
         <w:tc>
           <w:tcPr>
             <w:tcW w:w="1842" w:type="dxa"/>
+            <w:tcMar/>
           </w:tcPr>
           <w:p>
             <w:pPr>
@@ -9307,6 +9441,7 @@
         <w:tc>
           <w:tcPr>
             <w:tcW w:w="1985" w:type="dxa"/>
+            <w:tcMar/>
           </w:tcPr>
           <w:p>
             <w:pPr>
@@ -9327,6 +9462,7 @@
         <w:tc>
           <w:tcPr>
             <w:tcW w:w="4819" w:type="dxa"/>
+            <w:tcMar/>
           </w:tcPr>
           <w:p>
             <w:pPr>
@@ -9364,6 +9500,7 @@
         <w:tc>
           <w:tcPr>
             <w:tcW w:w="838" w:type="dxa"/>
+            <w:tcMar/>
           </w:tcPr>
           <w:p>
             <w:pPr>
@@ -9384,6 +9521,7 @@
         <w:tc>
           <w:tcPr>
             <w:tcW w:w="1842" w:type="dxa"/>
+            <w:tcMar/>
           </w:tcPr>
           <w:p>
             <w:pPr>
@@ -9406,6 +9544,7 @@
         <w:tc>
           <w:tcPr>
             <w:tcW w:w="1985" w:type="dxa"/>
+            <w:tcMar/>
           </w:tcPr>
           <w:p>
             <w:pPr>
@@ -9427,6 +9566,7 @@
         <w:tc>
           <w:tcPr>
             <w:tcW w:w="4819" w:type="dxa"/>
+            <w:tcMar/>
           </w:tcPr>
           <w:p>
             <w:pPr>
@@ -10003,6 +10143,7 @@
         <w:tc>
           <w:tcPr>
             <w:tcW w:w="838" w:type="dxa"/>
+            <w:tcMar/>
           </w:tcPr>
           <w:p>
             <w:pPr>
@@ -10023,6 +10164,7 @@
         <w:tc>
           <w:tcPr>
             <w:tcW w:w="1842" w:type="dxa"/>
+            <w:tcMar/>
           </w:tcPr>
           <w:p>
             <w:pPr>
@@ -10045,6 +10187,7 @@
         <w:tc>
           <w:tcPr>
             <w:tcW w:w="1985" w:type="dxa"/>
+            <w:tcMar/>
           </w:tcPr>
           <w:p>
             <w:pPr>
@@ -10066,6 +10209,7 @@
         <w:tc>
           <w:tcPr>
             <w:tcW w:w="4819" w:type="dxa"/>
+            <w:tcMar/>
           </w:tcPr>
           <w:p>
             <w:pPr>
@@ -10272,6 +10416,102 @@
     </w:sectPr>
   </w:body>
 </w:document>
+</file>
+
+<file path=word/comments.xml><?xml version="1.0" encoding="utf-8"?>
+<w:comments xmlns:w14="http://schemas.microsoft.com/office/word/2010/wordml" xmlns:w="http://schemas.openxmlformats.org/wordprocessingml/2006/main">
+  <w:comment xmlns:w="http://schemas.openxmlformats.org/wordprocessingml/2006/main" w:initials="GU" w:author="Guest User" w:date="2026-10-05T09:46:20" w:id="157956135">
+    <w:p xmlns:w14="http://schemas.microsoft.com/office/word/2010/wordml" xmlns:w="http://schemas.openxmlformats.org/wordprocessingml/2006/main">
+      <w:pPr>
+        <w:pStyle w:val="CommentText"/>
+      </w:pPr>
+      <w:r>
+        <w:rPr>
+          <w:rStyle w:val="CommentReference"/>
+        </w:rPr>
+        <w:annotationRef/>
+      </w:r>
+      <w:r>
+        <w:t>Bỏ ở điều kiện ở bước này , thêm điều kiện ở bước workstep cho đúng nghiệp vụ</w:t>
+      </w:r>
+    </w:p>
+  </w:comment>
+  <w:comment xmlns:w="http://schemas.openxmlformats.org/wordprocessingml/2006/main" w:initials="GU" w:author="Guest User" w:date="2026-10-05T09:47:17" w:id="1877573826">
+    <w:p xmlns:w14="http://schemas.microsoft.com/office/word/2010/wordml" xmlns:w="http://schemas.openxmlformats.org/wordprocessingml/2006/main">
+      <w:pPr>
+        <w:pStyle w:val="CommentText"/>
+      </w:pPr>
+      <w:r>
+        <w:rPr>
+          <w:rStyle w:val="CommentReference"/>
+        </w:rPr>
+        <w:annotationRef/>
+      </w:r>
+      <w:r>
+        <w:t>Bỏ điều kiện ở đây và thêm điều kiện ở dưới cho đúng nghiệp vụ</w:t>
+      </w:r>
+    </w:p>
+  </w:comment>
+  <w:comment xmlns:w="http://schemas.openxmlformats.org/wordprocessingml/2006/main" w:initials="YH" w:author="Yen Hoang" w:date="2026-10-07T16:19:12" w:id="106432898">
+    <w:p xmlns:w14="http://schemas.microsoft.com/office/word/2010/wordml" xmlns:w="http://schemas.openxmlformats.org/wordprocessingml/2006/main">
+      <w:pPr>
+        <w:pStyle w:val="CommentText"/>
+      </w:pPr>
+      <w:r>
+        <w:rPr>
+          <w:rStyle w:val="CommentReference"/>
+        </w:rPr>
+        <w:annotationRef/>
+      </w:r>
+      <w:r>
+        <w:t>FSS phản hồi: Đây là điều kiện chung của báo cáo nên được mô tả ở trường WINAME.</w:t>
+      </w:r>
+    </w:p>
+  </w:comment>
+  <w:comment xmlns:w="http://schemas.openxmlformats.org/wordprocessingml/2006/main" w:initials="YH" w:author="Yen Hoang" w:date="2026-10-07T16:19:20" w:id="84267041">
+    <w:p xmlns:w14="http://schemas.microsoft.com/office/word/2010/wordml" xmlns:w="http://schemas.openxmlformats.org/wordprocessingml/2006/main">
+      <w:pPr>
+        <w:pStyle w:val="CommentText"/>
+      </w:pPr>
+      <w:r>
+        <w:rPr>
+          <w:rStyle w:val="CommentReference"/>
+        </w:rPr>
+        <w:annotationRef/>
+      </w:r>
+      <w:r>
+        <w:t>FSS phản hồi: Đây là điều kiện chung của báo cáo nên được mô tả ở trường WINAME.</w:t>
+      </w:r>
+    </w:p>
+  </w:comment>
+</w:comments>
+</file>
+
+<file path=word/commentsExtended.xml><?xml version="1.0" encoding="utf-8"?>
+<w15:commentsEx xmlns:mc="http://schemas.openxmlformats.org/markup-compatibility/2006" xmlns:w15="http://schemas.microsoft.com/office/word/2012/wordml" mc:Ignorable="w15">
+  <w15:commentEx w15:done="0" w15:paraId="0E861442"/>
+  <w15:commentEx w15:done="0" w15:paraId="5B52EF70" w15:paraIdParent="77F9D5D3"/>
+  <w15:commentEx w15:done="0" w15:paraId="432E2EB3" w15:paraIdParent="0E861442"/>
+  <w15:commentEx w15:done="0" w15:paraId="77F9D5D3"/>
+</w15:commentsEx>
+</file>
+
+<file path=word/commentsExtensible.xml><?xml version="1.0" encoding="utf-8"?>
+<w16cex:commentsExtensible xmlns:w16="http://schemas.microsoft.com/office/word/2018/wordml" xmlns:w16cex="http://schemas.microsoft.com/office/word/2018/wordml/cex" xmlns:mc="http://schemas.openxmlformats.org/markup-compatibility/2006" mc:Ignorable="w16 w16cex">
+  <w16cex:commentExtensible w16cex:durableId="5F893418" w16cex:dateUtc="2026-10-05T02:46:20.173Z"/>
+  <w16cex:commentExtensible w16cex:durableId="7C0E5022" w16cex:dateUtc="2026-10-07T09:19:20.81Z"/>
+  <w16cex:commentExtensible w16cex:durableId="7BF24C75" w16cex:dateUtc="2026-10-07T09:19:12.558Z"/>
+  <w16cex:commentExtensible w16cex:durableId="0F9CFE11" w16cex:dateUtc="2026-10-05T02:47:17.776Z"/>
+</w16cex:commentsExtensible>
+</file>
+
+<file path=word/commentsIds.xml><?xml version="1.0" encoding="utf-8"?>
+<w16cid:commentsIds xmlns:mc="http://schemas.openxmlformats.org/markup-compatibility/2006" xmlns:w16cid="http://schemas.microsoft.com/office/word/2016/wordml/cid" mc:Ignorable="w16cid">
+  <w16cid:commentId w16cid:paraId="0E861442" w16cid:durableId="5F893418"/>
+  <w16cid:commentId w16cid:paraId="77F9D5D3" w16cid:durableId="0F9CFE11"/>
+  <w16cid:commentId w16cid:paraId="432E2EB3" w16cid:durableId="7BF24C75"/>
+  <w16cid:commentId w16cid:paraId="5B52EF70" w16cid:durableId="7C0E5022"/>
+</w16cid:commentsIds>
 </file>
 
 <file path=word/endnotes.xml><?xml version="1.0" encoding="utf-8"?>
@@ -13653,6 +13893,20 @@
   </w:num>
   <w:numIdMacAtCleanup w:val="14"/>
 </w:numbering>
+</file>
+
+<file path=word/people.xml><?xml version="1.0" encoding="utf-8"?>
+<w15:people xmlns:mc="http://schemas.openxmlformats.org/markup-compatibility/2006" xmlns:w15="http://schemas.microsoft.com/office/word/2012/wordml" mc:Ignorable="w15">
+  <w15:person w15:author="Guest User">
+    <w15:presenceInfo w15:providerId="Windows Live" w15:userId=""/>
+  </w15:person>
+  <w15:person w15:author="Guest User">
+    <w15:presenceInfo w15:providerId="Windows Live" w15:userId=""/>
+  </w15:person>
+  <w15:person w15:author="Yen Hoang">
+    <w15:presenceInfo w15:providerId="Windows Live" w15:userId="3723e32b4cb6fe7e"/>
+  </w15:person>
+</w15:people>
 </file>
 
 <file path=word/styles.xml><?xml version="1.0" encoding="utf-8"?>
